--- a/template/declaratie_instalare.docx
+++ b/template/declaratie_instalare.docx
@@ -4,7 +4,7 @@
   <w:body>
     <w:p>
       <w:pPr>
-        <w:framePr w:w="11070" w:h="615" w:hRule="exact" w:wrap="auto" w:vAnchor="page" w:hAnchor="page" w:x="361" w:y="526"/>
+        <w:framePr w:w="11070" w:h="615" w:hRule="exact" w:wrap="auto" w:vAnchor="page" w:hAnchor="page" w:x="589" w:y="745"/>
         <w:widowControl w:val="0"/>
         <w:tabs>
           <w:tab w:val="left" w:pos="360"/>
@@ -66,7 +66,7 @@
     </w:p>
     <w:p>
       <w:pPr>
-        <w:framePr w:w="11070" w:h="615" w:hRule="exact" w:wrap="auto" w:vAnchor="page" w:hAnchor="page" w:x="361" w:y="526"/>
+        <w:framePr w:w="11070" w:h="615" w:hRule="exact" w:wrap="auto" w:vAnchor="page" w:hAnchor="page" w:x="589" w:y="745"/>
         <w:widowControl w:val="0"/>
         <w:tabs>
           <w:tab w:val="left" w:pos="360"/>
@@ -206,7 +206,7 @@
     </w:p>
     <w:p>
       <w:pPr>
-        <w:framePr w:w="4457" w:h="1170" w:hRule="exact" w:wrap="auto" w:vAnchor="page" w:hAnchor="page" w:x="6873" w:y="1921"/>
+        <w:framePr w:w="4457" w:h="1170" w:hRule="exact" w:wrap="auto" w:vAnchor="page" w:hAnchor="page" w:x="6841" w:y="2125"/>
         <w:widowControl w:val="0"/>
         <w:tabs>
           <w:tab w:val="left" w:pos="360"/>
@@ -256,7 +256,7 @@
     </w:p>
     <w:p>
       <w:pPr>
-        <w:framePr w:w="4457" w:h="1170" w:hRule="exact" w:wrap="auto" w:vAnchor="page" w:hAnchor="page" w:x="6873" w:y="1921"/>
+        <w:framePr w:w="4457" w:h="1170" w:hRule="exact" w:wrap="auto" w:vAnchor="page" w:hAnchor="page" w:x="6841" w:y="2125"/>
         <w:widowControl w:val="0"/>
         <w:tabs>
           <w:tab w:val="left" w:pos="360"/>
@@ -295,7 +295,7 @@
     </w:p>
     <w:p>
       <w:pPr>
-        <w:framePr w:w="4457" w:h="1170" w:hRule="exact" w:wrap="auto" w:vAnchor="page" w:hAnchor="page" w:x="6873" w:y="1921"/>
+        <w:framePr w:w="4457" w:h="1170" w:hRule="exact" w:wrap="auto" w:vAnchor="page" w:hAnchor="page" w:x="6841" w:y="2125"/>
         <w:widowControl w:val="0"/>
         <w:tabs>
           <w:tab w:val="left" w:pos="360"/>
@@ -396,7 +396,7 @@
     </w:p>
     <w:p>
       <w:pPr>
-        <w:framePr w:w="4457" w:h="1170" w:hRule="exact" w:wrap="auto" w:vAnchor="page" w:hAnchor="page" w:x="6873" w:y="1921"/>
+        <w:framePr w:w="4457" w:h="1170" w:hRule="exact" w:wrap="auto" w:vAnchor="page" w:hAnchor="page" w:x="6841" w:y="2125"/>
         <w:widowControl w:val="0"/>
         <w:tabs>
           <w:tab w:val="left" w:pos="360"/>
@@ -435,7 +435,7 @@
     </w:p>
     <w:p>
       <w:pPr>
-        <w:framePr w:w="10313" w:h="9545" w:hRule="exact" w:wrap="auto" w:vAnchor="page" w:hAnchor="page" w:x="761" w:y="3785"/>
+        <w:framePr w:w="10313" w:h="8416" w:hRule="exact" w:wrap="auto" w:vAnchor="page" w:hAnchor="page" w:x="736" w:y="4186"/>
         <w:widowControl w:val="0"/>
         <w:tabs>
           <w:tab w:val="left" w:pos="360"/>
@@ -650,6 +650,55 @@
         <w:t>Sediu_Social</w:t>
       </w:r>
       <w:proofErr w:type="spellEnd"/>
+      <w:r>
+        <w:rPr>
+          <w:rFonts w:ascii="Arial" w:hAnsi="Arial" w:cs="Arial"/>
+          <w:color w:val="000000"/>
+          <w:sz w:val="24"/>
+          <w:szCs w:val="24"/>
+        </w:rPr>
+        <w:t xml:space="preserve">}, </w:t>
+      </w:r>
+      <w:proofErr w:type="spellStart"/>
+      <w:r>
+        <w:rPr>
+          <w:rFonts w:ascii="Arial" w:hAnsi="Arial" w:cs="Arial"/>
+          <w:color w:val="000000"/>
+          <w:sz w:val="24"/>
+          <w:szCs w:val="24"/>
+        </w:rPr>
+        <w:t>avand</w:t>
+      </w:r>
+      <w:proofErr w:type="spellEnd"/>
+      <w:r>
+        <w:rPr>
+          <w:rFonts w:ascii="Arial" w:hAnsi="Arial" w:cs="Arial"/>
+          <w:color w:val="000000"/>
+          <w:sz w:val="24"/>
+          <w:szCs w:val="24"/>
+        </w:rPr>
+        <w:t xml:space="preserve"> </w:t>
+      </w:r>
+      <w:proofErr w:type="spellStart"/>
+      <w:r>
+        <w:rPr>
+          <w:rFonts w:ascii="Arial" w:hAnsi="Arial" w:cs="Arial"/>
+          <w:color w:val="000000"/>
+          <w:sz w:val="24"/>
+          <w:szCs w:val="24"/>
+        </w:rPr>
+        <w:t>codul</w:t>
+      </w:r>
+      <w:proofErr w:type="spellEnd"/>
+      <w:r>
+        <w:rPr>
+          <w:rFonts w:ascii="Arial" w:hAnsi="Arial" w:cs="Arial"/>
+          <w:color w:val="000000"/>
+          <w:sz w:val="24"/>
+          <w:szCs w:val="24"/>
+        </w:rPr>
+        <w:t xml:space="preserve"> fiscal {Cui</w:t>
+      </w:r>
       <w:proofErr w:type="gramStart"/>
       <w:r>
         <w:rPr>
@@ -658,7 +707,16 @@
           <w:sz w:val="24"/>
           <w:szCs w:val="24"/>
         </w:rPr>
-        <w:t xml:space="preserve">},  </w:t>
+        <w:t xml:space="preserve">}, </w:t>
+      </w:r>
+      <w:r>
+        <w:rPr>
+          <w:rFonts w:ascii="Arial" w:hAnsi="Arial" w:cs="Arial"/>
+          <w:color w:val="000000"/>
+          <w:sz w:val="24"/>
+          <w:szCs w:val="24"/>
+        </w:rPr>
+        <w:t xml:space="preserve"> </w:t>
       </w:r>
       <w:proofErr w:type="spellStart"/>
       <w:r>
@@ -699,7 +757,7 @@
           <w:sz w:val="24"/>
           <w:szCs w:val="24"/>
         </w:rPr>
-        <w:t xml:space="preserve"> la data de …………………</w:t>
+        <w:t xml:space="preserve"> la data </w:t>
       </w:r>
       <w:proofErr w:type="gramStart"/>
       <w:r>
@@ -709,7 +767,34 @@
           <w:sz w:val="24"/>
           <w:szCs w:val="24"/>
         </w:rPr>
-        <w:t>…..</w:t>
+        <w:t>de</w:t>
+      </w:r>
+      <w:r>
+        <w:rPr>
+          <w:rFonts w:ascii="Arial" w:hAnsi="Arial" w:cs="Arial"/>
+          <w:color w:val="000000"/>
+          <w:sz w:val="24"/>
+          <w:szCs w:val="24"/>
+        </w:rPr>
+        <w:t xml:space="preserve"> </w:t>
+      </w:r>
+      <w:r>
+        <w:rPr>
+          <w:rFonts w:ascii="Arial" w:hAnsi="Arial" w:cs="Arial"/>
+          <w:color w:val="000000"/>
+          <w:sz w:val="24"/>
+          <w:szCs w:val="24"/>
+        </w:rPr>
+        <w:t xml:space="preserve"> </w:t>
+      </w:r>
+      <w:r>
+        <w:rPr>
+          <w:rFonts w:ascii="Arial" w:hAnsi="Arial" w:cs="Arial"/>
+          <w:color w:val="000000"/>
+          <w:sz w:val="24"/>
+          <w:szCs w:val="24"/>
+        </w:rPr>
+        <w:t>{</w:t>
       </w:r>
       <w:proofErr w:type="gramEnd"/>
       <w:r>
@@ -719,6 +804,15 @@
           <w:sz w:val="24"/>
           <w:szCs w:val="24"/>
         </w:rPr>
+        <w:t>Data}</w:t>
+      </w:r>
+      <w:r>
+        <w:rPr>
+          <w:rFonts w:ascii="Arial" w:hAnsi="Arial" w:cs="Arial"/>
+          <w:color w:val="000000"/>
+          <w:sz w:val="24"/>
+          <w:szCs w:val="24"/>
+        </w:rPr>
         <w:t xml:space="preserve"> la </w:t>
       </w:r>
       <w:proofErr w:type="spellStart"/>
@@ -759,17 +853,35 @@
           <w:sz w:val="24"/>
           <w:szCs w:val="24"/>
         </w:rPr>
-        <w:t xml:space="preserve"> din {</w:t>
-      </w:r>
-      <w:proofErr w:type="spellStart"/>
-      <w:r>
-        <w:rPr>
-          <w:rFonts w:ascii="Arial" w:hAnsi="Arial" w:cs="Arial"/>
-          <w:color w:val="000000"/>
-          <w:sz w:val="24"/>
-          <w:szCs w:val="24"/>
-        </w:rPr>
-        <w:t>Punct</w:t>
+        <w:t xml:space="preserve"> din</w:t>
+      </w:r>
+      <w:r>
+        <w:rPr>
+          <w:rFonts w:ascii="Arial" w:hAnsi="Arial" w:cs="Arial"/>
+          <w:color w:val="000000"/>
+          <w:sz w:val="24"/>
+          <w:szCs w:val="24"/>
+        </w:rPr>
+        <w:t>:</w:t>
+      </w:r>
+      <w:r>
+        <w:rPr>
+          <w:rFonts w:ascii="Arial" w:hAnsi="Arial" w:cs="Arial"/>
+          <w:color w:val="000000"/>
+          <w:sz w:val="24"/>
+          <w:szCs w:val="24"/>
+        </w:rPr>
+        <w:t xml:space="preserve"> {P</w:t>
+      </w:r>
+      <w:proofErr w:type="spellStart"/>
+      <w:r>
+        <w:rPr>
+          <w:rFonts w:ascii="Arial" w:hAnsi="Arial" w:cs="Arial"/>
+          <w:color w:val="000000"/>
+          <w:sz w:val="24"/>
+          <w:szCs w:val="24"/>
+        </w:rPr>
+        <w:t>unct</w:t>
       </w:r>
       <w:r>
         <w:rPr>
@@ -780,7 +892,6 @@
         </w:rPr>
         <w:t>_</w:t>
       </w:r>
-      <w:proofErr w:type="gramStart"/>
       <w:r>
         <w:rPr>
           <w:rFonts w:ascii="Arial" w:hAnsi="Arial" w:cs="Arial"/>
@@ -798,17 +909,7 @@
           <w:sz w:val="24"/>
           <w:szCs w:val="24"/>
         </w:rPr>
-        <w:t>},</w:t>
-      </w:r>
-      <w:proofErr w:type="gramEnd"/>
-      <w:r>
-        <w:rPr>
-          <w:rFonts w:ascii="Arial" w:hAnsi="Arial" w:cs="Arial"/>
-          <w:color w:val="000000"/>
-          <w:sz w:val="24"/>
-          <w:szCs w:val="24"/>
-        </w:rPr>
-        <w:t xml:space="preserve"> un </w:t>
+        <w:t xml:space="preserve">}, un </w:t>
       </w:r>
       <w:proofErr w:type="spellStart"/>
       <w:r>
@@ -879,6 +980,26 @@
           <w:szCs w:val="24"/>
         </w:rPr>
         <w:t>avand</w:t>
+      </w:r>
+      <w:proofErr w:type="spellEnd"/>
+      <w:r>
+        <w:rPr>
+          <w:rFonts w:ascii="Arial" w:hAnsi="Arial" w:cs="Arial"/>
+          <w:color w:val="000000"/>
+          <w:sz w:val="24"/>
+          <w:szCs w:val="24"/>
+        </w:rPr>
+        <w:t xml:space="preserve"> </w:t>
+      </w:r>
+      <w:proofErr w:type="spellStart"/>
+      <w:r>
+        <w:rPr>
+          <w:rFonts w:ascii="Arial" w:hAnsi="Arial" w:cs="Arial"/>
+          <w:color w:val="000000"/>
+          <w:sz w:val="24"/>
+          <w:szCs w:val="24"/>
+        </w:rPr>
+        <w:t>urmatoarele</w:t>
       </w:r>
       <w:proofErr w:type="spellEnd"/>
       <w:r>
@@ -933,7 +1054,7 @@
     </w:p>
     <w:p>
       <w:pPr>
-        <w:framePr w:w="10313" w:h="9545" w:hRule="exact" w:wrap="auto" w:vAnchor="page" w:hAnchor="page" w:x="761" w:y="3785"/>
+        <w:framePr w:w="10313" w:h="8416" w:hRule="exact" w:wrap="auto" w:vAnchor="page" w:hAnchor="page" w:x="736" w:y="4186"/>
         <w:widowControl w:val="0"/>
         <w:tabs>
           <w:tab w:val="left" w:pos="360"/>
@@ -982,7 +1103,7 @@
     </w:p>
     <w:p>
       <w:pPr>
-        <w:framePr w:w="10313" w:h="9545" w:hRule="exact" w:wrap="auto" w:vAnchor="page" w:hAnchor="page" w:x="761" w:y="3785"/>
+        <w:framePr w:w="10313" w:h="8416" w:hRule="exact" w:wrap="auto" w:vAnchor="page" w:hAnchor="page" w:x="736" w:y="4186"/>
         <w:widowControl w:val="0"/>
         <w:tabs>
           <w:tab w:val="left" w:pos="360"/>
@@ -1031,7 +1152,7 @@
     </w:p>
     <w:p>
       <w:pPr>
-        <w:framePr w:w="10313" w:h="9545" w:hRule="exact" w:wrap="auto" w:vAnchor="page" w:hAnchor="page" w:x="761" w:y="3785"/>
+        <w:framePr w:w="10313" w:h="8416" w:hRule="exact" w:wrap="auto" w:vAnchor="page" w:hAnchor="page" w:x="736" w:y="4186"/>
         <w:widowControl w:val="0"/>
         <w:tabs>
           <w:tab w:val="left" w:pos="360"/>
@@ -1158,7 +1279,7 @@
     </w:p>
     <w:p>
       <w:pPr>
-        <w:framePr w:w="10313" w:h="9545" w:hRule="exact" w:wrap="auto" w:vAnchor="page" w:hAnchor="page" w:x="761" w:y="3785"/>
+        <w:framePr w:w="10313" w:h="8416" w:hRule="exact" w:wrap="auto" w:vAnchor="page" w:hAnchor="page" w:x="736" w:y="4186"/>
         <w:widowControl w:val="0"/>
         <w:tabs>
           <w:tab w:val="left" w:pos="360"/>
@@ -1283,7 +1404,7 @@
     </w:p>
     <w:p>
       <w:pPr>
-        <w:framePr w:w="10313" w:h="9545" w:hRule="exact" w:wrap="auto" w:vAnchor="page" w:hAnchor="page" w:x="761" w:y="3785"/>
+        <w:framePr w:w="10313" w:h="8416" w:hRule="exact" w:wrap="auto" w:vAnchor="page" w:hAnchor="page" w:x="736" w:y="4186"/>
         <w:widowControl w:val="0"/>
         <w:tabs>
           <w:tab w:val="left" w:pos="360"/>
@@ -1372,7 +1493,7 @@
     </w:p>
     <w:p>
       <w:pPr>
-        <w:framePr w:w="10313" w:h="9545" w:hRule="exact" w:wrap="auto" w:vAnchor="page" w:hAnchor="page" w:x="761" w:y="3785"/>
+        <w:framePr w:w="10313" w:h="8416" w:hRule="exact" w:wrap="auto" w:vAnchor="page" w:hAnchor="page" w:x="736" w:y="4186"/>
         <w:widowControl w:val="0"/>
         <w:tabs>
           <w:tab w:val="left" w:pos="360"/>
@@ -1421,7 +1542,7 @@
     </w:p>
     <w:p>
       <w:pPr>
-        <w:framePr w:w="10313" w:h="9545" w:hRule="exact" w:wrap="auto" w:vAnchor="page" w:hAnchor="page" w:x="761" w:y="3785"/>
+        <w:framePr w:w="10313" w:h="8416" w:hRule="exact" w:wrap="auto" w:vAnchor="page" w:hAnchor="page" w:x="736" w:y="4186"/>
         <w:widowControl w:val="0"/>
         <w:tabs>
           <w:tab w:val="left" w:pos="360"/>
@@ -1470,7 +1591,7 @@
     </w:p>
     <w:p>
       <w:pPr>
-        <w:framePr w:w="10313" w:h="9545" w:hRule="exact" w:wrap="auto" w:vAnchor="page" w:hAnchor="page" w:x="761" w:y="3785"/>
+        <w:framePr w:w="10313" w:h="8416" w:hRule="exact" w:wrap="auto" w:vAnchor="page" w:hAnchor="page" w:x="736" w:y="4186"/>
         <w:widowControl w:val="0"/>
         <w:tabs>
           <w:tab w:val="left" w:pos="360"/>
@@ -1573,12 +1694,30 @@
           <w:sz w:val="24"/>
           <w:szCs w:val="24"/>
         </w:rPr>
-        <w:t xml:space="preserve"> ………... </w:t>
+        <w:t xml:space="preserve">: </w:t>
+      </w:r>
+      <w:r>
+        <w:rPr>
+          <w:rFonts w:ascii="Arial" w:hAnsi="Arial" w:cs="Arial"/>
+          <w:color w:val="000000"/>
+          <w:sz w:val="24"/>
+          <w:szCs w:val="24"/>
+        </w:rPr>
+        <w:t>………...</w:t>
+      </w:r>
+      <w:r>
+        <w:rPr>
+          <w:rFonts w:ascii="Arial" w:hAnsi="Arial" w:cs="Arial"/>
+          <w:color w:val="000000"/>
+          <w:sz w:val="24"/>
+          <w:szCs w:val="24"/>
+        </w:rPr>
+        <w:t>....</w:t>
       </w:r>
     </w:p>
     <w:p>
       <w:pPr>
-        <w:framePr w:w="10313" w:h="9545" w:hRule="exact" w:wrap="auto" w:vAnchor="page" w:hAnchor="page" w:x="761" w:y="3785"/>
+        <w:framePr w:w="10313" w:h="8416" w:hRule="exact" w:wrap="auto" w:vAnchor="page" w:hAnchor="page" w:x="736" w:y="4186"/>
         <w:widowControl w:val="0"/>
         <w:tabs>
           <w:tab w:val="left" w:pos="360"/>
@@ -1627,7 +1766,7 @@
     </w:p>
     <w:p>
       <w:pPr>
-        <w:framePr w:w="10313" w:h="9545" w:hRule="exact" w:wrap="auto" w:vAnchor="page" w:hAnchor="page" w:x="761" w:y="3785"/>
+        <w:framePr w:w="10313" w:h="8416" w:hRule="exact" w:wrap="auto" w:vAnchor="page" w:hAnchor="page" w:x="736" w:y="4186"/>
         <w:widowControl w:val="0"/>
         <w:tabs>
           <w:tab w:val="left" w:pos="360"/>
@@ -1972,7 +2111,7 @@
     </w:p>
     <w:p>
       <w:pPr>
-        <w:framePr w:w="10313" w:h="9545" w:hRule="exact" w:wrap="auto" w:vAnchor="page" w:hAnchor="page" w:x="761" w:y="3785"/>
+        <w:framePr w:w="10313" w:h="8416" w:hRule="exact" w:wrap="auto" w:vAnchor="page" w:hAnchor="page" w:x="736" w:y="4186"/>
         <w:widowControl w:val="0"/>
         <w:tabs>
           <w:tab w:val="left" w:pos="360"/>
@@ -2021,7 +2160,7 @@
     </w:p>
     <w:p>
       <w:pPr>
-        <w:framePr w:w="10313" w:h="9545" w:hRule="exact" w:wrap="auto" w:vAnchor="page" w:hAnchor="page" w:x="761" w:y="3785"/>
+        <w:framePr w:w="10313" w:h="8416" w:hRule="exact" w:wrap="auto" w:vAnchor="page" w:hAnchor="page" w:x="736" w:y="4186"/>
         <w:widowControl w:val="0"/>
         <w:tabs>
           <w:tab w:val="left" w:pos="360"/>
@@ -2261,39 +2400,17 @@
           <w:sz w:val="24"/>
           <w:szCs w:val="24"/>
         </w:rPr>
-        <w:t xml:space="preserve"> </w:t>
-      </w:r>
-      <w:proofErr w:type="gramStart"/>
-      <w:r>
-        <w:rPr>
-          <w:rFonts w:ascii="Arial" w:hAnsi="Arial" w:cs="Arial"/>
-          <w:color w:val="000000"/>
-          <w:sz w:val="24"/>
-          <w:szCs w:val="24"/>
-        </w:rPr>
-        <w:t>a</w:t>
-      </w:r>
-      <w:proofErr w:type="gramEnd"/>
-      <w:r>
-        <w:rPr>
-          <w:rFonts w:ascii="Arial" w:hAnsi="Arial" w:cs="Arial"/>
-          <w:color w:val="000000"/>
-          <w:sz w:val="24"/>
-          <w:szCs w:val="24"/>
-        </w:rPr>
-        <w:t xml:space="preserve"> </w:t>
-      </w:r>
-      <w:proofErr w:type="spellStart"/>
-      <w:r>
-        <w:rPr>
-          <w:rFonts w:ascii="Arial" w:hAnsi="Arial" w:cs="Arial"/>
-          <w:color w:val="000000"/>
-          <w:sz w:val="24"/>
-          <w:szCs w:val="24"/>
-        </w:rPr>
-        <w:t>imprimantei</w:t>
-      </w:r>
-      <w:proofErr w:type="spellEnd"/>
+        <w:t xml:space="preserve"> a </w:t>
+      </w:r>
+      <w:r>
+        <w:rPr>
+          <w:rFonts w:ascii="Arial" w:hAnsi="Arial" w:cs="Arial"/>
+          <w:color w:val="000000"/>
+          <w:sz w:val="24"/>
+          <w:szCs w:val="24"/>
+        </w:rPr>
+        <w:t>AMEF</w:t>
+      </w:r>
       <w:r>
         <w:rPr>
           <w:rFonts w:ascii="Arial" w:hAnsi="Arial" w:cs="Arial"/>
@@ -2366,7 +2483,7 @@
     </w:p>
     <w:p>
       <w:pPr>
-        <w:framePr w:w="10313" w:h="9545" w:hRule="exact" w:wrap="auto" w:vAnchor="page" w:hAnchor="page" w:x="761" w:y="3785"/>
+        <w:framePr w:w="10313" w:h="8416" w:hRule="exact" w:wrap="auto" w:vAnchor="page" w:hAnchor="page" w:x="736" w:y="4186"/>
         <w:widowControl w:val="0"/>
         <w:tabs>
           <w:tab w:val="left" w:pos="360"/>
@@ -2415,7 +2532,7 @@
     </w:p>
     <w:p>
       <w:pPr>
-        <w:framePr w:w="10313" w:h="9545" w:hRule="exact" w:wrap="auto" w:vAnchor="page" w:hAnchor="page" w:x="761" w:y="3785"/>
+        <w:framePr w:w="10313" w:h="8416" w:hRule="exact" w:wrap="auto" w:vAnchor="page" w:hAnchor="page" w:x="736" w:y="4186"/>
         <w:widowControl w:val="0"/>
         <w:tabs>
           <w:tab w:val="left" w:pos="360"/>
@@ -2869,7 +2986,7 @@
     </w:p>
     <w:p>
       <w:pPr>
-        <w:framePr w:w="4470" w:h="1170" w:hRule="exact" w:wrap="auto" w:vAnchor="page" w:hAnchor="page" w:x="769" w:y="13777"/>
+        <w:framePr w:w="4470" w:h="1170" w:hRule="exact" w:wrap="auto" w:vAnchor="page" w:hAnchor="page" w:x="733" w:y="13153"/>
         <w:widowControl w:val="0"/>
         <w:tabs>
           <w:tab w:val="left" w:pos="360"/>
@@ -2919,7 +3036,7 @@
     </w:p>
     <w:p>
       <w:pPr>
-        <w:framePr w:w="4470" w:h="1170" w:hRule="exact" w:wrap="auto" w:vAnchor="page" w:hAnchor="page" w:x="769" w:y="13777"/>
+        <w:framePr w:w="4470" w:h="1170" w:hRule="exact" w:wrap="auto" w:vAnchor="page" w:hAnchor="page" w:x="733" w:y="13153"/>
         <w:widowControl w:val="0"/>
         <w:tabs>
           <w:tab w:val="left" w:pos="360"/>
@@ -2949,7 +3066,7 @@
     </w:p>
     <w:p>
       <w:pPr>
-        <w:framePr w:w="4470" w:h="1170" w:hRule="exact" w:wrap="auto" w:vAnchor="page" w:hAnchor="page" w:x="769" w:y="13777"/>
+        <w:framePr w:w="4470" w:h="1170" w:hRule="exact" w:wrap="auto" w:vAnchor="page" w:hAnchor="page" w:x="733" w:y="13153"/>
         <w:widowControl w:val="0"/>
         <w:tabs>
           <w:tab w:val="left" w:pos="360"/>
@@ -2990,7 +3107,7 @@
     </w:p>
     <w:p>
       <w:pPr>
-        <w:framePr w:w="4470" w:h="1170" w:hRule="exact" w:wrap="auto" w:vAnchor="page" w:hAnchor="page" w:x="769" w:y="13777"/>
+        <w:framePr w:w="4470" w:h="1170" w:hRule="exact" w:wrap="auto" w:vAnchor="page" w:hAnchor="page" w:x="733" w:y="13153"/>
         <w:widowControl w:val="0"/>
         <w:tabs>
           <w:tab w:val="left" w:pos="360"/>
@@ -3029,7 +3146,7 @@
     </w:p>
     <w:p>
       <w:pPr>
-        <w:framePr w:w="4470" w:h="1170" w:hRule="exact" w:wrap="auto" w:vAnchor="page" w:hAnchor="page" w:x="6913" w:y="13817"/>
+        <w:framePr w:w="4470" w:h="1170" w:hRule="exact" w:wrap="auto" w:vAnchor="page" w:hAnchor="page" w:x="6924" w:y="13118"/>
         <w:widowControl w:val="0"/>
         <w:tabs>
           <w:tab w:val="left" w:pos="360"/>
@@ -3079,7 +3196,7 @@
     </w:p>
     <w:p>
       <w:pPr>
-        <w:framePr w:w="4470" w:h="1170" w:hRule="exact" w:wrap="auto" w:vAnchor="page" w:hAnchor="page" w:x="6913" w:y="13817"/>
+        <w:framePr w:w="4470" w:h="1170" w:hRule="exact" w:wrap="auto" w:vAnchor="page" w:hAnchor="page" w:x="6924" w:y="13118"/>
         <w:widowControl w:val="0"/>
         <w:tabs>
           <w:tab w:val="left" w:pos="360"/>
@@ -3109,7 +3226,7 @@
     </w:p>
     <w:p>
       <w:pPr>
-        <w:framePr w:w="4470" w:h="1170" w:hRule="exact" w:wrap="auto" w:vAnchor="page" w:hAnchor="page" w:x="6913" w:y="13817"/>
+        <w:framePr w:w="4470" w:h="1170" w:hRule="exact" w:wrap="auto" w:vAnchor="page" w:hAnchor="page" w:x="6924" w:y="13118"/>
         <w:widowControl w:val="0"/>
         <w:tabs>
           <w:tab w:val="left" w:pos="360"/>
@@ -3150,7 +3267,7 @@
     </w:p>
     <w:p>
       <w:pPr>
-        <w:framePr w:w="4470" w:h="1170" w:hRule="exact" w:wrap="auto" w:vAnchor="page" w:hAnchor="page" w:x="6913" w:y="13817"/>
+        <w:framePr w:w="4470" w:h="1170" w:hRule="exact" w:wrap="auto" w:vAnchor="page" w:hAnchor="page" w:x="6924" w:y="13118"/>
         <w:widowControl w:val="0"/>
         <w:tabs>
           <w:tab w:val="left" w:pos="360"/>
@@ -3189,6 +3306,7 @@
     </w:p>
     <w:p/>
     <w:sectPr>
+      <w:headerReference w:type="default" r:id="rId6"/>
       <w:pgSz w:w="12240" w:h="15840"/>
       <w:pgMar w:top="1440" w:right="1440" w:bottom="1440" w:left="1440" w:header="720" w:footer="720" w:gutter="0"/>
       <w:cols w:space="720"/>
@@ -3196,6 +3314,67 @@
     </w:sectPr>
   </w:body>
 </w:document>
+</file>
+
+<file path=word/endnotes.xml><?xml version="1.0" encoding="utf-8"?>
+<w:endnotes xmlns:wpc="http://schemas.microsoft.com/office/word/2010/wordprocessingCanvas" xmlns:cx="http://schemas.microsoft.com/office/drawing/2014/chartex" xmlns:cx1="http://schemas.microsoft.com/office/drawing/2015/9/8/chartex" xmlns:cx2="http://schemas.microsoft.com/office/drawing/2015/10/21/chartex" xmlns:cx3="http://schemas.microsoft.com/office/drawing/2016/5/9/chartex" xmlns:cx4="http://schemas.microsoft.com/office/drawing/2016/5/10/chartex" xmlns:cx5="http://schemas.microsoft.com/office/drawing/2016/5/11/chartex" xmlns:cx6="http://schemas.microsoft.com/office/drawing/2016/5/12/chartex" xmlns:cx7="http://schemas.microsoft.com/office/drawing/2016/5/13/chartex" xmlns:cx8="http://schemas.microsoft.com/office/drawing/2016/5/14/chartex" xmlns:mc="http://schemas.openxmlformats.org/markup-compatibility/2006" xmlns:aink="http://schemas.microsoft.com/office/drawing/2016/ink" xmlns:am3d="http://schemas.microsoft.com/office/drawing/2017/model3d" xmlns:o="urn:schemas-microsoft-com:office:office" xmlns:oel="http://schemas.microsoft.com/office/2019/extlst" xmlns:r="http://schemas.openxmlformats.org/officeDocument/2006/relationships" xmlns:m="http://schemas.openxmlformats.org/officeDocument/2006/math" xmlns:v="urn:schemas-microsoft-com:vml" xmlns:wp14="http://schemas.microsoft.com/office/word/2010/wordprocessingDrawing" xmlns:wp="http://schemas.openxmlformats.org/drawingml/2006/wordprocessingDrawing" xmlns:w10="urn:schemas-microsoft-com:office:word" xmlns:w="http://schemas.openxmlformats.org/wordprocessingml/2006/main" xmlns:w14="http://schemas.microsoft.com/office/word/2010/wordml" xmlns:w15="http://schemas.microsoft.com/office/word/2012/wordml" xmlns:w16cex="http://schemas.microsoft.com/office/word/2018/wordml/cex" xmlns:w16cid="http://schemas.microsoft.com/office/word/2016/wordml/cid" xmlns:w16="http://schemas.microsoft.com/office/word/2018/wordml" xmlns:w16du="http://schemas.microsoft.com/office/word/2023/wordml/word16du" xmlns:w16sdtdh="http://schemas.microsoft.com/office/word/2020/wordml/sdtdatahash" xmlns:w16sdtfl="http://schemas.microsoft.com/office/word/2024/wordml/sdtformatlock" xmlns:w16se="http://schemas.microsoft.com/office/word/2015/wordml/symex" xmlns:wpg="http://schemas.microsoft.com/office/word/2010/wordprocessingGroup" xmlns:wpi="http://schemas.microsoft.com/office/word/2010/wordprocessingInk" xmlns:wne="http://schemas.microsoft.com/office/word/2006/wordml" xmlns:wps="http://schemas.microsoft.com/office/word/2010/wordprocessingShape" mc:Ignorable="w14 w15 w16se w16cid w16 w16cex w16sdtdh w16sdtfl w16du wp14">
+  <w:endnote w:type="separator" w:id="-1">
+    <w:p>
+      <w:pPr>
+        <w:spacing w:after="0" w:line="240" w:lineRule="auto"/>
+      </w:pPr>
+      <w:r>
+        <w:separator/>
+      </w:r>
+    </w:p>
+  </w:endnote>
+  <w:endnote w:type="continuationSeparator" w:id="0">
+    <w:p>
+      <w:pPr>
+        <w:spacing w:after="0" w:line="240" w:lineRule="auto"/>
+      </w:pPr>
+      <w:r>
+        <w:continuationSeparator/>
+      </w:r>
+    </w:p>
+  </w:endnote>
+</w:endnotes>
+</file>
+
+<file path=word/footnotes.xml><?xml version="1.0" encoding="utf-8"?>
+<w:footnotes xmlns:wpc="http://schemas.microsoft.com/office/word/2010/wordprocessingCanvas" xmlns:cx="http://schemas.microsoft.com/office/drawing/2014/chartex" xmlns:cx1="http://schemas.microsoft.com/office/drawing/2015/9/8/chartex" xmlns:cx2="http://schemas.microsoft.com/office/drawing/2015/10/21/chartex" xmlns:cx3="http://schemas.microsoft.com/office/drawing/2016/5/9/chartex" xmlns:cx4="http://schemas.microsoft.com/office/drawing/2016/5/10/chartex" xmlns:cx5="http://schemas.microsoft.com/office/drawing/2016/5/11/chartex" xmlns:cx6="http://schemas.microsoft.com/office/drawing/2016/5/12/chartex" xmlns:cx7="http://schemas.microsoft.com/office/drawing/2016/5/13/chartex" xmlns:cx8="http://schemas.microsoft.com/office/drawing/2016/5/14/chartex" xmlns:mc="http://schemas.openxmlformats.org/markup-compatibility/2006" xmlns:aink="http://schemas.microsoft.com/office/drawing/2016/ink" xmlns:am3d="http://schemas.microsoft.com/office/drawing/2017/model3d" xmlns:o="urn:schemas-microsoft-com:office:office" xmlns:oel="http://schemas.microsoft.com/office/2019/extlst" xmlns:r="http://schemas.openxmlformats.org/officeDocument/2006/relationships" xmlns:m="http://schemas.openxmlformats.org/officeDocument/2006/math" xmlns:v="urn:schemas-microsoft-com:vml" xmlns:wp14="http://schemas.microsoft.com/office/word/2010/wordprocessingDrawing" xmlns:wp="http://schemas.openxmlformats.org/drawingml/2006/wordprocessingDrawing" xmlns:w10="urn:schemas-microsoft-com:office:word" xmlns:w="http://schemas.openxmlformats.org/wordprocessingml/2006/main" xmlns:w14="http://schemas.microsoft.com/office/word/2010/wordml" xmlns:w15="http://schemas.microsoft.com/office/word/2012/wordml" xmlns:w16cex="http://schemas.microsoft.com/office/word/2018/wordml/cex" xmlns:w16cid="http://schemas.microsoft.com/office/word/2016/wordml/cid" xmlns:w16="http://schemas.microsoft.com/office/word/2018/wordml" xmlns:w16du="http://schemas.microsoft.com/office/word/2023/wordml/word16du" xmlns:w16sdtdh="http://schemas.microsoft.com/office/word/2020/wordml/sdtdatahash" xmlns:w16sdtfl="http://schemas.microsoft.com/office/word/2024/wordml/sdtformatlock" xmlns:w16se="http://schemas.microsoft.com/office/word/2015/wordml/symex" xmlns:wpg="http://schemas.microsoft.com/office/word/2010/wordprocessingGroup" xmlns:wpi="http://schemas.microsoft.com/office/word/2010/wordprocessingInk" xmlns:wne="http://schemas.microsoft.com/office/word/2006/wordml" xmlns:wps="http://schemas.microsoft.com/office/word/2010/wordprocessingShape" mc:Ignorable="w14 w15 w16se w16cid w16 w16cex w16sdtdh w16sdtfl w16du wp14">
+  <w:footnote w:type="separator" w:id="-1">
+    <w:p>
+      <w:pPr>
+        <w:spacing w:after="0" w:line="240" w:lineRule="auto"/>
+      </w:pPr>
+      <w:r>
+        <w:separator/>
+      </w:r>
+    </w:p>
+  </w:footnote>
+  <w:footnote w:type="continuationSeparator" w:id="0">
+    <w:p>
+      <w:pPr>
+        <w:spacing w:after="0" w:line="240" w:lineRule="auto"/>
+      </w:pPr>
+      <w:r>
+        <w:continuationSeparator/>
+      </w:r>
+    </w:p>
+  </w:footnote>
+</w:footnotes>
+</file>
+
+<file path=word/header1.xml><?xml version="1.0" encoding="utf-8"?>
+<w:hdr xmlns:wpc="http://schemas.microsoft.com/office/word/2010/wordprocessingCanvas" xmlns:cx="http://schemas.microsoft.com/office/drawing/2014/chartex" xmlns:cx1="http://schemas.microsoft.com/office/drawing/2015/9/8/chartex" xmlns:cx2="http://schemas.microsoft.com/office/drawing/2015/10/21/chartex" xmlns:cx3="http://schemas.microsoft.com/office/drawing/2016/5/9/chartex" xmlns:cx4="http://schemas.microsoft.com/office/drawing/2016/5/10/chartex" xmlns:cx5="http://schemas.microsoft.com/office/drawing/2016/5/11/chartex" xmlns:cx6="http://schemas.microsoft.com/office/drawing/2016/5/12/chartex" xmlns:cx7="http://schemas.microsoft.com/office/drawing/2016/5/13/chartex" xmlns:cx8="http://schemas.microsoft.com/office/drawing/2016/5/14/chartex" xmlns:mc="http://schemas.openxmlformats.org/markup-compatibility/2006" xmlns:aink="http://schemas.microsoft.com/office/drawing/2016/ink" xmlns:am3d="http://schemas.microsoft.com/office/drawing/2017/model3d" xmlns:o="urn:schemas-microsoft-com:office:office" xmlns:oel="http://schemas.microsoft.com/office/2019/extlst" xmlns:r="http://schemas.openxmlformats.org/officeDocument/2006/relationships" xmlns:m="http://schemas.openxmlformats.org/officeDocument/2006/math" xmlns:v="urn:schemas-microsoft-com:vml" xmlns:wp14="http://schemas.microsoft.com/office/word/2010/wordprocessingDrawing" xmlns:wp="http://schemas.openxmlformats.org/drawingml/2006/wordprocessingDrawing" xmlns:w10="urn:schemas-microsoft-com:office:word" xmlns:w="http://schemas.openxmlformats.org/wordprocessingml/2006/main" xmlns:w14="http://schemas.microsoft.com/office/word/2010/wordml" xmlns:w15="http://schemas.microsoft.com/office/word/2012/wordml" xmlns:w16cex="http://schemas.microsoft.com/office/word/2018/wordml/cex" xmlns:w16cid="http://schemas.microsoft.com/office/word/2016/wordml/cid" xmlns:w16="http://schemas.microsoft.com/office/word/2018/wordml" xmlns:w16du="http://schemas.microsoft.com/office/word/2023/wordml/word16du" xmlns:w16sdtdh="http://schemas.microsoft.com/office/word/2020/wordml/sdtdatahash" xmlns:w16sdtfl="http://schemas.microsoft.com/office/word/2024/wordml/sdtformatlock" xmlns:w16se="http://schemas.microsoft.com/office/word/2015/wordml/symex" xmlns:wpg="http://schemas.microsoft.com/office/word/2010/wordprocessingGroup" xmlns:wpi="http://schemas.microsoft.com/office/word/2010/wordprocessingInk" xmlns:wne="http://schemas.microsoft.com/office/word/2006/wordml" xmlns:wps="http://schemas.microsoft.com/office/word/2010/wordprocessingShape" mc:Ignorable="w14 w15 w16se w16cid w16 w16cex w16sdtdh w16sdtfl w16du wp14">
+  <w:p>
+    <w:pPr>
+      <w:pStyle w:val="Header"/>
+      <w:jc w:val="center"/>
+    </w:pPr>
+  </w:p>
+</w:hdr>
 </file>
 
 <file path=word/styles.xml><?xml version="1.0" encoding="utf-8"?>
@@ -4153,6 +4332,60 @@
       <w:spacing w:val="5"/>
     </w:rPr>
   </w:style>
+  <w:style w:type="paragraph" w:styleId="Header">
+    <w:name w:val="header"/>
+    <w:basedOn w:val="Normal"/>
+    <w:link w:val="HeaderChar"/>
+    <w:uiPriority w:val="99"/>
+    <w:unhideWhenUsed/>
+    <w:rsid w:val="000E7020"/>
+    <w:pPr>
+      <w:tabs>
+        <w:tab w:val="center" w:pos="4680"/>
+        <w:tab w:val="right" w:pos="9360"/>
+      </w:tabs>
+      <w:spacing w:after="0" w:line="240" w:lineRule="auto"/>
+    </w:pPr>
+  </w:style>
+  <w:style w:type="character" w:customStyle="1" w:styleId="HeaderChar">
+    <w:name w:val="Header Char"/>
+    <w:basedOn w:val="DefaultParagraphFont"/>
+    <w:link w:val="Header"/>
+    <w:uiPriority w:val="99"/>
+    <w:rsid w:val="000E7020"/>
+    <w:rPr>
+      <w:rFonts w:ascii="Calibri" w:eastAsia="Times New Roman" w:hAnsi="Calibri" w:cs="Times New Roman"/>
+      <w:kern w:val="0"/>
+      <w14:ligatures w14:val="none"/>
+    </w:rPr>
+  </w:style>
+  <w:style w:type="paragraph" w:styleId="Footer">
+    <w:name w:val="footer"/>
+    <w:basedOn w:val="Normal"/>
+    <w:link w:val="FooterChar"/>
+    <w:uiPriority w:val="99"/>
+    <w:unhideWhenUsed/>
+    <w:rsid w:val="000E7020"/>
+    <w:pPr>
+      <w:tabs>
+        <w:tab w:val="center" w:pos="4680"/>
+        <w:tab w:val="right" w:pos="9360"/>
+      </w:tabs>
+      <w:spacing w:after="0" w:line="240" w:lineRule="auto"/>
+    </w:pPr>
+  </w:style>
+  <w:style w:type="character" w:customStyle="1" w:styleId="FooterChar">
+    <w:name w:val="Footer Char"/>
+    <w:basedOn w:val="DefaultParagraphFont"/>
+    <w:link w:val="Footer"/>
+    <w:uiPriority w:val="99"/>
+    <w:rsid w:val="000E7020"/>
+    <w:rPr>
+      <w:rFonts w:ascii="Calibri" w:eastAsia="Times New Roman" w:hAnsi="Calibri" w:cs="Times New Roman"/>
+      <w:kern w:val="0"/>
+      <w14:ligatures w14:val="none"/>
+    </w:rPr>
+  </w:style>
 </w:styles>
 </file>
 

--- a/template/declaratie_instalare.docx
+++ b/template/declaratie_instalare.docx
@@ -112,97 +112,15 @@
           <w:szCs w:val="24"/>
         </w:rPr>
       </w:pPr>
-      <w:proofErr w:type="gramStart"/>
-      <w:r>
-        <w:rPr>
-          <w:rFonts w:ascii="Arial" w:hAnsi="Arial" w:cs="Arial"/>
-          <w:color w:val="000000"/>
-          <w:sz w:val="24"/>
-          <w:szCs w:val="24"/>
-        </w:rPr>
-        <w:t>a</w:t>
-      </w:r>
-      <w:proofErr w:type="gramEnd"/>
-      <w:r>
-        <w:rPr>
-          <w:rFonts w:ascii="Arial" w:hAnsi="Arial" w:cs="Arial"/>
-          <w:color w:val="000000"/>
-          <w:sz w:val="24"/>
-          <w:szCs w:val="24"/>
-        </w:rPr>
-        <w:t xml:space="preserve"> </w:t>
-      </w:r>
-      <w:proofErr w:type="spellStart"/>
-      <w:r>
-        <w:rPr>
-          <w:rFonts w:ascii="Arial" w:hAnsi="Arial" w:cs="Arial"/>
-          <w:color w:val="000000"/>
-          <w:sz w:val="24"/>
-          <w:szCs w:val="24"/>
-        </w:rPr>
-        <w:t>aparatelor</w:t>
-      </w:r>
-      <w:proofErr w:type="spellEnd"/>
-      <w:r>
-        <w:rPr>
-          <w:rFonts w:ascii="Arial" w:hAnsi="Arial" w:cs="Arial"/>
-          <w:color w:val="000000"/>
-          <w:sz w:val="24"/>
-          <w:szCs w:val="24"/>
-        </w:rPr>
-        <w:t xml:space="preserve"> </w:t>
-      </w:r>
-      <w:proofErr w:type="spellStart"/>
-      <w:r>
-        <w:rPr>
-          <w:rFonts w:ascii="Arial" w:hAnsi="Arial" w:cs="Arial"/>
-          <w:color w:val="000000"/>
-          <w:sz w:val="24"/>
-          <w:szCs w:val="24"/>
-        </w:rPr>
-        <w:t>electronice</w:t>
-      </w:r>
-      <w:proofErr w:type="spellEnd"/>
-      <w:r>
-        <w:rPr>
-          <w:rFonts w:ascii="Arial" w:hAnsi="Arial" w:cs="Arial"/>
-          <w:color w:val="000000"/>
-          <w:sz w:val="24"/>
-          <w:szCs w:val="24"/>
-        </w:rPr>
-        <w:t xml:space="preserve"> de </w:t>
-      </w:r>
-      <w:proofErr w:type="spellStart"/>
-      <w:r>
-        <w:rPr>
-          <w:rFonts w:ascii="Arial" w:hAnsi="Arial" w:cs="Arial"/>
-          <w:color w:val="000000"/>
-          <w:sz w:val="24"/>
-          <w:szCs w:val="24"/>
-        </w:rPr>
-        <w:t>marcat</w:t>
-      </w:r>
-      <w:proofErr w:type="spellEnd"/>
-      <w:r>
-        <w:rPr>
-          <w:rFonts w:ascii="Arial" w:hAnsi="Arial" w:cs="Arial"/>
-          <w:color w:val="000000"/>
-          <w:sz w:val="24"/>
-          <w:szCs w:val="24"/>
-        </w:rPr>
-        <w:t xml:space="preserve"> </w:t>
-      </w:r>
-      <w:proofErr w:type="spellStart"/>
-      <w:r>
-        <w:rPr>
-          <w:rFonts w:ascii="Arial" w:hAnsi="Arial" w:cs="Arial"/>
-          <w:color w:val="000000"/>
-          <w:sz w:val="24"/>
-          <w:szCs w:val="24"/>
-        </w:rPr>
-        <w:t>fiscale</w:t>
-      </w:r>
-      <w:proofErr w:type="spellEnd"/>
+      <w:r>
+        <w:rPr>
+          <w:rFonts w:ascii="Arial" w:hAnsi="Arial" w:cs="Arial"/>
+          <w:color w:val="000000"/>
+          <w:sz w:val="24"/>
+          <w:szCs w:val="24"/>
+        </w:rPr>
+        <w:t>a aparatelor electronice de marcat fiscale</w:t>
+      </w:r>
     </w:p>
     <w:p>
       <w:pPr>
@@ -233,25 +151,14 @@
           <w:szCs w:val="24"/>
         </w:rPr>
       </w:pPr>
-      <w:proofErr w:type="spellStart"/>
-      <w:r>
-        <w:rPr>
-          <w:rFonts w:ascii="Arial" w:hAnsi="Arial" w:cs="Arial"/>
-          <w:color w:val="000000"/>
-          <w:sz w:val="24"/>
-          <w:szCs w:val="24"/>
-        </w:rPr>
-        <w:t>Organul</w:t>
-      </w:r>
-      <w:proofErr w:type="spellEnd"/>
-      <w:r>
-        <w:rPr>
-          <w:rFonts w:ascii="Arial" w:hAnsi="Arial" w:cs="Arial"/>
-          <w:color w:val="000000"/>
-          <w:sz w:val="24"/>
-          <w:szCs w:val="24"/>
-        </w:rPr>
-        <w:t xml:space="preserve"> fiscal teritorial</w:t>
+      <w:r>
+        <w:rPr>
+          <w:rFonts w:ascii="Arial" w:hAnsi="Arial" w:cs="Arial"/>
+          <w:color w:val="000000"/>
+          <w:sz w:val="24"/>
+          <w:szCs w:val="24"/>
+        </w:rPr>
+        <w:t>Organul fiscal teritorial</w:t>
       </w:r>
     </w:p>
     <w:p>
@@ -322,77 +229,15 @@
           <w:szCs w:val="24"/>
         </w:rPr>
       </w:pPr>
-      <w:proofErr w:type="spellStart"/>
-      <w:r>
-        <w:rPr>
-          <w:rFonts w:ascii="Arial" w:hAnsi="Arial" w:cs="Arial"/>
-          <w:color w:val="000000"/>
-          <w:sz w:val="24"/>
-          <w:szCs w:val="24"/>
-        </w:rPr>
-        <w:t>Numarul</w:t>
-      </w:r>
-      <w:proofErr w:type="spellEnd"/>
-      <w:r>
-        <w:rPr>
-          <w:rFonts w:ascii="Arial" w:hAnsi="Arial" w:cs="Arial"/>
-          <w:color w:val="000000"/>
-          <w:sz w:val="24"/>
-          <w:szCs w:val="24"/>
-        </w:rPr>
-        <w:t xml:space="preserve"> </w:t>
-      </w:r>
-      <w:proofErr w:type="spellStart"/>
-      <w:r>
-        <w:rPr>
-          <w:rFonts w:ascii="Arial" w:hAnsi="Arial" w:cs="Arial"/>
-          <w:color w:val="000000"/>
-          <w:sz w:val="24"/>
-          <w:szCs w:val="24"/>
-        </w:rPr>
-        <w:t>si</w:t>
-      </w:r>
-      <w:proofErr w:type="spellEnd"/>
-      <w:r>
-        <w:rPr>
-          <w:rFonts w:ascii="Arial" w:hAnsi="Arial" w:cs="Arial"/>
-          <w:color w:val="000000"/>
-          <w:sz w:val="24"/>
-          <w:szCs w:val="24"/>
-        </w:rPr>
-        <w:t xml:space="preserve"> data </w:t>
-      </w:r>
-      <w:proofErr w:type="spellStart"/>
-      <w:r>
-        <w:rPr>
-          <w:rFonts w:ascii="Arial" w:hAnsi="Arial" w:cs="Arial"/>
-          <w:color w:val="000000"/>
-          <w:sz w:val="24"/>
-          <w:szCs w:val="24"/>
-        </w:rPr>
-        <w:t>inregistarii</w:t>
-      </w:r>
-      <w:proofErr w:type="spellEnd"/>
-      <w:r>
-        <w:rPr>
-          <w:rFonts w:ascii="Arial" w:hAnsi="Arial" w:cs="Arial"/>
-          <w:color w:val="000000"/>
-          <w:sz w:val="24"/>
-          <w:szCs w:val="24"/>
-        </w:rPr>
-        <w:t xml:space="preserve"> </w:t>
-      </w:r>
-      <w:proofErr w:type="spellStart"/>
-      <w:r>
-        <w:rPr>
-          <w:rFonts w:ascii="Arial" w:hAnsi="Arial" w:cs="Arial"/>
-          <w:color w:val="000000"/>
-          <w:sz w:val="24"/>
-          <w:szCs w:val="24"/>
-        </w:rPr>
-        <w:t>declaratiei</w:t>
-      </w:r>
-      <w:proofErr w:type="spellEnd"/>
+      <w:r>
+        <w:rPr>
+          <w:rFonts w:ascii="Arial" w:hAnsi="Arial" w:cs="Arial"/>
+          <w:color w:val="000000"/>
+          <w:sz w:val="24"/>
+          <w:szCs w:val="24"/>
+        </w:rPr>
+        <w:t>Numarul si data inregistarii declaratiei</w:t>
+      </w:r>
     </w:p>
     <w:p>
       <w:pPr>
@@ -499,58 +344,15 @@
         </w:rPr>
         <w:tab/>
       </w:r>
-      <w:proofErr w:type="spellStart"/>
-      <w:proofErr w:type="gramStart"/>
-      <w:r>
-        <w:rPr>
-          <w:rFonts w:ascii="Arial" w:hAnsi="Arial" w:cs="Arial"/>
-          <w:color w:val="000000"/>
-          <w:sz w:val="24"/>
-          <w:szCs w:val="24"/>
-        </w:rPr>
-        <w:t>Subsemnatul</w:t>
-      </w:r>
-      <w:proofErr w:type="spellEnd"/>
-      <w:r>
-        <w:rPr>
-          <w:rFonts w:ascii="Arial" w:hAnsi="Arial" w:cs="Arial"/>
-          <w:color w:val="000000"/>
-          <w:sz w:val="24"/>
-          <w:szCs w:val="24"/>
-        </w:rPr>
-        <w:t xml:space="preserve">  {</w:t>
-      </w:r>
-      <w:proofErr w:type="gramEnd"/>
-      <w:r>
-        <w:rPr>
-          <w:rFonts w:ascii="Arial" w:hAnsi="Arial" w:cs="Arial"/>
-          <w:color w:val="000000"/>
-          <w:sz w:val="24"/>
-          <w:szCs w:val="24"/>
-        </w:rPr>
-        <w:t xml:space="preserve">Administrator}, in </w:t>
-      </w:r>
-      <w:proofErr w:type="spellStart"/>
-      <w:r>
-        <w:rPr>
-          <w:rFonts w:ascii="Arial" w:hAnsi="Arial" w:cs="Arial"/>
-          <w:color w:val="000000"/>
-          <w:sz w:val="24"/>
-          <w:szCs w:val="24"/>
-        </w:rPr>
-        <w:t>calitate</w:t>
-      </w:r>
-      <w:proofErr w:type="spellEnd"/>
-      <w:r>
-        <w:rPr>
-          <w:rFonts w:ascii="Arial" w:hAnsi="Arial" w:cs="Arial"/>
-          <w:color w:val="000000"/>
-          <w:sz w:val="24"/>
-          <w:szCs w:val="24"/>
-        </w:rPr>
-        <w:t xml:space="preserve"> de </w:t>
-      </w:r>
-      <w:proofErr w:type="spellStart"/>
+      <w:r>
+        <w:rPr>
+          <w:rFonts w:ascii="Arial" w:hAnsi="Arial" w:cs="Arial"/>
+          <w:color w:val="000000"/>
+          <w:sz w:val="24"/>
+          <w:szCs w:val="24"/>
+        </w:rPr>
+        <w:t xml:space="preserve">Subsemnatul  {Administrator}, in calitate de </w:t>
+      </w:r>
       <w:r>
         <w:rPr>
           <w:rFonts w:ascii="Arial" w:hAnsi="Arial" w:cs="Arial"/>
@@ -561,7 +363,6 @@
         </w:rPr>
         <w:t>Reprezentant</w:t>
       </w:r>
-      <w:proofErr w:type="spellEnd"/>
       <w:r>
         <w:rPr>
           <w:rFonts w:ascii="Arial" w:hAnsi="Arial" w:cs="Arial"/>
@@ -579,17 +380,7 @@
           <w:sz w:val="24"/>
           <w:szCs w:val="24"/>
         </w:rPr>
-        <w:t>la {</w:t>
-      </w:r>
-      <w:proofErr w:type="spellStart"/>
-      <w:r>
-        <w:rPr>
-          <w:rFonts w:ascii="Arial" w:hAnsi="Arial" w:cs="Arial"/>
-          <w:color w:val="000000"/>
-          <w:sz w:val="24"/>
-          <w:szCs w:val="24"/>
-        </w:rPr>
-        <w:t>Nume</w:t>
+        <w:t>la {Nume</w:t>
       </w:r>
       <w:r>
         <w:rPr>
@@ -607,39 +398,8 @@
           <w:sz w:val="24"/>
           <w:szCs w:val="24"/>
         </w:rPr>
-        <w:t>Firma</w:t>
-      </w:r>
-      <w:proofErr w:type="spellEnd"/>
-      <w:r>
-        <w:rPr>
-          <w:rFonts w:ascii="Arial" w:hAnsi="Arial" w:cs="Arial"/>
-          <w:color w:val="000000"/>
-          <w:sz w:val="24"/>
-          <w:szCs w:val="24"/>
-        </w:rPr>
-        <w:t xml:space="preserve">}, cu </w:t>
-      </w:r>
-      <w:proofErr w:type="spellStart"/>
-      <w:r>
-        <w:rPr>
-          <w:rFonts w:ascii="Arial" w:hAnsi="Arial" w:cs="Arial"/>
-          <w:color w:val="000000"/>
-          <w:sz w:val="24"/>
-          <w:szCs w:val="24"/>
-        </w:rPr>
-        <w:t>sediul</w:t>
-      </w:r>
-      <w:proofErr w:type="spellEnd"/>
-      <w:r>
-        <w:rPr>
-          <w:rFonts w:ascii="Arial" w:hAnsi="Arial" w:cs="Arial"/>
-          <w:color w:val="000000"/>
-          <w:sz w:val="24"/>
-          <w:szCs w:val="24"/>
-        </w:rPr>
-        <w:t xml:space="preserve"> in: {</w:t>
-      </w:r>
-      <w:proofErr w:type="spellStart"/>
+        <w:t>Firma}, cu sediul in: {</w:t>
+      </w:r>
       <w:r>
         <w:rPr>
           <w:rFonts w:ascii="Arial" w:hAnsi="Arial" w:cs="Arial"/>
@@ -649,7 +409,6 @@
         </w:rPr>
         <w:t>Sediu_Social</w:t>
       </w:r>
-      <w:proofErr w:type="spellEnd"/>
       <w:r>
         <w:rPr>
           <w:rFonts w:ascii="Arial" w:hAnsi="Arial" w:cs="Arial"/>
@@ -659,17 +418,24 @@
         </w:rPr>
         <w:t xml:space="preserve">}, </w:t>
       </w:r>
-      <w:proofErr w:type="spellStart"/>
-      <w:r>
-        <w:rPr>
-          <w:rFonts w:ascii="Arial" w:hAnsi="Arial" w:cs="Arial"/>
-          <w:color w:val="000000"/>
-          <w:sz w:val="24"/>
-          <w:szCs w:val="24"/>
-        </w:rPr>
-        <w:t>avand</w:t>
-      </w:r>
-      <w:proofErr w:type="spellEnd"/>
+      <w:r>
+        <w:rPr>
+          <w:rFonts w:ascii="Arial" w:hAnsi="Arial" w:cs="Arial"/>
+          <w:color w:val="000000"/>
+          <w:sz w:val="24"/>
+          <w:szCs w:val="24"/>
+        </w:rPr>
+        <w:t xml:space="preserve">avand codul fiscal {Cui}, </w:t>
+      </w:r>
+      <w:r>
+        <w:rPr>
+          <w:rFonts w:ascii="Arial" w:hAnsi="Arial" w:cs="Arial"/>
+          <w:color w:val="000000"/>
+          <w:sz w:val="24"/>
+          <w:szCs w:val="24"/>
+        </w:rPr>
+        <w:t xml:space="preserve"> declar ca am instalat la data de</w:t>
+      </w:r>
       <w:r>
         <w:rPr>
           <w:rFonts w:ascii="Arial" w:hAnsi="Arial" w:cs="Arial"/>
@@ -679,36 +445,6 @@
         </w:rPr>
         <w:t xml:space="preserve"> </w:t>
       </w:r>
-      <w:proofErr w:type="spellStart"/>
-      <w:r>
-        <w:rPr>
-          <w:rFonts w:ascii="Arial" w:hAnsi="Arial" w:cs="Arial"/>
-          <w:color w:val="000000"/>
-          <w:sz w:val="24"/>
-          <w:szCs w:val="24"/>
-        </w:rPr>
-        <w:t>codul</w:t>
-      </w:r>
-      <w:proofErr w:type="spellEnd"/>
-      <w:r>
-        <w:rPr>
-          <w:rFonts w:ascii="Arial" w:hAnsi="Arial" w:cs="Arial"/>
-          <w:color w:val="000000"/>
-          <w:sz w:val="24"/>
-          <w:szCs w:val="24"/>
-        </w:rPr>
-        <w:t xml:space="preserve"> fiscal {Cui</w:t>
-      </w:r>
-      <w:proofErr w:type="gramStart"/>
-      <w:r>
-        <w:rPr>
-          <w:rFonts w:ascii="Arial" w:hAnsi="Arial" w:cs="Arial"/>
-          <w:color w:val="000000"/>
-          <w:sz w:val="24"/>
-          <w:szCs w:val="24"/>
-        </w:rPr>
-        <w:t xml:space="preserve">}, </w:t>
-      </w:r>
       <w:r>
         <w:rPr>
           <w:rFonts w:ascii="Arial" w:hAnsi="Arial" w:cs="Arial"/>
@@ -718,142 +454,23 @@
         </w:rPr>
         <w:t xml:space="preserve"> </w:t>
       </w:r>
-      <w:proofErr w:type="spellStart"/>
-      <w:r>
-        <w:rPr>
-          <w:rFonts w:ascii="Arial" w:hAnsi="Arial" w:cs="Arial"/>
-          <w:color w:val="000000"/>
-          <w:sz w:val="24"/>
-          <w:szCs w:val="24"/>
-        </w:rPr>
-        <w:t>declar</w:t>
-      </w:r>
-      <w:proofErr w:type="spellEnd"/>
-      <w:proofErr w:type="gramEnd"/>
-      <w:r>
-        <w:rPr>
-          <w:rFonts w:ascii="Arial" w:hAnsi="Arial" w:cs="Arial"/>
-          <w:color w:val="000000"/>
-          <w:sz w:val="24"/>
-          <w:szCs w:val="24"/>
-        </w:rPr>
-        <w:t xml:space="preserve"> ca am </w:t>
-      </w:r>
-      <w:proofErr w:type="spellStart"/>
-      <w:r>
-        <w:rPr>
-          <w:rFonts w:ascii="Arial" w:hAnsi="Arial" w:cs="Arial"/>
-          <w:color w:val="000000"/>
-          <w:sz w:val="24"/>
-          <w:szCs w:val="24"/>
-        </w:rPr>
-        <w:t>instalat</w:t>
-      </w:r>
-      <w:proofErr w:type="spellEnd"/>
-      <w:r>
-        <w:rPr>
-          <w:rFonts w:ascii="Arial" w:hAnsi="Arial" w:cs="Arial"/>
-          <w:color w:val="000000"/>
-          <w:sz w:val="24"/>
-          <w:szCs w:val="24"/>
-        </w:rPr>
-        <w:t xml:space="preserve"> la data </w:t>
-      </w:r>
-      <w:proofErr w:type="gramStart"/>
-      <w:r>
-        <w:rPr>
-          <w:rFonts w:ascii="Arial" w:hAnsi="Arial" w:cs="Arial"/>
-          <w:color w:val="000000"/>
-          <w:sz w:val="24"/>
-          <w:szCs w:val="24"/>
-        </w:rPr>
-        <w:t>de</w:t>
-      </w:r>
-      <w:r>
-        <w:rPr>
-          <w:rFonts w:ascii="Arial" w:hAnsi="Arial" w:cs="Arial"/>
-          <w:color w:val="000000"/>
-          <w:sz w:val="24"/>
-          <w:szCs w:val="24"/>
-        </w:rPr>
-        <w:t xml:space="preserve"> </w:t>
-      </w:r>
-      <w:r>
-        <w:rPr>
-          <w:rFonts w:ascii="Arial" w:hAnsi="Arial" w:cs="Arial"/>
-          <w:color w:val="000000"/>
-          <w:sz w:val="24"/>
-          <w:szCs w:val="24"/>
-        </w:rPr>
-        <w:t xml:space="preserve"> </w:t>
-      </w:r>
-      <w:r>
-        <w:rPr>
-          <w:rFonts w:ascii="Arial" w:hAnsi="Arial" w:cs="Arial"/>
-          <w:color w:val="000000"/>
-          <w:sz w:val="24"/>
-          <w:szCs w:val="24"/>
-        </w:rPr>
-        <w:t>{</w:t>
-      </w:r>
-      <w:proofErr w:type="gramEnd"/>
-      <w:r>
-        <w:rPr>
-          <w:rFonts w:ascii="Arial" w:hAnsi="Arial" w:cs="Arial"/>
-          <w:color w:val="000000"/>
-          <w:sz w:val="24"/>
-          <w:szCs w:val="24"/>
-        </w:rPr>
-        <w:t>Data}</w:t>
-      </w:r>
-      <w:r>
-        <w:rPr>
-          <w:rFonts w:ascii="Arial" w:hAnsi="Arial" w:cs="Arial"/>
-          <w:color w:val="000000"/>
-          <w:sz w:val="24"/>
-          <w:szCs w:val="24"/>
-        </w:rPr>
-        <w:t xml:space="preserve"> la </w:t>
-      </w:r>
-      <w:proofErr w:type="spellStart"/>
-      <w:r>
-        <w:rPr>
-          <w:rFonts w:ascii="Arial" w:hAnsi="Arial" w:cs="Arial"/>
-          <w:color w:val="000000"/>
-          <w:sz w:val="24"/>
-          <w:szCs w:val="24"/>
-        </w:rPr>
-        <w:t>punctul</w:t>
-      </w:r>
-      <w:proofErr w:type="spellEnd"/>
-      <w:r>
-        <w:rPr>
-          <w:rFonts w:ascii="Arial" w:hAnsi="Arial" w:cs="Arial"/>
-          <w:color w:val="000000"/>
-          <w:sz w:val="24"/>
-          <w:szCs w:val="24"/>
-        </w:rPr>
-        <w:t xml:space="preserve"> de </w:t>
-      </w:r>
-      <w:proofErr w:type="spellStart"/>
-      <w:r>
-        <w:rPr>
-          <w:rFonts w:ascii="Arial" w:hAnsi="Arial" w:cs="Arial"/>
-          <w:color w:val="000000"/>
-          <w:sz w:val="24"/>
-          <w:szCs w:val="24"/>
-        </w:rPr>
-        <w:t>lucru</w:t>
-      </w:r>
-      <w:proofErr w:type="spellEnd"/>
-      <w:r>
-        <w:rPr>
-          <w:rFonts w:ascii="Arial" w:hAnsi="Arial" w:cs="Arial"/>
-          <w:color w:val="000000"/>
-          <w:sz w:val="24"/>
-          <w:szCs w:val="24"/>
-        </w:rPr>
-        <w:t xml:space="preserve"> din</w:t>
+      <w:r>
+        <w:rPr>
+          <w:rFonts w:ascii="Arial" w:hAnsi="Arial" w:cs="Arial"/>
+          <w:color w:val="000000"/>
+          <w:sz w:val="24"/>
+          <w:szCs w:val="24"/>
+        </w:rPr>
+        <w:t>{Data}</w:t>
+      </w:r>
+      <w:r>
+        <w:rPr>
+          <w:rFonts w:ascii="Arial" w:hAnsi="Arial" w:cs="Arial"/>
+          <w:color w:val="000000"/>
+          <w:sz w:val="24"/>
+          <w:szCs w:val="24"/>
+        </w:rPr>
+        <w:t xml:space="preserve"> la punctul de lucru din</w:t>
       </w:r>
       <w:r>
         <w:rPr>
@@ -871,17 +488,7 @@
           <w:sz w:val="24"/>
           <w:szCs w:val="24"/>
         </w:rPr>
-        <w:t xml:space="preserve"> {P</w:t>
-      </w:r>
-      <w:proofErr w:type="spellStart"/>
-      <w:r>
-        <w:rPr>
-          <w:rFonts w:ascii="Arial" w:hAnsi="Arial" w:cs="Arial"/>
-          <w:color w:val="000000"/>
-          <w:sz w:val="24"/>
-          <w:szCs w:val="24"/>
-        </w:rPr>
-        <w:t>unct</w:t>
+        <w:t xml:space="preserve"> {Punct</w:t>
       </w:r>
       <w:r>
         <w:rPr>
@@ -899,157 +506,25 @@
           <w:sz w:val="24"/>
           <w:szCs w:val="24"/>
         </w:rPr>
-        <w:t>Lucru</w:t>
-      </w:r>
-      <w:proofErr w:type="spellEnd"/>
-      <w:r>
-        <w:rPr>
-          <w:rFonts w:ascii="Arial" w:hAnsi="Arial" w:cs="Arial"/>
-          <w:color w:val="000000"/>
-          <w:sz w:val="24"/>
-          <w:szCs w:val="24"/>
-        </w:rPr>
-        <w:t xml:space="preserve">}, un </w:t>
-      </w:r>
-      <w:proofErr w:type="spellStart"/>
-      <w:r>
-        <w:rPr>
-          <w:rFonts w:ascii="Arial" w:hAnsi="Arial" w:cs="Arial"/>
-          <w:color w:val="000000"/>
-          <w:sz w:val="24"/>
-          <w:szCs w:val="24"/>
-        </w:rPr>
-        <w:t>numar</w:t>
-      </w:r>
-      <w:proofErr w:type="spellEnd"/>
-      <w:r>
-        <w:rPr>
-          <w:rFonts w:ascii="Arial" w:hAnsi="Arial" w:cs="Arial"/>
-          <w:color w:val="000000"/>
-          <w:sz w:val="24"/>
-          <w:szCs w:val="24"/>
-        </w:rPr>
-        <w:t xml:space="preserve"> de 1 </w:t>
-      </w:r>
-      <w:proofErr w:type="spellStart"/>
-      <w:r>
-        <w:rPr>
-          <w:rFonts w:ascii="Arial" w:hAnsi="Arial" w:cs="Arial"/>
-          <w:color w:val="000000"/>
-          <w:sz w:val="24"/>
-          <w:szCs w:val="24"/>
-        </w:rPr>
-        <w:t>aparat</w:t>
-      </w:r>
-      <w:proofErr w:type="spellEnd"/>
-      <w:r>
-        <w:rPr>
-          <w:rFonts w:ascii="Arial" w:hAnsi="Arial" w:cs="Arial"/>
-          <w:color w:val="000000"/>
-          <w:sz w:val="24"/>
-          <w:szCs w:val="24"/>
-        </w:rPr>
-        <w:t xml:space="preserve"> de </w:t>
-      </w:r>
-      <w:proofErr w:type="spellStart"/>
-      <w:r>
-        <w:rPr>
-          <w:rFonts w:ascii="Arial" w:hAnsi="Arial" w:cs="Arial"/>
-          <w:color w:val="000000"/>
-          <w:sz w:val="24"/>
-          <w:szCs w:val="24"/>
-        </w:rPr>
-        <w:t>marcat</w:t>
-      </w:r>
-      <w:proofErr w:type="spellEnd"/>
-      <w:r>
-        <w:rPr>
-          <w:rFonts w:ascii="Arial" w:hAnsi="Arial" w:cs="Arial"/>
-          <w:color w:val="000000"/>
-          <w:sz w:val="24"/>
-          <w:szCs w:val="24"/>
-        </w:rPr>
-        <w:t xml:space="preserve"> electronic fiscal, </w:t>
-      </w:r>
-      <w:proofErr w:type="spellStart"/>
-      <w:r>
-        <w:rPr>
-          <w:rFonts w:ascii="Arial" w:hAnsi="Arial" w:cs="Arial"/>
-          <w:color w:val="000000"/>
-          <w:sz w:val="24"/>
-          <w:szCs w:val="24"/>
-        </w:rPr>
-        <w:t>avand</w:t>
-      </w:r>
-      <w:proofErr w:type="spellEnd"/>
-      <w:r>
-        <w:rPr>
-          <w:rFonts w:ascii="Arial" w:hAnsi="Arial" w:cs="Arial"/>
-          <w:color w:val="000000"/>
-          <w:sz w:val="24"/>
-          <w:szCs w:val="24"/>
-        </w:rPr>
-        <w:t xml:space="preserve"> </w:t>
-      </w:r>
-      <w:proofErr w:type="spellStart"/>
-      <w:r>
-        <w:rPr>
-          <w:rFonts w:ascii="Arial" w:hAnsi="Arial" w:cs="Arial"/>
-          <w:color w:val="000000"/>
-          <w:sz w:val="24"/>
-          <w:szCs w:val="24"/>
-        </w:rPr>
-        <w:t>urmatoarele</w:t>
-      </w:r>
-      <w:proofErr w:type="spellEnd"/>
-      <w:r>
-        <w:rPr>
-          <w:rFonts w:ascii="Arial" w:hAnsi="Arial" w:cs="Arial"/>
-          <w:color w:val="000000"/>
-          <w:sz w:val="24"/>
-          <w:szCs w:val="24"/>
-        </w:rPr>
-        <w:t xml:space="preserve"> </w:t>
-      </w:r>
-      <w:proofErr w:type="spellStart"/>
-      <w:r>
-        <w:rPr>
-          <w:rFonts w:ascii="Arial" w:hAnsi="Arial" w:cs="Arial"/>
-          <w:color w:val="000000"/>
-          <w:sz w:val="24"/>
-          <w:szCs w:val="24"/>
-        </w:rPr>
-        <w:t>elementele</w:t>
-      </w:r>
-      <w:proofErr w:type="spellEnd"/>
-      <w:r>
-        <w:rPr>
-          <w:rFonts w:ascii="Arial" w:hAnsi="Arial" w:cs="Arial"/>
-          <w:color w:val="000000"/>
-          <w:sz w:val="24"/>
-          <w:szCs w:val="24"/>
-        </w:rPr>
-        <w:t xml:space="preserve"> de </w:t>
-      </w:r>
-      <w:proofErr w:type="spellStart"/>
-      <w:r>
-        <w:rPr>
-          <w:rFonts w:ascii="Arial" w:hAnsi="Arial" w:cs="Arial"/>
-          <w:color w:val="000000"/>
-          <w:sz w:val="24"/>
-          <w:szCs w:val="24"/>
-        </w:rPr>
-        <w:t>identificare</w:t>
-      </w:r>
-      <w:proofErr w:type="spellEnd"/>
-      <w:r>
-        <w:rPr>
-          <w:rFonts w:ascii="Arial" w:hAnsi="Arial" w:cs="Arial"/>
-          <w:color w:val="000000"/>
-          <w:sz w:val="24"/>
-          <w:szCs w:val="24"/>
-        </w:rPr>
-        <w:t>:</w:t>
+        <w:t xml:space="preserve">Lucru}, un numar de 1 aparat de marcat electronic fiscal, avand </w:t>
+      </w:r>
+      <w:r>
+        <w:rPr>
+          <w:rFonts w:ascii="Arial" w:hAnsi="Arial" w:cs="Arial"/>
+          <w:color w:val="000000"/>
+          <w:sz w:val="24"/>
+          <w:szCs w:val="24"/>
+        </w:rPr>
+        <w:t xml:space="preserve">urmatoarele </w:t>
+      </w:r>
+      <w:r>
+        <w:rPr>
+          <w:rFonts w:ascii="Arial" w:hAnsi="Arial" w:cs="Arial"/>
+          <w:color w:val="000000"/>
+          <w:sz w:val="24"/>
+          <w:szCs w:val="24"/>
+        </w:rPr>
+        <w:t>elementele de identificare:</w:t>
       </w:r>
     </w:p>
     <w:p>
@@ -1216,37 +691,14 @@
         </w:rPr>
         <w:t xml:space="preserve"> </w:t>
       </w:r>
-      <w:proofErr w:type="spellStart"/>
-      <w:proofErr w:type="gramStart"/>
-      <w:r>
-        <w:rPr>
-          <w:rFonts w:ascii="Arial" w:hAnsi="Arial" w:cs="Arial"/>
-          <w:color w:val="000000"/>
-          <w:sz w:val="24"/>
-          <w:szCs w:val="24"/>
-        </w:rPr>
-        <w:t>Amef</w:t>
-      </w:r>
-      <w:proofErr w:type="spellEnd"/>
-      <w:r>
-        <w:rPr>
-          <w:rFonts w:ascii="Arial" w:hAnsi="Arial" w:cs="Arial"/>
-          <w:color w:val="000000"/>
-          <w:sz w:val="24"/>
-          <w:szCs w:val="24"/>
-        </w:rPr>
-        <w:t>: {</w:t>
-      </w:r>
-      <w:proofErr w:type="spellStart"/>
-      <w:proofErr w:type="gramEnd"/>
-      <w:r>
-        <w:rPr>
-          <w:rFonts w:ascii="Arial" w:hAnsi="Arial" w:cs="Arial"/>
-          <w:color w:val="000000"/>
-          <w:sz w:val="24"/>
-          <w:szCs w:val="24"/>
-        </w:rPr>
-        <w:t>Model</w:t>
+      <w:r>
+        <w:rPr>
+          <w:rFonts w:ascii="Arial" w:hAnsi="Arial" w:cs="Arial"/>
+          <w:color w:val="000000"/>
+          <w:sz w:val="24"/>
+          <w:szCs w:val="24"/>
+        </w:rPr>
+        <w:t>Amef: {Model</w:t>
       </w:r>
       <w:r>
         <w:rPr>
@@ -1264,17 +716,7 @@
           <w:sz w:val="24"/>
           <w:szCs w:val="24"/>
         </w:rPr>
-        <w:t>Amef</w:t>
-      </w:r>
-      <w:proofErr w:type="spellEnd"/>
-      <w:r>
-        <w:rPr>
-          <w:rFonts w:ascii="Arial" w:hAnsi="Arial" w:cs="Arial"/>
-          <w:color w:val="000000"/>
-          <w:sz w:val="24"/>
-          <w:szCs w:val="24"/>
-        </w:rPr>
-        <w:t>}</w:t>
+        <w:t>Amef}</w:t>
       </w:r>
     </w:p>
     <w:p>
@@ -1343,35 +785,14 @@
         </w:rPr>
         <w:t xml:space="preserve"> </w:t>
       </w:r>
-      <w:proofErr w:type="spellStart"/>
-      <w:r>
-        <w:rPr>
-          <w:rFonts w:ascii="Arial" w:hAnsi="Arial" w:cs="Arial"/>
-          <w:color w:val="000000"/>
-          <w:sz w:val="24"/>
-          <w:szCs w:val="24"/>
-        </w:rPr>
-        <w:t>Amef</w:t>
-      </w:r>
-      <w:proofErr w:type="spellEnd"/>
-      <w:r>
-        <w:rPr>
-          <w:rFonts w:ascii="Arial" w:hAnsi="Arial" w:cs="Arial"/>
-          <w:color w:val="000000"/>
-          <w:sz w:val="24"/>
-          <w:szCs w:val="24"/>
-        </w:rPr>
-        <w:t>: {</w:t>
-      </w:r>
-      <w:proofErr w:type="spellStart"/>
-      <w:r>
-        <w:rPr>
-          <w:rFonts w:ascii="Arial" w:hAnsi="Arial" w:cs="Arial"/>
-          <w:color w:val="000000"/>
-          <w:sz w:val="24"/>
-          <w:szCs w:val="24"/>
-        </w:rPr>
-        <w:t>Serie</w:t>
+      <w:r>
+        <w:rPr>
+          <w:rFonts w:ascii="Arial" w:hAnsi="Arial" w:cs="Arial"/>
+          <w:color w:val="000000"/>
+          <w:sz w:val="24"/>
+          <w:szCs w:val="24"/>
+        </w:rPr>
+        <w:t>Amef: {Serie</w:t>
       </w:r>
       <w:r>
         <w:rPr>
@@ -1389,17 +810,7 @@
           <w:sz w:val="24"/>
           <w:szCs w:val="24"/>
         </w:rPr>
-        <w:t>Amef</w:t>
-      </w:r>
-      <w:proofErr w:type="spellEnd"/>
-      <w:r>
-        <w:rPr>
-          <w:rFonts w:ascii="Arial" w:hAnsi="Arial" w:cs="Arial"/>
-          <w:color w:val="000000"/>
-          <w:sz w:val="24"/>
-          <w:szCs w:val="24"/>
-        </w:rPr>
-        <w:t>}</w:t>
+        <w:t>Amef}</w:t>
       </w:r>
     </w:p>
     <w:p>
@@ -1457,38 +868,7 @@
           <w:sz w:val="24"/>
           <w:szCs w:val="24"/>
         </w:rPr>
-        <w:t xml:space="preserve">Nui </w:t>
-      </w:r>
-      <w:proofErr w:type="spellStart"/>
-      <w:proofErr w:type="gramStart"/>
-      <w:r>
-        <w:rPr>
-          <w:rFonts w:ascii="Arial" w:hAnsi="Arial" w:cs="Arial"/>
-          <w:color w:val="000000"/>
-          <w:sz w:val="24"/>
-          <w:szCs w:val="24"/>
-        </w:rPr>
-        <w:t>Amef</w:t>
-      </w:r>
-      <w:proofErr w:type="spellEnd"/>
-      <w:r>
-        <w:rPr>
-          <w:rFonts w:ascii="Arial" w:hAnsi="Arial" w:cs="Arial"/>
-          <w:color w:val="000000"/>
-          <w:sz w:val="24"/>
-          <w:szCs w:val="24"/>
-        </w:rPr>
-        <w:t>: {</w:t>
-      </w:r>
-      <w:proofErr w:type="gramEnd"/>
-      <w:r>
-        <w:rPr>
-          <w:rFonts w:ascii="Arial" w:hAnsi="Arial" w:cs="Arial"/>
-          <w:color w:val="000000"/>
-          <w:sz w:val="24"/>
-          <w:szCs w:val="24"/>
-        </w:rPr>
-        <w:t>Nui}</w:t>
+        <w:t>Nui Amef: {Nui}</w:t>
       </w:r>
     </w:p>
     <w:p>
@@ -1654,39 +1034,8 @@
           <w:szCs w:val="24"/>
         </w:rPr>
         <w:tab/>
-        <w:t xml:space="preserve">Data </w:t>
-      </w:r>
-      <w:proofErr w:type="spellStart"/>
-      <w:r>
-        <w:rPr>
-          <w:rFonts w:ascii="Arial" w:hAnsi="Arial" w:cs="Arial"/>
-          <w:color w:val="000000"/>
-          <w:sz w:val="24"/>
-          <w:szCs w:val="24"/>
-        </w:rPr>
-        <w:t>achizitionarii</w:t>
-      </w:r>
-      <w:proofErr w:type="spellEnd"/>
-      <w:r>
-        <w:rPr>
-          <w:rFonts w:ascii="Arial" w:hAnsi="Arial" w:cs="Arial"/>
-          <w:color w:val="000000"/>
-          <w:sz w:val="24"/>
-          <w:szCs w:val="24"/>
-        </w:rPr>
-        <w:t xml:space="preserve"> </w:t>
-      </w:r>
-      <w:proofErr w:type="spellStart"/>
-      <w:r>
-        <w:rPr>
-          <w:rFonts w:ascii="Arial" w:hAnsi="Arial" w:cs="Arial"/>
-          <w:color w:val="000000"/>
-          <w:sz w:val="24"/>
-          <w:szCs w:val="24"/>
-        </w:rPr>
-        <w:t>aparatului</w:t>
-      </w:r>
-      <w:proofErr w:type="spellEnd"/>
+        <w:t>Data achizitionarii aparatului</w:t>
+      </w:r>
       <w:r>
         <w:rPr>
           <w:rFonts w:ascii="Arial" w:hAnsi="Arial" w:cs="Arial"/>
@@ -1703,16 +1052,7 @@
           <w:sz w:val="24"/>
           <w:szCs w:val="24"/>
         </w:rPr>
-        <w:t>………...</w:t>
-      </w:r>
-      <w:r>
-        <w:rPr>
-          <w:rFonts w:ascii="Arial" w:hAnsi="Arial" w:cs="Arial"/>
-          <w:color w:val="000000"/>
-          <w:sz w:val="24"/>
-          <w:szCs w:val="24"/>
-        </w:rPr>
-        <w:t>....</w:t>
+        <w:t>{Data_Achizitionare}.</w:t>
       </w:r>
     </w:p>
     <w:p>
@@ -1829,236 +1169,7 @@
           <w:szCs w:val="24"/>
         </w:rPr>
         <w:tab/>
-      </w:r>
-      <w:proofErr w:type="spellStart"/>
-      <w:r>
-        <w:rPr>
-          <w:rFonts w:ascii="Arial" w:hAnsi="Arial" w:cs="Arial"/>
-          <w:color w:val="000000"/>
-          <w:sz w:val="24"/>
-          <w:szCs w:val="24"/>
-        </w:rPr>
-        <w:t>Numarul</w:t>
-      </w:r>
-      <w:proofErr w:type="spellEnd"/>
-      <w:r>
-        <w:rPr>
-          <w:rFonts w:ascii="Arial" w:hAnsi="Arial" w:cs="Arial"/>
-          <w:color w:val="000000"/>
-          <w:sz w:val="24"/>
-          <w:szCs w:val="24"/>
-        </w:rPr>
-        <w:t xml:space="preserve"> / data </w:t>
-      </w:r>
-      <w:proofErr w:type="spellStart"/>
-      <w:r>
-        <w:rPr>
-          <w:rFonts w:ascii="Arial" w:hAnsi="Arial" w:cs="Arial"/>
-          <w:color w:val="000000"/>
-          <w:sz w:val="24"/>
-          <w:szCs w:val="24"/>
-        </w:rPr>
-        <w:t>avizului</w:t>
-      </w:r>
-      <w:proofErr w:type="spellEnd"/>
-      <w:r>
-        <w:rPr>
-          <w:rFonts w:ascii="Arial" w:hAnsi="Arial" w:cs="Arial"/>
-          <w:color w:val="000000"/>
-          <w:sz w:val="24"/>
-          <w:szCs w:val="24"/>
-        </w:rPr>
-        <w:t xml:space="preserve"> </w:t>
-      </w:r>
-      <w:proofErr w:type="spellStart"/>
-      <w:r>
-        <w:rPr>
-          <w:rFonts w:ascii="Arial" w:hAnsi="Arial" w:cs="Arial"/>
-          <w:color w:val="000000"/>
-          <w:sz w:val="24"/>
-          <w:szCs w:val="24"/>
-        </w:rPr>
-        <w:t>Comisiei</w:t>
-      </w:r>
-      <w:proofErr w:type="spellEnd"/>
-      <w:r>
-        <w:rPr>
-          <w:rFonts w:ascii="Arial" w:hAnsi="Arial" w:cs="Arial"/>
-          <w:color w:val="000000"/>
-          <w:sz w:val="24"/>
-          <w:szCs w:val="24"/>
-        </w:rPr>
-        <w:t xml:space="preserve"> de </w:t>
-      </w:r>
-      <w:proofErr w:type="spellStart"/>
-      <w:r>
-        <w:rPr>
-          <w:rFonts w:ascii="Arial" w:hAnsi="Arial" w:cs="Arial"/>
-          <w:color w:val="000000"/>
-          <w:sz w:val="24"/>
-          <w:szCs w:val="24"/>
-        </w:rPr>
-        <w:t>avizare</w:t>
-      </w:r>
-      <w:proofErr w:type="spellEnd"/>
-      <w:r>
-        <w:rPr>
-          <w:rFonts w:ascii="Arial" w:hAnsi="Arial" w:cs="Arial"/>
-          <w:color w:val="000000"/>
-          <w:sz w:val="24"/>
-          <w:szCs w:val="24"/>
-        </w:rPr>
-        <w:t xml:space="preserve"> a </w:t>
-      </w:r>
-      <w:proofErr w:type="spellStart"/>
-      <w:r>
-        <w:rPr>
-          <w:rFonts w:ascii="Arial" w:hAnsi="Arial" w:cs="Arial"/>
-          <w:color w:val="000000"/>
-          <w:sz w:val="24"/>
-          <w:szCs w:val="24"/>
-        </w:rPr>
-        <w:t>distributiei</w:t>
-      </w:r>
-      <w:proofErr w:type="spellEnd"/>
-      <w:r>
-        <w:rPr>
-          <w:rFonts w:ascii="Arial" w:hAnsi="Arial" w:cs="Arial"/>
-          <w:color w:val="000000"/>
-          <w:sz w:val="24"/>
-          <w:szCs w:val="24"/>
-        </w:rPr>
-        <w:t xml:space="preserve"> </w:t>
-      </w:r>
-      <w:proofErr w:type="spellStart"/>
-      <w:r>
-        <w:rPr>
-          <w:rFonts w:ascii="Arial" w:hAnsi="Arial" w:cs="Arial"/>
-          <w:color w:val="000000"/>
-          <w:sz w:val="24"/>
-          <w:szCs w:val="24"/>
-        </w:rPr>
-        <w:t>si</w:t>
-      </w:r>
-      <w:proofErr w:type="spellEnd"/>
-      <w:r>
-        <w:rPr>
-          <w:rFonts w:ascii="Arial" w:hAnsi="Arial" w:cs="Arial"/>
-          <w:color w:val="000000"/>
-          <w:sz w:val="24"/>
-          <w:szCs w:val="24"/>
-        </w:rPr>
-        <w:t xml:space="preserve"> </w:t>
-      </w:r>
-      <w:proofErr w:type="spellStart"/>
-      <w:r>
-        <w:rPr>
-          <w:rFonts w:ascii="Arial" w:hAnsi="Arial" w:cs="Arial"/>
-          <w:color w:val="000000"/>
-          <w:sz w:val="24"/>
-          <w:szCs w:val="24"/>
-        </w:rPr>
-        <w:t>utilizarii</w:t>
-      </w:r>
-      <w:proofErr w:type="spellEnd"/>
-      <w:r>
-        <w:rPr>
-          <w:rFonts w:ascii="Arial" w:hAnsi="Arial" w:cs="Arial"/>
-          <w:color w:val="000000"/>
-          <w:sz w:val="24"/>
-          <w:szCs w:val="24"/>
-        </w:rPr>
-        <w:t xml:space="preserve"> </w:t>
-      </w:r>
-      <w:proofErr w:type="spellStart"/>
-      <w:r>
-        <w:rPr>
-          <w:rFonts w:ascii="Arial" w:hAnsi="Arial" w:cs="Arial"/>
-          <w:color w:val="000000"/>
-          <w:sz w:val="24"/>
-          <w:szCs w:val="24"/>
-        </w:rPr>
-        <w:t>aparatelor</w:t>
-      </w:r>
-      <w:proofErr w:type="spellEnd"/>
-      <w:r>
-        <w:rPr>
-          <w:rFonts w:ascii="Arial" w:hAnsi="Arial" w:cs="Arial"/>
-          <w:color w:val="000000"/>
-          <w:sz w:val="24"/>
-          <w:szCs w:val="24"/>
-        </w:rPr>
-        <w:t xml:space="preserve"> de </w:t>
-      </w:r>
-      <w:proofErr w:type="spellStart"/>
-      <w:r>
-        <w:rPr>
-          <w:rFonts w:ascii="Arial" w:hAnsi="Arial" w:cs="Arial"/>
-          <w:color w:val="000000"/>
-          <w:sz w:val="24"/>
-          <w:szCs w:val="24"/>
-        </w:rPr>
-        <w:t>marcat</w:t>
-      </w:r>
-      <w:proofErr w:type="spellEnd"/>
-      <w:r>
-        <w:rPr>
-          <w:rFonts w:ascii="Arial" w:hAnsi="Arial" w:cs="Arial"/>
-          <w:color w:val="000000"/>
-          <w:sz w:val="24"/>
-          <w:szCs w:val="24"/>
-        </w:rPr>
-        <w:t xml:space="preserve"> </w:t>
-      </w:r>
-      <w:proofErr w:type="spellStart"/>
-      <w:r>
-        <w:rPr>
-          <w:rFonts w:ascii="Arial" w:hAnsi="Arial" w:cs="Arial"/>
-          <w:color w:val="000000"/>
-          <w:sz w:val="24"/>
-          <w:szCs w:val="24"/>
-        </w:rPr>
-        <w:t>electronice</w:t>
-      </w:r>
-      <w:proofErr w:type="spellEnd"/>
-      <w:r>
-        <w:rPr>
-          <w:rFonts w:ascii="Arial" w:hAnsi="Arial" w:cs="Arial"/>
-          <w:color w:val="000000"/>
-          <w:sz w:val="24"/>
-          <w:szCs w:val="24"/>
-        </w:rPr>
-        <w:t xml:space="preserve"> </w:t>
-      </w:r>
-      <w:proofErr w:type="spellStart"/>
-      <w:r>
-        <w:rPr>
-          <w:rFonts w:ascii="Arial" w:hAnsi="Arial" w:cs="Arial"/>
-          <w:color w:val="000000"/>
-          <w:sz w:val="24"/>
-          <w:szCs w:val="24"/>
-        </w:rPr>
-        <w:t>fiscale</w:t>
-      </w:r>
-      <w:proofErr w:type="spellEnd"/>
-      <w:r>
-        <w:rPr>
-          <w:rFonts w:ascii="Arial" w:hAnsi="Arial" w:cs="Arial"/>
-          <w:color w:val="000000"/>
-          <w:sz w:val="24"/>
-          <w:szCs w:val="24"/>
-        </w:rPr>
-        <w:t>: {</w:t>
-      </w:r>
-      <w:proofErr w:type="spellStart"/>
-      <w:r>
-        <w:rPr>
-          <w:rFonts w:ascii="Arial" w:hAnsi="Arial" w:cs="Arial"/>
-          <w:color w:val="000000"/>
-          <w:sz w:val="24"/>
-          <w:szCs w:val="24"/>
-        </w:rPr>
-        <w:t>Aviz_Dist</w:t>
+        <w:t>Numarul / data avizului Comisiei de avizare a distributiei si utilizarii aparatelor de marcat electronice fiscale: {Aviz_Dist</w:t>
       </w:r>
       <w:r>
         <w:rPr>
@@ -2076,37 +1187,7 @@
           <w:sz w:val="24"/>
           <w:szCs w:val="24"/>
         </w:rPr>
-        <w:t>ibutie</w:t>
-      </w:r>
-      <w:proofErr w:type="spellEnd"/>
-      <w:r>
-        <w:rPr>
-          <w:rFonts w:ascii="Arial" w:hAnsi="Arial" w:cs="Arial"/>
-          <w:color w:val="000000"/>
-          <w:sz w:val="24"/>
-          <w:szCs w:val="24"/>
-        </w:rPr>
-        <w:t>} din {</w:t>
-      </w:r>
-      <w:proofErr w:type="spellStart"/>
-      <w:r>
-        <w:rPr>
-          <w:rFonts w:ascii="Arial" w:hAnsi="Arial" w:cs="Arial"/>
-          <w:color w:val="000000"/>
-          <w:sz w:val="24"/>
-          <w:szCs w:val="24"/>
-        </w:rPr>
-        <w:t>Data_Aviz</w:t>
-      </w:r>
-      <w:proofErr w:type="spellEnd"/>
-      <w:r>
-        <w:rPr>
-          <w:rFonts w:ascii="Arial" w:hAnsi="Arial" w:cs="Arial"/>
-          <w:color w:val="000000"/>
-          <w:sz w:val="24"/>
-          <w:szCs w:val="24"/>
-        </w:rPr>
-        <w:t>}</w:t>
+        <w:t>ibutie} din {Data_Aviz}</w:t>
       </w:r>
     </w:p>
     <w:p>
@@ -2223,46 +1304,7 @@
           <w:szCs w:val="24"/>
         </w:rPr>
         <w:tab/>
-      </w:r>
-      <w:proofErr w:type="spellStart"/>
-      <w:r>
-        <w:rPr>
-          <w:rFonts w:ascii="Arial" w:hAnsi="Arial" w:cs="Arial"/>
-          <w:color w:val="000000"/>
-          <w:sz w:val="24"/>
-          <w:szCs w:val="24"/>
-        </w:rPr>
-        <w:t>Sigilarea</w:t>
-      </w:r>
-      <w:proofErr w:type="spellEnd"/>
-      <w:r>
-        <w:rPr>
-          <w:rFonts w:ascii="Arial" w:hAnsi="Arial" w:cs="Arial"/>
-          <w:color w:val="000000"/>
-          <w:sz w:val="24"/>
-          <w:szCs w:val="24"/>
-        </w:rPr>
-        <w:t xml:space="preserve"> </w:t>
-      </w:r>
-      <w:proofErr w:type="spellStart"/>
-      <w:r>
-        <w:rPr>
-          <w:rFonts w:ascii="Arial" w:hAnsi="Arial" w:cs="Arial"/>
-          <w:color w:val="000000"/>
-          <w:sz w:val="24"/>
-          <w:szCs w:val="24"/>
-        </w:rPr>
-        <w:t>imprimantei</w:t>
-      </w:r>
-      <w:proofErr w:type="spellEnd"/>
-      <w:r>
-        <w:rPr>
-          <w:rFonts w:ascii="Arial" w:hAnsi="Arial" w:cs="Arial"/>
-          <w:color w:val="000000"/>
-          <w:sz w:val="24"/>
-          <w:szCs w:val="24"/>
-        </w:rPr>
-        <w:t xml:space="preserve"> s</w:t>
+        <w:t>Sigilarea imprimantei s</w:t>
       </w:r>
       <w:r>
         <w:rPr>
@@ -2272,68 +1314,8 @@
           <w:szCs w:val="24"/>
         </w:rPr>
         <w:noBreakHyphen/>
-      </w:r>
-      <w:proofErr w:type="gramStart"/>
-      <w:r>
-        <w:rPr>
-          <w:rFonts w:ascii="Arial" w:hAnsi="Arial" w:cs="Arial"/>
-          <w:color w:val="000000"/>
-          <w:sz w:val="24"/>
-          <w:szCs w:val="24"/>
-        </w:rPr>
-        <w:t>a</w:t>
-      </w:r>
-      <w:proofErr w:type="gramEnd"/>
-      <w:r>
-        <w:rPr>
-          <w:rFonts w:ascii="Arial" w:hAnsi="Arial" w:cs="Arial"/>
-          <w:color w:val="000000"/>
-          <w:sz w:val="24"/>
-          <w:szCs w:val="24"/>
-        </w:rPr>
-        <w:t xml:space="preserve"> </w:t>
-      </w:r>
-      <w:proofErr w:type="spellStart"/>
-      <w:r>
-        <w:rPr>
-          <w:rFonts w:ascii="Arial" w:hAnsi="Arial" w:cs="Arial"/>
-          <w:color w:val="000000"/>
-          <w:sz w:val="24"/>
-          <w:szCs w:val="24"/>
-        </w:rPr>
-        <w:t>efectuat</w:t>
-      </w:r>
-      <w:proofErr w:type="spellEnd"/>
-      <w:r>
-        <w:rPr>
-          <w:rFonts w:ascii="Arial" w:hAnsi="Arial" w:cs="Arial"/>
-          <w:color w:val="000000"/>
-          <w:sz w:val="24"/>
-          <w:szCs w:val="24"/>
-        </w:rPr>
-        <w:t xml:space="preserve"> cu </w:t>
-      </w:r>
-      <w:proofErr w:type="spellStart"/>
-      <w:r>
-        <w:rPr>
-          <w:rFonts w:ascii="Arial" w:hAnsi="Arial" w:cs="Arial"/>
-          <w:color w:val="000000"/>
-          <w:sz w:val="24"/>
-          <w:szCs w:val="24"/>
-        </w:rPr>
-        <w:t>sigiliul</w:t>
-      </w:r>
-      <w:proofErr w:type="spellEnd"/>
-      <w:r>
-        <w:rPr>
-          <w:rFonts w:ascii="Arial" w:hAnsi="Arial" w:cs="Arial"/>
-          <w:color w:val="000000"/>
-          <w:sz w:val="24"/>
-          <w:szCs w:val="24"/>
-        </w:rPr>
-        <w:t xml:space="preserve"> {</w:t>
-      </w:r>
-      <w:proofErr w:type="spellStart"/>
+        <w:t>a efectuat cu sigiliul {</w:t>
+      </w:r>
       <w:r>
         <w:rPr>
           <w:rFonts w:ascii="Arial" w:hAnsi="Arial" w:cs="Arial"/>
@@ -2350,57 +1332,7 @@
           <w:sz w:val="24"/>
           <w:szCs w:val="24"/>
         </w:rPr>
-        <w:t>igiliu</w:t>
-      </w:r>
-      <w:proofErr w:type="spellEnd"/>
-      <w:r>
-        <w:rPr>
-          <w:rFonts w:ascii="Arial" w:hAnsi="Arial" w:cs="Arial"/>
-          <w:color w:val="000000"/>
-          <w:sz w:val="24"/>
-          <w:szCs w:val="24"/>
-        </w:rPr>
-        <w:t xml:space="preserve">}, </w:t>
-      </w:r>
-      <w:proofErr w:type="spellStart"/>
-      <w:r>
-        <w:rPr>
-          <w:rFonts w:ascii="Arial" w:hAnsi="Arial" w:cs="Arial"/>
-          <w:color w:val="000000"/>
-          <w:sz w:val="24"/>
-          <w:szCs w:val="24"/>
-        </w:rPr>
-        <w:t>aplicat</w:t>
-      </w:r>
-      <w:proofErr w:type="spellEnd"/>
-      <w:r>
-        <w:rPr>
-          <w:rFonts w:ascii="Arial" w:hAnsi="Arial" w:cs="Arial"/>
-          <w:color w:val="000000"/>
-          <w:sz w:val="24"/>
-          <w:szCs w:val="24"/>
-        </w:rPr>
-        <w:t xml:space="preserve"> pe memoria </w:t>
-      </w:r>
-      <w:proofErr w:type="spellStart"/>
-      <w:r>
-        <w:rPr>
-          <w:rFonts w:ascii="Arial" w:hAnsi="Arial" w:cs="Arial"/>
-          <w:color w:val="000000"/>
-          <w:sz w:val="24"/>
-          <w:szCs w:val="24"/>
-        </w:rPr>
-        <w:t>fiscala</w:t>
-      </w:r>
-      <w:proofErr w:type="spellEnd"/>
-      <w:r>
-        <w:rPr>
-          <w:rFonts w:ascii="Arial" w:hAnsi="Arial" w:cs="Arial"/>
-          <w:color w:val="000000"/>
-          <w:sz w:val="24"/>
-          <w:szCs w:val="24"/>
-        </w:rPr>
-        <w:t xml:space="preserve"> a </w:t>
+        <w:t xml:space="preserve">igiliu}, aplicat pe memoria fiscala a </w:t>
       </w:r>
       <w:r>
         <w:rPr>
@@ -2418,67 +1350,7 @@
           <w:sz w:val="24"/>
           <w:szCs w:val="24"/>
         </w:rPr>
-        <w:t xml:space="preserve"> cat </w:t>
-      </w:r>
-      <w:proofErr w:type="spellStart"/>
-      <w:r>
-        <w:rPr>
-          <w:rFonts w:ascii="Arial" w:hAnsi="Arial" w:cs="Arial"/>
-          <w:color w:val="000000"/>
-          <w:sz w:val="24"/>
-          <w:szCs w:val="24"/>
-        </w:rPr>
-        <w:t>si</w:t>
-      </w:r>
-      <w:proofErr w:type="spellEnd"/>
-      <w:r>
-        <w:rPr>
-          <w:rFonts w:ascii="Arial" w:hAnsi="Arial" w:cs="Arial"/>
-          <w:color w:val="000000"/>
-          <w:sz w:val="24"/>
-          <w:szCs w:val="24"/>
-        </w:rPr>
-        <w:t xml:space="preserve"> pe </w:t>
-      </w:r>
-      <w:proofErr w:type="spellStart"/>
-      <w:r>
-        <w:rPr>
-          <w:rFonts w:ascii="Arial" w:hAnsi="Arial" w:cs="Arial"/>
-          <w:color w:val="000000"/>
-          <w:sz w:val="24"/>
-          <w:szCs w:val="24"/>
-        </w:rPr>
-        <w:t>carcasa</w:t>
-      </w:r>
-      <w:proofErr w:type="spellEnd"/>
-      <w:r>
-        <w:rPr>
-          <w:rFonts w:ascii="Arial" w:hAnsi="Arial" w:cs="Arial"/>
-          <w:color w:val="000000"/>
-          <w:sz w:val="24"/>
-          <w:szCs w:val="24"/>
-        </w:rPr>
-        <w:t xml:space="preserve"> </w:t>
-      </w:r>
-      <w:proofErr w:type="spellStart"/>
-      <w:r>
-        <w:rPr>
-          <w:rFonts w:ascii="Arial" w:hAnsi="Arial" w:cs="Arial"/>
-          <w:color w:val="000000"/>
-          <w:sz w:val="24"/>
-          <w:szCs w:val="24"/>
-        </w:rPr>
-        <w:t>acesteia</w:t>
-      </w:r>
-      <w:proofErr w:type="spellEnd"/>
-      <w:r>
-        <w:rPr>
-          <w:rFonts w:ascii="Arial" w:hAnsi="Arial" w:cs="Arial"/>
-          <w:color w:val="000000"/>
-          <w:sz w:val="24"/>
-          <w:szCs w:val="24"/>
-        </w:rPr>
-        <w:t>.</w:t>
+        <w:t xml:space="preserve"> cat si pe carcasa acesteia.</w:t>
       </w:r>
     </w:p>
     <w:p>
@@ -2595,148 +1467,8 @@
           <w:szCs w:val="24"/>
         </w:rPr>
         <w:tab/>
-      </w:r>
-      <w:proofErr w:type="spellStart"/>
-      <w:r>
-        <w:rPr>
-          <w:rFonts w:ascii="Arial" w:hAnsi="Arial" w:cs="Arial"/>
-          <w:color w:val="000000"/>
-          <w:sz w:val="24"/>
-          <w:szCs w:val="24"/>
-        </w:rPr>
-        <w:t>Instalarea</w:t>
-      </w:r>
-      <w:proofErr w:type="spellEnd"/>
-      <w:r>
-        <w:rPr>
-          <w:rFonts w:ascii="Arial" w:hAnsi="Arial" w:cs="Arial"/>
-          <w:color w:val="000000"/>
-          <w:sz w:val="24"/>
-          <w:szCs w:val="24"/>
-        </w:rPr>
-        <w:t xml:space="preserve"> a </w:t>
-      </w:r>
-      <w:proofErr w:type="spellStart"/>
-      <w:r>
-        <w:rPr>
-          <w:rFonts w:ascii="Arial" w:hAnsi="Arial" w:cs="Arial"/>
-          <w:color w:val="000000"/>
-          <w:sz w:val="24"/>
-          <w:szCs w:val="24"/>
-        </w:rPr>
-        <w:t>fost</w:t>
-      </w:r>
-      <w:proofErr w:type="spellEnd"/>
-      <w:r>
-        <w:rPr>
-          <w:rFonts w:ascii="Arial" w:hAnsi="Arial" w:cs="Arial"/>
-          <w:color w:val="000000"/>
-          <w:sz w:val="24"/>
-          <w:szCs w:val="24"/>
-        </w:rPr>
-        <w:t xml:space="preserve"> </w:t>
-      </w:r>
-      <w:proofErr w:type="spellStart"/>
-      <w:r>
-        <w:rPr>
-          <w:rFonts w:ascii="Arial" w:hAnsi="Arial" w:cs="Arial"/>
-          <w:color w:val="000000"/>
-          <w:sz w:val="24"/>
-          <w:szCs w:val="24"/>
-        </w:rPr>
-        <w:t>efectuata</w:t>
-      </w:r>
-      <w:proofErr w:type="spellEnd"/>
-      <w:r>
-        <w:rPr>
-          <w:rFonts w:ascii="Arial" w:hAnsi="Arial" w:cs="Arial"/>
-          <w:color w:val="000000"/>
-          <w:sz w:val="24"/>
-          <w:szCs w:val="24"/>
-        </w:rPr>
-        <w:t xml:space="preserve"> de </w:t>
-      </w:r>
-      <w:proofErr w:type="spellStart"/>
-      <w:r>
-        <w:rPr>
-          <w:rFonts w:ascii="Arial" w:hAnsi="Arial" w:cs="Arial"/>
-          <w:color w:val="000000"/>
-          <w:sz w:val="24"/>
-          <w:szCs w:val="24"/>
-        </w:rPr>
-        <w:t>tehnicianul</w:t>
-      </w:r>
-      <w:proofErr w:type="spellEnd"/>
-      <w:r>
-        <w:rPr>
-          <w:rFonts w:ascii="Arial" w:hAnsi="Arial" w:cs="Arial"/>
-          <w:color w:val="000000"/>
-          <w:sz w:val="24"/>
-          <w:szCs w:val="24"/>
-        </w:rPr>
-        <w:t>: {</w:t>
-      </w:r>
-      <w:proofErr w:type="spellStart"/>
-      <w:r>
-        <w:rPr>
-          <w:rFonts w:ascii="Arial" w:hAnsi="Arial" w:cs="Arial"/>
-          <w:color w:val="000000"/>
-          <w:sz w:val="24"/>
-          <w:szCs w:val="24"/>
-        </w:rPr>
-        <w:t>Tehnician</w:t>
-      </w:r>
-      <w:proofErr w:type="spellEnd"/>
-      <w:r>
-        <w:rPr>
-          <w:rFonts w:ascii="Arial" w:hAnsi="Arial" w:cs="Arial"/>
-          <w:color w:val="000000"/>
-          <w:sz w:val="24"/>
-          <w:szCs w:val="24"/>
-        </w:rPr>
-        <w:t xml:space="preserve">}, </w:t>
-      </w:r>
-      <w:proofErr w:type="spellStart"/>
-      <w:r>
-        <w:rPr>
-          <w:rFonts w:ascii="Arial" w:hAnsi="Arial" w:cs="Arial"/>
-          <w:color w:val="000000"/>
-          <w:sz w:val="24"/>
-          <w:szCs w:val="24"/>
-        </w:rPr>
-        <w:t>avand</w:t>
-      </w:r>
-      <w:proofErr w:type="spellEnd"/>
-      <w:r>
-        <w:rPr>
-          <w:rFonts w:ascii="Arial" w:hAnsi="Arial" w:cs="Arial"/>
-          <w:color w:val="000000"/>
-          <w:sz w:val="24"/>
-          <w:szCs w:val="24"/>
-        </w:rPr>
-        <w:t xml:space="preserve"> </w:t>
-      </w:r>
-      <w:proofErr w:type="spellStart"/>
-      <w:r>
-        <w:rPr>
-          <w:rFonts w:ascii="Arial" w:hAnsi="Arial" w:cs="Arial"/>
-          <w:color w:val="000000"/>
-          <w:sz w:val="24"/>
-          <w:szCs w:val="24"/>
-        </w:rPr>
-        <w:t>legitimatia</w:t>
-      </w:r>
-      <w:proofErr w:type="spellEnd"/>
-      <w:r>
-        <w:rPr>
-          <w:rFonts w:ascii="Arial" w:hAnsi="Arial" w:cs="Arial"/>
-          <w:color w:val="000000"/>
-          <w:sz w:val="24"/>
-          <w:szCs w:val="24"/>
-        </w:rPr>
-        <w:t xml:space="preserve"> nr {</w:t>
-      </w:r>
-      <w:proofErr w:type="spellStart"/>
+        <w:t>Instalarea a fost efectuata de tehnicianul: {Tehnician}, avand legitimatia nr {</w:t>
+      </w:r>
       <w:r>
         <w:rPr>
           <w:rFonts w:ascii="Arial" w:hAnsi="Arial" w:cs="Arial"/>
@@ -2753,235 +1485,25 @@
           <w:sz w:val="24"/>
           <w:szCs w:val="24"/>
         </w:rPr>
-        <w:t>egitimatie</w:t>
-      </w:r>
-      <w:proofErr w:type="spellEnd"/>
-      <w:r>
-        <w:rPr>
-          <w:rFonts w:ascii="Arial" w:hAnsi="Arial" w:cs="Arial"/>
-          <w:color w:val="000000"/>
-          <w:sz w:val="24"/>
-          <w:szCs w:val="24"/>
-        </w:rPr>
-        <w:t xml:space="preserve">}, </w:t>
-      </w:r>
-      <w:proofErr w:type="spellStart"/>
-      <w:r>
-        <w:rPr>
-          <w:rFonts w:ascii="Arial" w:hAnsi="Arial" w:cs="Arial"/>
-          <w:color w:val="000000"/>
-          <w:sz w:val="24"/>
-          <w:szCs w:val="24"/>
-        </w:rPr>
-        <w:t>numarul</w:t>
-      </w:r>
-      <w:proofErr w:type="spellEnd"/>
-      <w:r>
-        <w:rPr>
-          <w:rFonts w:ascii="Arial" w:hAnsi="Arial" w:cs="Arial"/>
-          <w:color w:val="000000"/>
-          <w:sz w:val="24"/>
-          <w:szCs w:val="24"/>
-        </w:rPr>
-        <w:t xml:space="preserve"> de </w:t>
-      </w:r>
-      <w:proofErr w:type="spellStart"/>
-      <w:r>
-        <w:rPr>
-          <w:rFonts w:ascii="Arial" w:hAnsi="Arial" w:cs="Arial"/>
-          <w:color w:val="000000"/>
-          <w:sz w:val="24"/>
-          <w:szCs w:val="24"/>
-        </w:rPr>
-        <w:t>identificare</w:t>
-      </w:r>
-      <w:proofErr w:type="spellEnd"/>
-      <w:r>
-        <w:rPr>
-          <w:rFonts w:ascii="Arial" w:hAnsi="Arial" w:cs="Arial"/>
-          <w:color w:val="000000"/>
-          <w:sz w:val="24"/>
-          <w:szCs w:val="24"/>
-        </w:rPr>
-        <w:t xml:space="preserve"> </w:t>
-      </w:r>
-      <w:r>
-        <w:rPr>
-          <w:rFonts w:ascii="Arial" w:hAnsi="Arial" w:cs="Arial"/>
-          <w:color w:val="000000"/>
-          <w:sz w:val="24"/>
-          <w:szCs w:val="24"/>
-        </w:rPr>
-        <w:t>{</w:t>
-      </w:r>
-      <w:proofErr w:type="spellStart"/>
-      <w:r>
-        <w:rPr>
-          <w:rFonts w:ascii="Arial" w:hAnsi="Arial" w:cs="Arial"/>
-          <w:color w:val="000000"/>
-          <w:sz w:val="24"/>
-          <w:szCs w:val="24"/>
-        </w:rPr>
-        <w:t>Sigiliu</w:t>
-      </w:r>
-      <w:proofErr w:type="spellEnd"/>
-      <w:r>
-        <w:rPr>
-          <w:rFonts w:ascii="Arial" w:hAnsi="Arial" w:cs="Arial"/>
-          <w:color w:val="000000"/>
-          <w:sz w:val="24"/>
-          <w:szCs w:val="24"/>
-        </w:rPr>
-        <w:t>}</w:t>
-      </w:r>
-      <w:r>
-        <w:rPr>
-          <w:rFonts w:ascii="Arial" w:hAnsi="Arial" w:cs="Arial"/>
-          <w:color w:val="000000"/>
-          <w:sz w:val="24"/>
-          <w:szCs w:val="24"/>
-        </w:rPr>
-        <w:t xml:space="preserve"> de la </w:t>
-      </w:r>
-      <w:proofErr w:type="spellStart"/>
-      <w:r>
-        <w:rPr>
-          <w:rFonts w:ascii="Arial" w:hAnsi="Arial" w:cs="Arial"/>
-          <w:color w:val="000000"/>
-          <w:sz w:val="24"/>
-          <w:szCs w:val="24"/>
-        </w:rPr>
-        <w:t>unitatea</w:t>
-      </w:r>
-      <w:proofErr w:type="spellEnd"/>
-      <w:r>
-        <w:rPr>
-          <w:rFonts w:ascii="Arial" w:hAnsi="Arial" w:cs="Arial"/>
-          <w:color w:val="000000"/>
-          <w:sz w:val="24"/>
-          <w:szCs w:val="24"/>
-        </w:rPr>
-        <w:t xml:space="preserve"> service SC SECRET DATA SRL, </w:t>
-      </w:r>
-      <w:proofErr w:type="spellStart"/>
-      <w:r>
-        <w:rPr>
-          <w:rFonts w:ascii="Arial" w:hAnsi="Arial" w:cs="Arial"/>
-          <w:color w:val="000000"/>
-          <w:sz w:val="24"/>
-          <w:szCs w:val="24"/>
-        </w:rPr>
-        <w:t>avand</w:t>
-      </w:r>
-      <w:proofErr w:type="spellEnd"/>
-      <w:r>
-        <w:rPr>
-          <w:rFonts w:ascii="Arial" w:hAnsi="Arial" w:cs="Arial"/>
-          <w:color w:val="000000"/>
-          <w:sz w:val="24"/>
-          <w:szCs w:val="24"/>
-        </w:rPr>
-        <w:t xml:space="preserve"> </w:t>
-      </w:r>
-      <w:proofErr w:type="spellStart"/>
-      <w:r>
-        <w:rPr>
-          <w:rFonts w:ascii="Arial" w:hAnsi="Arial" w:cs="Arial"/>
-          <w:color w:val="000000"/>
-          <w:sz w:val="24"/>
-          <w:szCs w:val="24"/>
-        </w:rPr>
-        <w:t>sediul</w:t>
-      </w:r>
-      <w:proofErr w:type="spellEnd"/>
-      <w:r>
-        <w:rPr>
-          <w:rFonts w:ascii="Arial" w:hAnsi="Arial" w:cs="Arial"/>
-          <w:color w:val="000000"/>
-          <w:sz w:val="24"/>
-          <w:szCs w:val="24"/>
-        </w:rPr>
-        <w:t xml:space="preserve"> in </w:t>
-      </w:r>
-      <w:proofErr w:type="spellStart"/>
-      <w:r>
-        <w:rPr>
-          <w:rFonts w:ascii="Arial" w:hAnsi="Arial" w:cs="Arial"/>
-          <w:color w:val="000000"/>
-          <w:sz w:val="24"/>
-          <w:szCs w:val="24"/>
-        </w:rPr>
-        <w:t>Judetul</w:t>
-      </w:r>
-      <w:proofErr w:type="spellEnd"/>
-      <w:r>
-        <w:rPr>
-          <w:rFonts w:ascii="Arial" w:hAnsi="Arial" w:cs="Arial"/>
-          <w:color w:val="000000"/>
-          <w:sz w:val="24"/>
-          <w:szCs w:val="24"/>
-        </w:rPr>
-        <w:t xml:space="preserve"> / </w:t>
-      </w:r>
-      <w:proofErr w:type="spellStart"/>
-      <w:r>
-        <w:rPr>
-          <w:rFonts w:ascii="Arial" w:hAnsi="Arial" w:cs="Arial"/>
-          <w:color w:val="000000"/>
-          <w:sz w:val="24"/>
-          <w:szCs w:val="24"/>
-        </w:rPr>
-        <w:t>sectorul</w:t>
-      </w:r>
-      <w:proofErr w:type="spellEnd"/>
-      <w:r>
-        <w:rPr>
-          <w:rFonts w:ascii="Arial" w:hAnsi="Arial" w:cs="Arial"/>
-          <w:color w:val="000000"/>
-          <w:sz w:val="24"/>
-          <w:szCs w:val="24"/>
-        </w:rPr>
-        <w:t xml:space="preserve"> SATU MARE, </w:t>
-      </w:r>
-      <w:proofErr w:type="spellStart"/>
-      <w:r>
-        <w:rPr>
-          <w:rFonts w:ascii="Arial" w:hAnsi="Arial" w:cs="Arial"/>
-          <w:color w:val="000000"/>
-          <w:sz w:val="24"/>
-          <w:szCs w:val="24"/>
-        </w:rPr>
-        <w:t>strada</w:t>
-      </w:r>
-      <w:proofErr w:type="spellEnd"/>
-      <w:r>
-        <w:rPr>
-          <w:rFonts w:ascii="Arial" w:hAnsi="Arial" w:cs="Arial"/>
-          <w:color w:val="000000"/>
-          <w:sz w:val="24"/>
-          <w:szCs w:val="24"/>
-        </w:rPr>
-        <w:t xml:space="preserve"> AVRAM IANCU, nr. 17, cod fiscal RO9740584, </w:t>
-      </w:r>
-      <w:proofErr w:type="spellStart"/>
-      <w:r>
-        <w:rPr>
-          <w:rFonts w:ascii="Arial" w:hAnsi="Arial" w:cs="Arial"/>
-          <w:color w:val="000000"/>
-          <w:sz w:val="24"/>
-          <w:szCs w:val="24"/>
-        </w:rPr>
-        <w:t>telefon</w:t>
-      </w:r>
-      <w:proofErr w:type="spellEnd"/>
-      <w:r>
-        <w:rPr>
-          <w:rFonts w:ascii="Arial" w:hAnsi="Arial" w:cs="Arial"/>
-          <w:color w:val="000000"/>
-          <w:sz w:val="24"/>
-          <w:szCs w:val="24"/>
-        </w:rPr>
-        <w:t>: 0261.768.038</w:t>
+        <w:t xml:space="preserve">egitimatie}, numarul de identificare </w:t>
+      </w:r>
+      <w:r>
+        <w:rPr>
+          <w:rFonts w:ascii="Arial" w:hAnsi="Arial" w:cs="Arial"/>
+          <w:color w:val="000000"/>
+          <w:sz w:val="24"/>
+          <w:szCs w:val="24"/>
+        </w:rPr>
+        <w:t>{Sigiliu}</w:t>
+      </w:r>
+      <w:r>
+        <w:rPr>
+          <w:rFonts w:ascii="Arial" w:hAnsi="Arial" w:cs="Arial"/>
+          <w:color w:val="000000"/>
+          <w:sz w:val="24"/>
+          <w:szCs w:val="24"/>
+        </w:rPr>
+        <w:t xml:space="preserve"> de la unitatea service SC SECRET DATA SRL, avand sediul in Judetul / sectorul SATU MARE, strada AVRAM IANCU, nr. 17, cod fiscal RO9740584, telefon: 0261.768.038</w:t>
       </w:r>
     </w:p>
     <w:p>
@@ -3013,7 +1535,6 @@
           <w:szCs w:val="24"/>
         </w:rPr>
       </w:pPr>
-      <w:proofErr w:type="spellStart"/>
       <w:r>
         <w:rPr>
           <w:rFonts w:ascii="Arial" w:hAnsi="Arial" w:cs="Arial"/>
@@ -3021,17 +1542,7 @@
           <w:sz w:val="23"/>
           <w:szCs w:val="24"/>
         </w:rPr>
-        <w:t>Societatea</w:t>
-      </w:r>
-      <w:proofErr w:type="spellEnd"/>
-      <w:r>
-        <w:rPr>
-          <w:rFonts w:ascii="Arial" w:hAnsi="Arial" w:cs="Arial"/>
-          <w:color w:val="000000"/>
-          <w:sz w:val="23"/>
-          <w:szCs w:val="24"/>
-        </w:rPr>
-        <w:t xml:space="preserve"> comerciala</w:t>
+        <w:t>Societatea comerciala</w:t>
       </w:r>
     </w:p>
     <w:p>
@@ -3093,7 +1604,6 @@
           <w:szCs w:val="24"/>
         </w:rPr>
       </w:pPr>
-      <w:proofErr w:type="spellStart"/>
       <w:r>
         <w:rPr>
           <w:rFonts w:ascii="Arial" w:hAnsi="Arial" w:cs="Arial"/>
@@ -3103,7 +1613,6 @@
         </w:rPr>
         <w:t>Semnatura</w:t>
       </w:r>
-      <w:proofErr w:type="spellEnd"/>
     </w:p>
     <w:p>
       <w:pPr>
@@ -3173,7 +1682,6 @@
           <w:szCs w:val="24"/>
         </w:rPr>
       </w:pPr>
-      <w:proofErr w:type="spellStart"/>
       <w:r>
         <w:rPr>
           <w:rFonts w:ascii="Arial" w:hAnsi="Arial" w:cs="Arial"/>
@@ -3181,17 +1689,7 @@
           <w:sz w:val="23"/>
           <w:szCs w:val="24"/>
         </w:rPr>
-        <w:t>Unitatea</w:t>
-      </w:r>
-      <w:proofErr w:type="spellEnd"/>
-      <w:r>
-        <w:rPr>
-          <w:rFonts w:ascii="Arial" w:hAnsi="Arial" w:cs="Arial"/>
-          <w:color w:val="000000"/>
-          <w:sz w:val="23"/>
-          <w:szCs w:val="24"/>
-        </w:rPr>
-        <w:t xml:space="preserve"> de service</w:t>
+        <w:t>Unitatea de service</w:t>
       </w:r>
     </w:p>
     <w:p>
@@ -3253,7 +1751,6 @@
           <w:szCs w:val="24"/>
         </w:rPr>
       </w:pPr>
-      <w:proofErr w:type="spellStart"/>
       <w:r>
         <w:rPr>
           <w:rFonts w:ascii="Arial" w:hAnsi="Arial" w:cs="Arial"/>
@@ -3263,7 +1760,6 @@
         </w:rPr>
         <w:t>Semnatura</w:t>
       </w:r>
-      <w:proofErr w:type="spellEnd"/>
     </w:p>
     <w:p>
       <w:pPr>

--- a/template/declaratie_instalare.docx
+++ b/template/declaratie_instalare.docx
@@ -112,15 +112,97 @@
           <w:szCs w:val="24"/>
         </w:rPr>
       </w:pPr>
-      <w:r>
-        <w:rPr>
-          <w:rFonts w:ascii="Arial" w:hAnsi="Arial" w:cs="Arial"/>
-          <w:color w:val="000000"/>
-          <w:sz w:val="24"/>
-          <w:szCs w:val="24"/>
-        </w:rPr>
-        <w:t>a aparatelor electronice de marcat fiscale</w:t>
-      </w:r>
+      <w:proofErr w:type="gramStart"/>
+      <w:r>
+        <w:rPr>
+          <w:rFonts w:ascii="Arial" w:hAnsi="Arial" w:cs="Arial"/>
+          <w:color w:val="000000"/>
+          <w:sz w:val="24"/>
+          <w:szCs w:val="24"/>
+        </w:rPr>
+        <w:t>a</w:t>
+      </w:r>
+      <w:proofErr w:type="gramEnd"/>
+      <w:r>
+        <w:rPr>
+          <w:rFonts w:ascii="Arial" w:hAnsi="Arial" w:cs="Arial"/>
+          <w:color w:val="000000"/>
+          <w:sz w:val="24"/>
+          <w:szCs w:val="24"/>
+        </w:rPr>
+        <w:t xml:space="preserve"> </w:t>
+      </w:r>
+      <w:proofErr w:type="spellStart"/>
+      <w:r>
+        <w:rPr>
+          <w:rFonts w:ascii="Arial" w:hAnsi="Arial" w:cs="Arial"/>
+          <w:color w:val="000000"/>
+          <w:sz w:val="24"/>
+          <w:szCs w:val="24"/>
+        </w:rPr>
+        <w:t>aparatelor</w:t>
+      </w:r>
+      <w:proofErr w:type="spellEnd"/>
+      <w:r>
+        <w:rPr>
+          <w:rFonts w:ascii="Arial" w:hAnsi="Arial" w:cs="Arial"/>
+          <w:color w:val="000000"/>
+          <w:sz w:val="24"/>
+          <w:szCs w:val="24"/>
+        </w:rPr>
+        <w:t xml:space="preserve"> </w:t>
+      </w:r>
+      <w:proofErr w:type="spellStart"/>
+      <w:r>
+        <w:rPr>
+          <w:rFonts w:ascii="Arial" w:hAnsi="Arial" w:cs="Arial"/>
+          <w:color w:val="000000"/>
+          <w:sz w:val="24"/>
+          <w:szCs w:val="24"/>
+        </w:rPr>
+        <w:t>electronice</w:t>
+      </w:r>
+      <w:proofErr w:type="spellEnd"/>
+      <w:r>
+        <w:rPr>
+          <w:rFonts w:ascii="Arial" w:hAnsi="Arial" w:cs="Arial"/>
+          <w:color w:val="000000"/>
+          <w:sz w:val="24"/>
+          <w:szCs w:val="24"/>
+        </w:rPr>
+        <w:t xml:space="preserve"> de </w:t>
+      </w:r>
+      <w:proofErr w:type="spellStart"/>
+      <w:r>
+        <w:rPr>
+          <w:rFonts w:ascii="Arial" w:hAnsi="Arial" w:cs="Arial"/>
+          <w:color w:val="000000"/>
+          <w:sz w:val="24"/>
+          <w:szCs w:val="24"/>
+        </w:rPr>
+        <w:t>marcat</w:t>
+      </w:r>
+      <w:proofErr w:type="spellEnd"/>
+      <w:r>
+        <w:rPr>
+          <w:rFonts w:ascii="Arial" w:hAnsi="Arial" w:cs="Arial"/>
+          <w:color w:val="000000"/>
+          <w:sz w:val="24"/>
+          <w:szCs w:val="24"/>
+        </w:rPr>
+        <w:t xml:space="preserve"> </w:t>
+      </w:r>
+      <w:proofErr w:type="spellStart"/>
+      <w:r>
+        <w:rPr>
+          <w:rFonts w:ascii="Arial" w:hAnsi="Arial" w:cs="Arial"/>
+          <w:color w:val="000000"/>
+          <w:sz w:val="24"/>
+          <w:szCs w:val="24"/>
+        </w:rPr>
+        <w:t>fiscale</w:t>
+      </w:r>
+      <w:proofErr w:type="spellEnd"/>
     </w:p>
     <w:p>
       <w:pPr>
@@ -151,14 +233,25 @@
           <w:szCs w:val="24"/>
         </w:rPr>
       </w:pPr>
-      <w:r>
-        <w:rPr>
-          <w:rFonts w:ascii="Arial" w:hAnsi="Arial" w:cs="Arial"/>
-          <w:color w:val="000000"/>
-          <w:sz w:val="24"/>
-          <w:szCs w:val="24"/>
-        </w:rPr>
-        <w:t>Organul fiscal teritorial</w:t>
+      <w:proofErr w:type="spellStart"/>
+      <w:r>
+        <w:rPr>
+          <w:rFonts w:ascii="Arial" w:hAnsi="Arial" w:cs="Arial"/>
+          <w:color w:val="000000"/>
+          <w:sz w:val="24"/>
+          <w:szCs w:val="24"/>
+        </w:rPr>
+        <w:t>Organul</w:t>
+      </w:r>
+      <w:proofErr w:type="spellEnd"/>
+      <w:r>
+        <w:rPr>
+          <w:rFonts w:ascii="Arial" w:hAnsi="Arial" w:cs="Arial"/>
+          <w:color w:val="000000"/>
+          <w:sz w:val="24"/>
+          <w:szCs w:val="24"/>
+        </w:rPr>
+        <w:t xml:space="preserve"> fiscal teritorial</w:t>
       </w:r>
     </w:p>
     <w:p>
@@ -229,15 +322,77 @@
           <w:szCs w:val="24"/>
         </w:rPr>
       </w:pPr>
-      <w:r>
-        <w:rPr>
-          <w:rFonts w:ascii="Arial" w:hAnsi="Arial" w:cs="Arial"/>
-          <w:color w:val="000000"/>
-          <w:sz w:val="24"/>
-          <w:szCs w:val="24"/>
-        </w:rPr>
-        <w:t>Numarul si data inregistarii declaratiei</w:t>
-      </w:r>
+      <w:proofErr w:type="spellStart"/>
+      <w:r>
+        <w:rPr>
+          <w:rFonts w:ascii="Arial" w:hAnsi="Arial" w:cs="Arial"/>
+          <w:color w:val="000000"/>
+          <w:sz w:val="24"/>
+          <w:szCs w:val="24"/>
+        </w:rPr>
+        <w:t>Numarul</w:t>
+      </w:r>
+      <w:proofErr w:type="spellEnd"/>
+      <w:r>
+        <w:rPr>
+          <w:rFonts w:ascii="Arial" w:hAnsi="Arial" w:cs="Arial"/>
+          <w:color w:val="000000"/>
+          <w:sz w:val="24"/>
+          <w:szCs w:val="24"/>
+        </w:rPr>
+        <w:t xml:space="preserve"> </w:t>
+      </w:r>
+      <w:proofErr w:type="spellStart"/>
+      <w:r>
+        <w:rPr>
+          <w:rFonts w:ascii="Arial" w:hAnsi="Arial" w:cs="Arial"/>
+          <w:color w:val="000000"/>
+          <w:sz w:val="24"/>
+          <w:szCs w:val="24"/>
+        </w:rPr>
+        <w:t>si</w:t>
+      </w:r>
+      <w:proofErr w:type="spellEnd"/>
+      <w:r>
+        <w:rPr>
+          <w:rFonts w:ascii="Arial" w:hAnsi="Arial" w:cs="Arial"/>
+          <w:color w:val="000000"/>
+          <w:sz w:val="24"/>
+          <w:szCs w:val="24"/>
+        </w:rPr>
+        <w:t xml:space="preserve"> data </w:t>
+      </w:r>
+      <w:proofErr w:type="spellStart"/>
+      <w:r>
+        <w:rPr>
+          <w:rFonts w:ascii="Arial" w:hAnsi="Arial" w:cs="Arial"/>
+          <w:color w:val="000000"/>
+          <w:sz w:val="24"/>
+          <w:szCs w:val="24"/>
+        </w:rPr>
+        <w:t>inregistarii</w:t>
+      </w:r>
+      <w:proofErr w:type="spellEnd"/>
+      <w:r>
+        <w:rPr>
+          <w:rFonts w:ascii="Arial" w:hAnsi="Arial" w:cs="Arial"/>
+          <w:color w:val="000000"/>
+          <w:sz w:val="24"/>
+          <w:szCs w:val="24"/>
+        </w:rPr>
+        <w:t xml:space="preserve"> </w:t>
+      </w:r>
+      <w:proofErr w:type="spellStart"/>
+      <w:r>
+        <w:rPr>
+          <w:rFonts w:ascii="Arial" w:hAnsi="Arial" w:cs="Arial"/>
+          <w:color w:val="000000"/>
+          <w:sz w:val="24"/>
+          <w:szCs w:val="24"/>
+        </w:rPr>
+        <w:t>declaratiei</w:t>
+      </w:r>
+      <w:proofErr w:type="spellEnd"/>
     </w:p>
     <w:p>
       <w:pPr>
@@ -280,7 +435,7 @@
     </w:p>
     <w:p>
       <w:pPr>
-        <w:framePr w:w="10313" w:h="8416" w:hRule="exact" w:wrap="auto" w:vAnchor="page" w:hAnchor="page" w:x="736" w:y="4186"/>
+        <w:framePr w:w="10313" w:h="7376" w:hRule="exact" w:wrap="auto" w:vAnchor="page" w:hAnchor="page" w:x="736" w:y="4186"/>
         <w:widowControl w:val="0"/>
         <w:tabs>
           <w:tab w:val="left" w:pos="360"/>
@@ -344,15 +499,47 @@
         </w:rPr>
         <w:tab/>
       </w:r>
-      <w:r>
-        <w:rPr>
-          <w:rFonts w:ascii="Arial" w:hAnsi="Arial" w:cs="Arial"/>
-          <w:color w:val="000000"/>
-          <w:sz w:val="24"/>
-          <w:szCs w:val="24"/>
-        </w:rPr>
-        <w:t xml:space="preserve">Subsemnatul  {Administrator}, in calitate de </w:t>
-      </w:r>
+      <w:proofErr w:type="spellStart"/>
+      <w:r>
+        <w:rPr>
+          <w:rFonts w:ascii="Arial" w:hAnsi="Arial" w:cs="Arial"/>
+          <w:color w:val="000000"/>
+          <w:sz w:val="24"/>
+          <w:szCs w:val="24"/>
+        </w:rPr>
+        <w:t>Subsemnatul</w:t>
+      </w:r>
+      <w:proofErr w:type="spellEnd"/>
+      <w:r>
+        <w:rPr>
+          <w:rFonts w:ascii="Arial" w:hAnsi="Arial" w:cs="Arial"/>
+          <w:color w:val="000000"/>
+          <w:sz w:val="24"/>
+          <w:szCs w:val="24"/>
+        </w:rPr>
+        <w:t xml:space="preserve">  {Administrator}, in </w:t>
+      </w:r>
+      <w:proofErr w:type="spellStart"/>
+      <w:r>
+        <w:rPr>
+          <w:rFonts w:ascii="Arial" w:hAnsi="Arial" w:cs="Arial"/>
+          <w:color w:val="000000"/>
+          <w:sz w:val="24"/>
+          <w:szCs w:val="24"/>
+        </w:rPr>
+        <w:t>calitate</w:t>
+      </w:r>
+      <w:proofErr w:type="spellEnd"/>
+      <w:r>
+        <w:rPr>
+          <w:rFonts w:ascii="Arial" w:hAnsi="Arial" w:cs="Arial"/>
+          <w:color w:val="000000"/>
+          <w:sz w:val="24"/>
+          <w:szCs w:val="24"/>
+        </w:rPr>
+        <w:t xml:space="preserve"> de </w:t>
+      </w:r>
+      <w:proofErr w:type="spellStart"/>
       <w:r>
         <w:rPr>
           <w:rFonts w:ascii="Arial" w:hAnsi="Arial" w:cs="Arial"/>
@@ -363,6 +550,7 @@
         </w:rPr>
         <w:t>Reprezentant</w:t>
       </w:r>
+      <w:proofErr w:type="spellEnd"/>
       <w:r>
         <w:rPr>
           <w:rFonts w:ascii="Arial" w:hAnsi="Arial" w:cs="Arial"/>
@@ -380,7 +568,17 @@
           <w:sz w:val="24"/>
           <w:szCs w:val="24"/>
         </w:rPr>
-        <w:t>la {Nume</w:t>
+        <w:t>la {</w:t>
+      </w:r>
+      <w:proofErr w:type="spellStart"/>
+      <w:r>
+        <w:rPr>
+          <w:rFonts w:ascii="Arial" w:hAnsi="Arial" w:cs="Arial"/>
+          <w:color w:val="000000"/>
+          <w:sz w:val="24"/>
+          <w:szCs w:val="24"/>
+        </w:rPr>
+        <w:t>Nume</w:t>
       </w:r>
       <w:r>
         <w:rPr>
@@ -398,8 +596,39 @@
           <w:sz w:val="24"/>
           <w:szCs w:val="24"/>
         </w:rPr>
-        <w:t>Firma}, cu sediul in: {</w:t>
-      </w:r>
+        <w:t>Firma</w:t>
+      </w:r>
+      <w:proofErr w:type="spellEnd"/>
+      <w:r>
+        <w:rPr>
+          <w:rFonts w:ascii="Arial" w:hAnsi="Arial" w:cs="Arial"/>
+          <w:color w:val="000000"/>
+          <w:sz w:val="24"/>
+          <w:szCs w:val="24"/>
+        </w:rPr>
+        <w:t xml:space="preserve">}, cu </w:t>
+      </w:r>
+      <w:proofErr w:type="spellStart"/>
+      <w:r>
+        <w:rPr>
+          <w:rFonts w:ascii="Arial" w:hAnsi="Arial" w:cs="Arial"/>
+          <w:color w:val="000000"/>
+          <w:sz w:val="24"/>
+          <w:szCs w:val="24"/>
+        </w:rPr>
+        <w:t>sediul</w:t>
+      </w:r>
+      <w:proofErr w:type="spellEnd"/>
+      <w:r>
+        <w:rPr>
+          <w:rFonts w:ascii="Arial" w:hAnsi="Arial" w:cs="Arial"/>
+          <w:color w:val="000000"/>
+          <w:sz w:val="24"/>
+          <w:szCs w:val="24"/>
+        </w:rPr>
+        <w:t xml:space="preserve"> in: {</w:t>
+      </w:r>
+      <w:proofErr w:type="spellStart"/>
       <w:r>
         <w:rPr>
           <w:rFonts w:ascii="Arial" w:hAnsi="Arial" w:cs="Arial"/>
@@ -409,6 +638,7 @@
         </w:rPr>
         <w:t>Sediu_Social</w:t>
       </w:r>
+      <w:proofErr w:type="spellEnd"/>
       <w:r>
         <w:rPr>
           <w:rFonts w:ascii="Arial" w:hAnsi="Arial" w:cs="Arial"/>
@@ -418,24 +648,17 @@
         </w:rPr>
         <w:t xml:space="preserve">}, </w:t>
       </w:r>
-      <w:r>
-        <w:rPr>
-          <w:rFonts w:ascii="Arial" w:hAnsi="Arial" w:cs="Arial"/>
-          <w:color w:val="000000"/>
-          <w:sz w:val="24"/>
-          <w:szCs w:val="24"/>
-        </w:rPr>
-        <w:t xml:space="preserve">avand codul fiscal {Cui}, </w:t>
-      </w:r>
-      <w:r>
-        <w:rPr>
-          <w:rFonts w:ascii="Arial" w:hAnsi="Arial" w:cs="Arial"/>
-          <w:color w:val="000000"/>
-          <w:sz w:val="24"/>
-          <w:szCs w:val="24"/>
-        </w:rPr>
-        <w:t xml:space="preserve"> declar ca am instalat la data de</w:t>
-      </w:r>
+      <w:proofErr w:type="spellStart"/>
+      <w:r>
+        <w:rPr>
+          <w:rFonts w:ascii="Arial" w:hAnsi="Arial" w:cs="Arial"/>
+          <w:color w:val="000000"/>
+          <w:sz w:val="24"/>
+          <w:szCs w:val="24"/>
+        </w:rPr>
+        <w:t>avand</w:t>
+      </w:r>
+      <w:proofErr w:type="spellEnd"/>
       <w:r>
         <w:rPr>
           <w:rFonts w:ascii="Arial" w:hAnsi="Arial" w:cs="Arial"/>
@@ -445,6 +668,26 @@
         </w:rPr>
         <w:t xml:space="preserve"> </w:t>
       </w:r>
+      <w:proofErr w:type="spellStart"/>
+      <w:r>
+        <w:rPr>
+          <w:rFonts w:ascii="Arial" w:hAnsi="Arial" w:cs="Arial"/>
+          <w:color w:val="000000"/>
+          <w:sz w:val="24"/>
+          <w:szCs w:val="24"/>
+        </w:rPr>
+        <w:t>codul</w:t>
+      </w:r>
+      <w:proofErr w:type="spellEnd"/>
+      <w:r>
+        <w:rPr>
+          <w:rFonts w:ascii="Arial" w:hAnsi="Arial" w:cs="Arial"/>
+          <w:color w:val="000000"/>
+          <w:sz w:val="24"/>
+          <w:szCs w:val="24"/>
+        </w:rPr>
+        <w:t xml:space="preserve"> fiscal {Cui}, </w:t>
+      </w:r>
       <w:r>
         <w:rPr>
           <w:rFonts w:ascii="Arial" w:hAnsi="Arial" w:cs="Arial"/>
@@ -454,6 +697,64 @@
         </w:rPr>
         <w:t xml:space="preserve"> </w:t>
       </w:r>
+      <w:proofErr w:type="spellStart"/>
+      <w:r>
+        <w:rPr>
+          <w:rFonts w:ascii="Arial" w:hAnsi="Arial" w:cs="Arial"/>
+          <w:color w:val="000000"/>
+          <w:sz w:val="24"/>
+          <w:szCs w:val="24"/>
+        </w:rPr>
+        <w:t>declar</w:t>
+      </w:r>
+      <w:proofErr w:type="spellEnd"/>
+      <w:r>
+        <w:rPr>
+          <w:rFonts w:ascii="Arial" w:hAnsi="Arial" w:cs="Arial"/>
+          <w:color w:val="000000"/>
+          <w:sz w:val="24"/>
+          <w:szCs w:val="24"/>
+        </w:rPr>
+        <w:t xml:space="preserve"> ca am </w:t>
+      </w:r>
+      <w:proofErr w:type="spellStart"/>
+      <w:r>
+        <w:rPr>
+          <w:rFonts w:ascii="Arial" w:hAnsi="Arial" w:cs="Arial"/>
+          <w:color w:val="000000"/>
+          <w:sz w:val="24"/>
+          <w:szCs w:val="24"/>
+        </w:rPr>
+        <w:t>instalat</w:t>
+      </w:r>
+      <w:proofErr w:type="spellEnd"/>
+      <w:r>
+        <w:rPr>
+          <w:rFonts w:ascii="Arial" w:hAnsi="Arial" w:cs="Arial"/>
+          <w:color w:val="000000"/>
+          <w:sz w:val="24"/>
+          <w:szCs w:val="24"/>
+        </w:rPr>
+        <w:t xml:space="preserve"> la data de</w:t>
+      </w:r>
+      <w:r>
+        <w:rPr>
+          <w:rFonts w:ascii="Arial" w:hAnsi="Arial" w:cs="Arial"/>
+          <w:color w:val="000000"/>
+          <w:sz w:val="24"/>
+          <w:szCs w:val="24"/>
+        </w:rPr>
+        <w:t xml:space="preserve"> </w:t>
+      </w:r>
+      <w:r>
+        <w:rPr>
+          <w:rFonts w:ascii="Arial" w:hAnsi="Arial" w:cs="Arial"/>
+          <w:color w:val="000000"/>
+          <w:sz w:val="24"/>
+          <w:szCs w:val="24"/>
+        </w:rPr>
+        <w:t xml:space="preserve"> </w:t>
+      </w:r>
       <w:r>
         <w:rPr>
           <w:rFonts w:ascii="Arial" w:hAnsi="Arial" w:cs="Arial"/>
@@ -470,7 +771,47 @@
           <w:sz w:val="24"/>
           <w:szCs w:val="24"/>
         </w:rPr>
-        <w:t xml:space="preserve"> la punctul de lucru din</w:t>
+        <w:t xml:space="preserve"> la </w:t>
+      </w:r>
+      <w:proofErr w:type="spellStart"/>
+      <w:r>
+        <w:rPr>
+          <w:rFonts w:ascii="Arial" w:hAnsi="Arial" w:cs="Arial"/>
+          <w:color w:val="000000"/>
+          <w:sz w:val="24"/>
+          <w:szCs w:val="24"/>
+        </w:rPr>
+        <w:t>punctul</w:t>
+      </w:r>
+      <w:proofErr w:type="spellEnd"/>
+      <w:r>
+        <w:rPr>
+          <w:rFonts w:ascii="Arial" w:hAnsi="Arial" w:cs="Arial"/>
+          <w:color w:val="000000"/>
+          <w:sz w:val="24"/>
+          <w:szCs w:val="24"/>
+        </w:rPr>
+        <w:t xml:space="preserve"> de </w:t>
+      </w:r>
+      <w:proofErr w:type="spellStart"/>
+      <w:r>
+        <w:rPr>
+          <w:rFonts w:ascii="Arial" w:hAnsi="Arial" w:cs="Arial"/>
+          <w:color w:val="000000"/>
+          <w:sz w:val="24"/>
+          <w:szCs w:val="24"/>
+        </w:rPr>
+        <w:t>lucru</w:t>
+      </w:r>
+      <w:proofErr w:type="spellEnd"/>
+      <w:r>
+        <w:rPr>
+          <w:rFonts w:ascii="Arial" w:hAnsi="Arial" w:cs="Arial"/>
+          <w:color w:val="000000"/>
+          <w:sz w:val="24"/>
+          <w:szCs w:val="24"/>
+        </w:rPr>
+        <w:t xml:space="preserve"> din</w:t>
       </w:r>
       <w:r>
         <w:rPr>
@@ -488,7 +829,17 @@
           <w:sz w:val="24"/>
           <w:szCs w:val="24"/>
         </w:rPr>
-        <w:t xml:space="preserve"> {Punct</w:t>
+        <w:t xml:space="preserve"> {</w:t>
+      </w:r>
+      <w:proofErr w:type="spellStart"/>
+      <w:r>
+        <w:rPr>
+          <w:rFonts w:ascii="Arial" w:hAnsi="Arial" w:cs="Arial"/>
+          <w:color w:val="000000"/>
+          <w:sz w:val="24"/>
+          <w:szCs w:val="24"/>
+        </w:rPr>
+        <w:t>Punct</w:t>
       </w:r>
       <w:r>
         <w:rPr>
@@ -506,30 +857,162 @@
           <w:sz w:val="24"/>
           <w:szCs w:val="24"/>
         </w:rPr>
-        <w:t xml:space="preserve">Lucru}, un numar de 1 aparat de marcat electronic fiscal, avand </w:t>
-      </w:r>
-      <w:r>
-        <w:rPr>
-          <w:rFonts w:ascii="Arial" w:hAnsi="Arial" w:cs="Arial"/>
-          <w:color w:val="000000"/>
-          <w:sz w:val="24"/>
-          <w:szCs w:val="24"/>
-        </w:rPr>
-        <w:t xml:space="preserve">urmatoarele </w:t>
-      </w:r>
-      <w:r>
-        <w:rPr>
-          <w:rFonts w:ascii="Arial" w:hAnsi="Arial" w:cs="Arial"/>
-          <w:color w:val="000000"/>
-          <w:sz w:val="24"/>
-          <w:szCs w:val="24"/>
-        </w:rPr>
-        <w:t>elementele de identificare:</w:t>
+        <w:t>Lucru</w:t>
+      </w:r>
+      <w:proofErr w:type="spellEnd"/>
+      <w:r>
+        <w:rPr>
+          <w:rFonts w:ascii="Arial" w:hAnsi="Arial" w:cs="Arial"/>
+          <w:color w:val="000000"/>
+          <w:sz w:val="24"/>
+          <w:szCs w:val="24"/>
+        </w:rPr>
+        <w:t xml:space="preserve">}, un </w:t>
+      </w:r>
+      <w:proofErr w:type="spellStart"/>
+      <w:r>
+        <w:rPr>
+          <w:rFonts w:ascii="Arial" w:hAnsi="Arial" w:cs="Arial"/>
+          <w:color w:val="000000"/>
+          <w:sz w:val="24"/>
+          <w:szCs w:val="24"/>
+        </w:rPr>
+        <w:t>numar</w:t>
+      </w:r>
+      <w:proofErr w:type="spellEnd"/>
+      <w:r>
+        <w:rPr>
+          <w:rFonts w:ascii="Arial" w:hAnsi="Arial" w:cs="Arial"/>
+          <w:color w:val="000000"/>
+          <w:sz w:val="24"/>
+          <w:szCs w:val="24"/>
+        </w:rPr>
+        <w:t xml:space="preserve"> de 1 </w:t>
+      </w:r>
+      <w:proofErr w:type="spellStart"/>
+      <w:r>
+        <w:rPr>
+          <w:rFonts w:ascii="Arial" w:hAnsi="Arial" w:cs="Arial"/>
+          <w:color w:val="000000"/>
+          <w:sz w:val="24"/>
+          <w:szCs w:val="24"/>
+        </w:rPr>
+        <w:t>aparat</w:t>
+      </w:r>
+      <w:proofErr w:type="spellEnd"/>
+      <w:r>
+        <w:rPr>
+          <w:rFonts w:ascii="Arial" w:hAnsi="Arial" w:cs="Arial"/>
+          <w:color w:val="000000"/>
+          <w:sz w:val="24"/>
+          <w:szCs w:val="24"/>
+        </w:rPr>
+        <w:t xml:space="preserve"> de </w:t>
+      </w:r>
+      <w:proofErr w:type="spellStart"/>
+      <w:r>
+        <w:rPr>
+          <w:rFonts w:ascii="Arial" w:hAnsi="Arial" w:cs="Arial"/>
+          <w:color w:val="000000"/>
+          <w:sz w:val="24"/>
+          <w:szCs w:val="24"/>
+        </w:rPr>
+        <w:t>marcat</w:t>
+      </w:r>
+      <w:proofErr w:type="spellEnd"/>
+      <w:r>
+        <w:rPr>
+          <w:rFonts w:ascii="Arial" w:hAnsi="Arial" w:cs="Arial"/>
+          <w:color w:val="000000"/>
+          <w:sz w:val="24"/>
+          <w:szCs w:val="24"/>
+        </w:rPr>
+        <w:t xml:space="preserve"> electronic fiscal, </w:t>
+      </w:r>
+      <w:proofErr w:type="spellStart"/>
+      <w:r>
+        <w:rPr>
+          <w:rFonts w:ascii="Arial" w:hAnsi="Arial" w:cs="Arial"/>
+          <w:color w:val="000000"/>
+          <w:sz w:val="24"/>
+          <w:szCs w:val="24"/>
+        </w:rPr>
+        <w:t>avand</w:t>
+      </w:r>
+      <w:proofErr w:type="spellEnd"/>
+      <w:r>
+        <w:rPr>
+          <w:rFonts w:ascii="Arial" w:hAnsi="Arial" w:cs="Arial"/>
+          <w:color w:val="000000"/>
+          <w:sz w:val="24"/>
+          <w:szCs w:val="24"/>
+        </w:rPr>
+        <w:t xml:space="preserve"> </w:t>
+      </w:r>
+      <w:proofErr w:type="spellStart"/>
+      <w:r>
+        <w:rPr>
+          <w:rFonts w:ascii="Arial" w:hAnsi="Arial" w:cs="Arial"/>
+          <w:color w:val="000000"/>
+          <w:sz w:val="24"/>
+          <w:szCs w:val="24"/>
+        </w:rPr>
+        <w:t>urmatoarele</w:t>
+      </w:r>
+      <w:proofErr w:type="spellEnd"/>
+      <w:r>
+        <w:rPr>
+          <w:rFonts w:ascii="Arial" w:hAnsi="Arial" w:cs="Arial"/>
+          <w:color w:val="000000"/>
+          <w:sz w:val="24"/>
+          <w:szCs w:val="24"/>
+        </w:rPr>
+        <w:t xml:space="preserve"> </w:t>
+      </w:r>
+      <w:proofErr w:type="spellStart"/>
+      <w:r>
+        <w:rPr>
+          <w:rFonts w:ascii="Arial" w:hAnsi="Arial" w:cs="Arial"/>
+          <w:color w:val="000000"/>
+          <w:sz w:val="24"/>
+          <w:szCs w:val="24"/>
+        </w:rPr>
+        <w:t>elementele</w:t>
+      </w:r>
+      <w:proofErr w:type="spellEnd"/>
+      <w:r>
+        <w:rPr>
+          <w:rFonts w:ascii="Arial" w:hAnsi="Arial" w:cs="Arial"/>
+          <w:color w:val="000000"/>
+          <w:sz w:val="24"/>
+          <w:szCs w:val="24"/>
+        </w:rPr>
+        <w:t xml:space="preserve"> de </w:t>
+      </w:r>
+      <w:proofErr w:type="spellStart"/>
+      <w:r>
+        <w:rPr>
+          <w:rFonts w:ascii="Arial" w:hAnsi="Arial" w:cs="Arial"/>
+          <w:color w:val="000000"/>
+          <w:sz w:val="24"/>
+          <w:szCs w:val="24"/>
+        </w:rPr>
+        <w:t>identificare</w:t>
+      </w:r>
+      <w:proofErr w:type="spellEnd"/>
+      <w:r>
+        <w:rPr>
+          <w:rFonts w:ascii="Arial" w:hAnsi="Arial" w:cs="Arial"/>
+          <w:color w:val="000000"/>
+          <w:sz w:val="24"/>
+          <w:szCs w:val="24"/>
+        </w:rPr>
+        <w:t>:</w:t>
       </w:r>
     </w:p>
     <w:p>
       <w:pPr>
-        <w:framePr w:w="10313" w:h="8416" w:hRule="exact" w:wrap="auto" w:vAnchor="page" w:hAnchor="page" w:x="736" w:y="4186"/>
+        <w:framePr w:w="10313" w:h="7376" w:hRule="exact" w:wrap="auto" w:vAnchor="page" w:hAnchor="page" w:x="736" w:y="4186"/>
         <w:widowControl w:val="0"/>
         <w:tabs>
           <w:tab w:val="left" w:pos="360"/>
@@ -578,7 +1061,7 @@
     </w:p>
     <w:p>
       <w:pPr>
-        <w:framePr w:w="10313" w:h="8416" w:hRule="exact" w:wrap="auto" w:vAnchor="page" w:hAnchor="page" w:x="736" w:y="4186"/>
+        <w:framePr w:w="10313" w:h="7376" w:hRule="exact" w:wrap="auto" w:vAnchor="page" w:hAnchor="page" w:x="736" w:y="4186"/>
         <w:widowControl w:val="0"/>
         <w:tabs>
           <w:tab w:val="left" w:pos="360"/>
@@ -627,7 +1110,7 @@
     </w:p>
     <w:p>
       <w:pPr>
-        <w:framePr w:w="10313" w:h="8416" w:hRule="exact" w:wrap="auto" w:vAnchor="page" w:hAnchor="page" w:x="736" w:y="4186"/>
+        <w:framePr w:w="10313" w:h="7376" w:hRule="exact" w:wrap="auto" w:vAnchor="page" w:hAnchor="page" w:x="736" w:y="4186"/>
         <w:widowControl w:val="0"/>
         <w:tabs>
           <w:tab w:val="left" w:pos="360"/>
@@ -691,14 +1174,35 @@
         </w:rPr>
         <w:t xml:space="preserve"> </w:t>
       </w:r>
-      <w:r>
-        <w:rPr>
-          <w:rFonts w:ascii="Arial" w:hAnsi="Arial" w:cs="Arial"/>
-          <w:color w:val="000000"/>
-          <w:sz w:val="24"/>
-          <w:szCs w:val="24"/>
-        </w:rPr>
-        <w:t>Amef: {Model</w:t>
+      <w:proofErr w:type="spellStart"/>
+      <w:r>
+        <w:rPr>
+          <w:rFonts w:ascii="Arial" w:hAnsi="Arial" w:cs="Arial"/>
+          <w:color w:val="000000"/>
+          <w:sz w:val="24"/>
+          <w:szCs w:val="24"/>
+        </w:rPr>
+        <w:t>Amef</w:t>
+      </w:r>
+      <w:proofErr w:type="spellEnd"/>
+      <w:r>
+        <w:rPr>
+          <w:rFonts w:ascii="Arial" w:hAnsi="Arial" w:cs="Arial"/>
+          <w:color w:val="000000"/>
+          <w:sz w:val="24"/>
+          <w:szCs w:val="24"/>
+        </w:rPr>
+        <w:t>: {</w:t>
+      </w:r>
+      <w:proofErr w:type="spellStart"/>
+      <w:r>
+        <w:rPr>
+          <w:rFonts w:ascii="Arial" w:hAnsi="Arial" w:cs="Arial"/>
+          <w:color w:val="000000"/>
+          <w:sz w:val="24"/>
+          <w:szCs w:val="24"/>
+        </w:rPr>
+        <w:t>Model</w:t>
       </w:r>
       <w:r>
         <w:rPr>
@@ -716,12 +1220,22 @@
           <w:sz w:val="24"/>
           <w:szCs w:val="24"/>
         </w:rPr>
-        <w:t>Amef}</w:t>
+        <w:t>Amef</w:t>
+      </w:r>
+      <w:proofErr w:type="spellEnd"/>
+      <w:r>
+        <w:rPr>
+          <w:rFonts w:ascii="Arial" w:hAnsi="Arial" w:cs="Arial"/>
+          <w:color w:val="000000"/>
+          <w:sz w:val="24"/>
+          <w:szCs w:val="24"/>
+        </w:rPr>
+        <w:t>}</w:t>
       </w:r>
     </w:p>
     <w:p>
       <w:pPr>
-        <w:framePr w:w="10313" w:h="8416" w:hRule="exact" w:wrap="auto" w:vAnchor="page" w:hAnchor="page" w:x="736" w:y="4186"/>
+        <w:framePr w:w="10313" w:h="7376" w:hRule="exact" w:wrap="auto" w:vAnchor="page" w:hAnchor="page" w:x="736" w:y="4186"/>
         <w:widowControl w:val="0"/>
         <w:tabs>
           <w:tab w:val="left" w:pos="360"/>
@@ -785,14 +1299,35 @@
         </w:rPr>
         <w:t xml:space="preserve"> </w:t>
       </w:r>
-      <w:r>
-        <w:rPr>
-          <w:rFonts w:ascii="Arial" w:hAnsi="Arial" w:cs="Arial"/>
-          <w:color w:val="000000"/>
-          <w:sz w:val="24"/>
-          <w:szCs w:val="24"/>
-        </w:rPr>
-        <w:t>Amef: {Serie</w:t>
+      <w:proofErr w:type="spellStart"/>
+      <w:r>
+        <w:rPr>
+          <w:rFonts w:ascii="Arial" w:hAnsi="Arial" w:cs="Arial"/>
+          <w:color w:val="000000"/>
+          <w:sz w:val="24"/>
+          <w:szCs w:val="24"/>
+        </w:rPr>
+        <w:t>Amef</w:t>
+      </w:r>
+      <w:proofErr w:type="spellEnd"/>
+      <w:r>
+        <w:rPr>
+          <w:rFonts w:ascii="Arial" w:hAnsi="Arial" w:cs="Arial"/>
+          <w:color w:val="000000"/>
+          <w:sz w:val="24"/>
+          <w:szCs w:val="24"/>
+        </w:rPr>
+        <w:t>: {</w:t>
+      </w:r>
+      <w:proofErr w:type="spellStart"/>
+      <w:r>
+        <w:rPr>
+          <w:rFonts w:ascii="Arial" w:hAnsi="Arial" w:cs="Arial"/>
+          <w:color w:val="000000"/>
+          <w:sz w:val="24"/>
+          <w:szCs w:val="24"/>
+        </w:rPr>
+        <w:t>Serie</w:t>
       </w:r>
       <w:r>
         <w:rPr>
@@ -810,12 +1345,22 @@
           <w:sz w:val="24"/>
           <w:szCs w:val="24"/>
         </w:rPr>
-        <w:t>Amef}</w:t>
+        <w:t>Amef</w:t>
+      </w:r>
+      <w:proofErr w:type="spellEnd"/>
+      <w:r>
+        <w:rPr>
+          <w:rFonts w:ascii="Arial" w:hAnsi="Arial" w:cs="Arial"/>
+          <w:color w:val="000000"/>
+          <w:sz w:val="24"/>
+          <w:szCs w:val="24"/>
+        </w:rPr>
+        <w:t>}</w:t>
       </w:r>
     </w:p>
     <w:p>
       <w:pPr>
-        <w:framePr w:w="10313" w:h="8416" w:hRule="exact" w:wrap="auto" w:vAnchor="page" w:hAnchor="page" w:x="736" w:y="4186"/>
+        <w:framePr w:w="10313" w:h="7376" w:hRule="exact" w:wrap="auto" w:vAnchor="page" w:hAnchor="page" w:x="736" w:y="4186"/>
         <w:widowControl w:val="0"/>
         <w:tabs>
           <w:tab w:val="left" w:pos="360"/>
@@ -868,12 +1413,32 @@
           <w:sz w:val="24"/>
           <w:szCs w:val="24"/>
         </w:rPr>
-        <w:t>Nui Amef: {Nui}</w:t>
+        <w:t xml:space="preserve">Nui </w:t>
+      </w:r>
+      <w:proofErr w:type="spellStart"/>
+      <w:r>
+        <w:rPr>
+          <w:rFonts w:ascii="Arial" w:hAnsi="Arial" w:cs="Arial"/>
+          <w:color w:val="000000"/>
+          <w:sz w:val="24"/>
+          <w:szCs w:val="24"/>
+        </w:rPr>
+        <w:t>Amef</w:t>
+      </w:r>
+      <w:proofErr w:type="spellEnd"/>
+      <w:r>
+        <w:rPr>
+          <w:rFonts w:ascii="Arial" w:hAnsi="Arial" w:cs="Arial"/>
+          <w:color w:val="000000"/>
+          <w:sz w:val="24"/>
+          <w:szCs w:val="24"/>
+        </w:rPr>
+        <w:t>: {Nui}</w:t>
       </w:r>
     </w:p>
     <w:p>
       <w:pPr>
-        <w:framePr w:w="10313" w:h="8416" w:hRule="exact" w:wrap="auto" w:vAnchor="page" w:hAnchor="page" w:x="736" w:y="4186"/>
+        <w:framePr w:w="10313" w:h="7376" w:hRule="exact" w:wrap="auto" w:vAnchor="page" w:hAnchor="page" w:x="736" w:y="4186"/>
         <w:widowControl w:val="0"/>
         <w:tabs>
           <w:tab w:val="left" w:pos="360"/>
@@ -922,7 +1487,7 @@
     </w:p>
     <w:p>
       <w:pPr>
-        <w:framePr w:w="10313" w:h="8416" w:hRule="exact" w:wrap="auto" w:vAnchor="page" w:hAnchor="page" w:x="736" w:y="4186"/>
+        <w:framePr w:w="10313" w:h="7376" w:hRule="exact" w:wrap="auto" w:vAnchor="page" w:hAnchor="page" w:x="736" w:y="4186"/>
         <w:widowControl w:val="0"/>
         <w:tabs>
           <w:tab w:val="left" w:pos="360"/>
@@ -971,7 +1536,7 @@
     </w:p>
     <w:p>
       <w:pPr>
-        <w:framePr w:w="10313" w:h="8416" w:hRule="exact" w:wrap="auto" w:vAnchor="page" w:hAnchor="page" w:x="736" w:y="4186"/>
+        <w:framePr w:w="10313" w:h="7376" w:hRule="exact" w:wrap="auto" w:vAnchor="page" w:hAnchor="page" w:x="736" w:y="4186"/>
         <w:widowControl w:val="0"/>
         <w:tabs>
           <w:tab w:val="left" w:pos="360"/>
@@ -1034,8 +1599,39 @@
           <w:szCs w:val="24"/>
         </w:rPr>
         <w:tab/>
-        <w:t>Data achizitionarii aparatului</w:t>
-      </w:r>
+        <w:t xml:space="preserve">Data </w:t>
+      </w:r>
+      <w:proofErr w:type="spellStart"/>
+      <w:r>
+        <w:rPr>
+          <w:rFonts w:ascii="Arial" w:hAnsi="Arial" w:cs="Arial"/>
+          <w:color w:val="000000"/>
+          <w:sz w:val="24"/>
+          <w:szCs w:val="24"/>
+        </w:rPr>
+        <w:t>achizitionarii</w:t>
+      </w:r>
+      <w:proofErr w:type="spellEnd"/>
+      <w:r>
+        <w:rPr>
+          <w:rFonts w:ascii="Arial" w:hAnsi="Arial" w:cs="Arial"/>
+          <w:color w:val="000000"/>
+          <w:sz w:val="24"/>
+          <w:szCs w:val="24"/>
+        </w:rPr>
+        <w:t xml:space="preserve"> </w:t>
+      </w:r>
+      <w:proofErr w:type="spellStart"/>
+      <w:r>
+        <w:rPr>
+          <w:rFonts w:ascii="Arial" w:hAnsi="Arial" w:cs="Arial"/>
+          <w:color w:val="000000"/>
+          <w:sz w:val="24"/>
+          <w:szCs w:val="24"/>
+        </w:rPr>
+        <w:t>aparatului</w:t>
+      </w:r>
+      <w:proofErr w:type="spellEnd"/>
       <w:r>
         <w:rPr>
           <w:rFonts w:ascii="Arial" w:hAnsi="Arial" w:cs="Arial"/>
@@ -1052,12 +1648,32 @@
           <w:sz w:val="24"/>
           <w:szCs w:val="24"/>
         </w:rPr>
-        <w:t>{Data_Achizitionare}.</w:t>
+        <w:t>{</w:t>
+      </w:r>
+      <w:proofErr w:type="spellStart"/>
+      <w:r>
+        <w:rPr>
+          <w:rFonts w:ascii="Arial" w:hAnsi="Arial" w:cs="Arial"/>
+          <w:color w:val="000000"/>
+          <w:sz w:val="24"/>
+          <w:szCs w:val="24"/>
+        </w:rPr>
+        <w:t>Data_Achizitionare</w:t>
+      </w:r>
+      <w:proofErr w:type="spellEnd"/>
+      <w:r>
+        <w:rPr>
+          <w:rFonts w:ascii="Arial" w:hAnsi="Arial" w:cs="Arial"/>
+          <w:color w:val="000000"/>
+          <w:sz w:val="24"/>
+          <w:szCs w:val="24"/>
+        </w:rPr>
+        <w:t>}.</w:t>
       </w:r>
     </w:p>
     <w:p>
       <w:pPr>
-        <w:framePr w:w="10313" w:h="8416" w:hRule="exact" w:wrap="auto" w:vAnchor="page" w:hAnchor="page" w:x="736" w:y="4186"/>
+        <w:framePr w:w="10313" w:h="7376" w:hRule="exact" w:wrap="auto" w:vAnchor="page" w:hAnchor="page" w:x="736" w:y="4186"/>
         <w:widowControl w:val="0"/>
         <w:tabs>
           <w:tab w:val="left" w:pos="360"/>
@@ -1106,7 +1722,7 @@
     </w:p>
     <w:p>
       <w:pPr>
-        <w:framePr w:w="10313" w:h="8416" w:hRule="exact" w:wrap="auto" w:vAnchor="page" w:hAnchor="page" w:x="736" w:y="4186"/>
+        <w:framePr w:w="10313" w:h="7376" w:hRule="exact" w:wrap="auto" w:vAnchor="page" w:hAnchor="page" w:x="736" w:y="4186"/>
         <w:widowControl w:val="0"/>
         <w:tabs>
           <w:tab w:val="left" w:pos="360"/>
@@ -1169,7 +1785,236 @@
           <w:szCs w:val="24"/>
         </w:rPr>
         <w:tab/>
-        <w:t>Numarul / data avizului Comisiei de avizare a distributiei si utilizarii aparatelor de marcat electronice fiscale: {Aviz_Dist</w:t>
+      </w:r>
+      <w:proofErr w:type="spellStart"/>
+      <w:r>
+        <w:rPr>
+          <w:rFonts w:ascii="Arial" w:hAnsi="Arial" w:cs="Arial"/>
+          <w:color w:val="000000"/>
+          <w:sz w:val="24"/>
+          <w:szCs w:val="24"/>
+        </w:rPr>
+        <w:t>Numarul</w:t>
+      </w:r>
+      <w:proofErr w:type="spellEnd"/>
+      <w:r>
+        <w:rPr>
+          <w:rFonts w:ascii="Arial" w:hAnsi="Arial" w:cs="Arial"/>
+          <w:color w:val="000000"/>
+          <w:sz w:val="24"/>
+          <w:szCs w:val="24"/>
+        </w:rPr>
+        <w:t xml:space="preserve"> / data </w:t>
+      </w:r>
+      <w:proofErr w:type="spellStart"/>
+      <w:r>
+        <w:rPr>
+          <w:rFonts w:ascii="Arial" w:hAnsi="Arial" w:cs="Arial"/>
+          <w:color w:val="000000"/>
+          <w:sz w:val="24"/>
+          <w:szCs w:val="24"/>
+        </w:rPr>
+        <w:t>avizului</w:t>
+      </w:r>
+      <w:proofErr w:type="spellEnd"/>
+      <w:r>
+        <w:rPr>
+          <w:rFonts w:ascii="Arial" w:hAnsi="Arial" w:cs="Arial"/>
+          <w:color w:val="000000"/>
+          <w:sz w:val="24"/>
+          <w:szCs w:val="24"/>
+        </w:rPr>
+        <w:t xml:space="preserve"> </w:t>
+      </w:r>
+      <w:proofErr w:type="spellStart"/>
+      <w:r>
+        <w:rPr>
+          <w:rFonts w:ascii="Arial" w:hAnsi="Arial" w:cs="Arial"/>
+          <w:color w:val="000000"/>
+          <w:sz w:val="24"/>
+          <w:szCs w:val="24"/>
+        </w:rPr>
+        <w:t>Comisiei</w:t>
+      </w:r>
+      <w:proofErr w:type="spellEnd"/>
+      <w:r>
+        <w:rPr>
+          <w:rFonts w:ascii="Arial" w:hAnsi="Arial" w:cs="Arial"/>
+          <w:color w:val="000000"/>
+          <w:sz w:val="24"/>
+          <w:szCs w:val="24"/>
+        </w:rPr>
+        <w:t xml:space="preserve"> de </w:t>
+      </w:r>
+      <w:proofErr w:type="spellStart"/>
+      <w:r>
+        <w:rPr>
+          <w:rFonts w:ascii="Arial" w:hAnsi="Arial" w:cs="Arial"/>
+          <w:color w:val="000000"/>
+          <w:sz w:val="24"/>
+          <w:szCs w:val="24"/>
+        </w:rPr>
+        <w:t>avizare</w:t>
+      </w:r>
+      <w:proofErr w:type="spellEnd"/>
+      <w:r>
+        <w:rPr>
+          <w:rFonts w:ascii="Arial" w:hAnsi="Arial" w:cs="Arial"/>
+          <w:color w:val="000000"/>
+          <w:sz w:val="24"/>
+          <w:szCs w:val="24"/>
+        </w:rPr>
+        <w:t xml:space="preserve"> a </w:t>
+      </w:r>
+      <w:proofErr w:type="spellStart"/>
+      <w:r>
+        <w:rPr>
+          <w:rFonts w:ascii="Arial" w:hAnsi="Arial" w:cs="Arial"/>
+          <w:color w:val="000000"/>
+          <w:sz w:val="24"/>
+          <w:szCs w:val="24"/>
+        </w:rPr>
+        <w:t>distributiei</w:t>
+      </w:r>
+      <w:proofErr w:type="spellEnd"/>
+      <w:r>
+        <w:rPr>
+          <w:rFonts w:ascii="Arial" w:hAnsi="Arial" w:cs="Arial"/>
+          <w:color w:val="000000"/>
+          <w:sz w:val="24"/>
+          <w:szCs w:val="24"/>
+        </w:rPr>
+        <w:t xml:space="preserve"> </w:t>
+      </w:r>
+      <w:proofErr w:type="spellStart"/>
+      <w:r>
+        <w:rPr>
+          <w:rFonts w:ascii="Arial" w:hAnsi="Arial" w:cs="Arial"/>
+          <w:color w:val="000000"/>
+          <w:sz w:val="24"/>
+          <w:szCs w:val="24"/>
+        </w:rPr>
+        <w:t>si</w:t>
+      </w:r>
+      <w:proofErr w:type="spellEnd"/>
+      <w:r>
+        <w:rPr>
+          <w:rFonts w:ascii="Arial" w:hAnsi="Arial" w:cs="Arial"/>
+          <w:color w:val="000000"/>
+          <w:sz w:val="24"/>
+          <w:szCs w:val="24"/>
+        </w:rPr>
+        <w:t xml:space="preserve"> </w:t>
+      </w:r>
+      <w:proofErr w:type="spellStart"/>
+      <w:r>
+        <w:rPr>
+          <w:rFonts w:ascii="Arial" w:hAnsi="Arial" w:cs="Arial"/>
+          <w:color w:val="000000"/>
+          <w:sz w:val="24"/>
+          <w:szCs w:val="24"/>
+        </w:rPr>
+        <w:t>utilizarii</w:t>
+      </w:r>
+      <w:proofErr w:type="spellEnd"/>
+      <w:r>
+        <w:rPr>
+          <w:rFonts w:ascii="Arial" w:hAnsi="Arial" w:cs="Arial"/>
+          <w:color w:val="000000"/>
+          <w:sz w:val="24"/>
+          <w:szCs w:val="24"/>
+        </w:rPr>
+        <w:t xml:space="preserve"> </w:t>
+      </w:r>
+      <w:proofErr w:type="spellStart"/>
+      <w:r>
+        <w:rPr>
+          <w:rFonts w:ascii="Arial" w:hAnsi="Arial" w:cs="Arial"/>
+          <w:color w:val="000000"/>
+          <w:sz w:val="24"/>
+          <w:szCs w:val="24"/>
+        </w:rPr>
+        <w:t>aparatelor</w:t>
+      </w:r>
+      <w:proofErr w:type="spellEnd"/>
+      <w:r>
+        <w:rPr>
+          <w:rFonts w:ascii="Arial" w:hAnsi="Arial" w:cs="Arial"/>
+          <w:color w:val="000000"/>
+          <w:sz w:val="24"/>
+          <w:szCs w:val="24"/>
+        </w:rPr>
+        <w:t xml:space="preserve"> de </w:t>
+      </w:r>
+      <w:proofErr w:type="spellStart"/>
+      <w:r>
+        <w:rPr>
+          <w:rFonts w:ascii="Arial" w:hAnsi="Arial" w:cs="Arial"/>
+          <w:color w:val="000000"/>
+          <w:sz w:val="24"/>
+          <w:szCs w:val="24"/>
+        </w:rPr>
+        <w:t>marcat</w:t>
+      </w:r>
+      <w:proofErr w:type="spellEnd"/>
+      <w:r>
+        <w:rPr>
+          <w:rFonts w:ascii="Arial" w:hAnsi="Arial" w:cs="Arial"/>
+          <w:color w:val="000000"/>
+          <w:sz w:val="24"/>
+          <w:szCs w:val="24"/>
+        </w:rPr>
+        <w:t xml:space="preserve"> </w:t>
+      </w:r>
+      <w:proofErr w:type="spellStart"/>
+      <w:r>
+        <w:rPr>
+          <w:rFonts w:ascii="Arial" w:hAnsi="Arial" w:cs="Arial"/>
+          <w:color w:val="000000"/>
+          <w:sz w:val="24"/>
+          <w:szCs w:val="24"/>
+        </w:rPr>
+        <w:t>electronice</w:t>
+      </w:r>
+      <w:proofErr w:type="spellEnd"/>
+      <w:r>
+        <w:rPr>
+          <w:rFonts w:ascii="Arial" w:hAnsi="Arial" w:cs="Arial"/>
+          <w:color w:val="000000"/>
+          <w:sz w:val="24"/>
+          <w:szCs w:val="24"/>
+        </w:rPr>
+        <w:t xml:space="preserve"> </w:t>
+      </w:r>
+      <w:proofErr w:type="spellStart"/>
+      <w:r>
+        <w:rPr>
+          <w:rFonts w:ascii="Arial" w:hAnsi="Arial" w:cs="Arial"/>
+          <w:color w:val="000000"/>
+          <w:sz w:val="24"/>
+          <w:szCs w:val="24"/>
+        </w:rPr>
+        <w:t>fiscale</w:t>
+      </w:r>
+      <w:proofErr w:type="spellEnd"/>
+      <w:r>
+        <w:rPr>
+          <w:rFonts w:ascii="Arial" w:hAnsi="Arial" w:cs="Arial"/>
+          <w:color w:val="000000"/>
+          <w:sz w:val="24"/>
+          <w:szCs w:val="24"/>
+        </w:rPr>
+        <w:t>: {</w:t>
+      </w:r>
+      <w:proofErr w:type="spellStart"/>
+      <w:r>
+        <w:rPr>
+          <w:rFonts w:ascii="Arial" w:hAnsi="Arial" w:cs="Arial"/>
+          <w:color w:val="000000"/>
+          <w:sz w:val="24"/>
+          <w:szCs w:val="24"/>
+        </w:rPr>
+        <w:t>Aviz_Dist</w:t>
       </w:r>
       <w:r>
         <w:rPr>
@@ -1187,12 +2032,42 @@
           <w:sz w:val="24"/>
           <w:szCs w:val="24"/>
         </w:rPr>
-        <w:t>ibutie} din {Data_Aviz}</w:t>
+        <w:t>ibutie</w:t>
+      </w:r>
+      <w:proofErr w:type="spellEnd"/>
+      <w:r>
+        <w:rPr>
+          <w:rFonts w:ascii="Arial" w:hAnsi="Arial" w:cs="Arial"/>
+          <w:color w:val="000000"/>
+          <w:sz w:val="24"/>
+          <w:szCs w:val="24"/>
+        </w:rPr>
+        <w:t>} din {</w:t>
+      </w:r>
+      <w:proofErr w:type="spellStart"/>
+      <w:r>
+        <w:rPr>
+          <w:rFonts w:ascii="Arial" w:hAnsi="Arial" w:cs="Arial"/>
+          <w:color w:val="000000"/>
+          <w:sz w:val="24"/>
+          <w:szCs w:val="24"/>
+        </w:rPr>
+        <w:t>Data_Aviz</w:t>
+      </w:r>
+      <w:proofErr w:type="spellEnd"/>
+      <w:r>
+        <w:rPr>
+          <w:rFonts w:ascii="Arial" w:hAnsi="Arial" w:cs="Arial"/>
+          <w:color w:val="000000"/>
+          <w:sz w:val="24"/>
+          <w:szCs w:val="24"/>
+        </w:rPr>
+        <w:t>}</w:t>
       </w:r>
     </w:p>
     <w:p>
       <w:pPr>
-        <w:framePr w:w="10313" w:h="8416" w:hRule="exact" w:wrap="auto" w:vAnchor="page" w:hAnchor="page" w:x="736" w:y="4186"/>
+        <w:framePr w:w="10313" w:h="7376" w:hRule="exact" w:wrap="auto" w:vAnchor="page" w:hAnchor="page" w:x="736" w:y="4186"/>
         <w:widowControl w:val="0"/>
         <w:tabs>
           <w:tab w:val="left" w:pos="360"/>
@@ -1241,7 +2116,7 @@
     </w:p>
     <w:p>
       <w:pPr>
-        <w:framePr w:w="10313" w:h="8416" w:hRule="exact" w:wrap="auto" w:vAnchor="page" w:hAnchor="page" w:x="736" w:y="4186"/>
+        <w:framePr w:w="10313" w:h="7376" w:hRule="exact" w:wrap="auto" w:vAnchor="page" w:hAnchor="page" w:x="736" w:y="4186"/>
         <w:widowControl w:val="0"/>
         <w:tabs>
           <w:tab w:val="left" w:pos="360"/>
@@ -1304,7 +2179,46 @@
           <w:szCs w:val="24"/>
         </w:rPr>
         <w:tab/>
-        <w:t>Sigilarea imprimantei s</w:t>
+      </w:r>
+      <w:proofErr w:type="spellStart"/>
+      <w:r>
+        <w:rPr>
+          <w:rFonts w:ascii="Arial" w:hAnsi="Arial" w:cs="Arial"/>
+          <w:color w:val="000000"/>
+          <w:sz w:val="24"/>
+          <w:szCs w:val="24"/>
+        </w:rPr>
+        <w:t>Sigilarea</w:t>
+      </w:r>
+      <w:proofErr w:type="spellEnd"/>
+      <w:r>
+        <w:rPr>
+          <w:rFonts w:ascii="Arial" w:hAnsi="Arial" w:cs="Arial"/>
+          <w:color w:val="000000"/>
+          <w:sz w:val="24"/>
+          <w:szCs w:val="24"/>
+        </w:rPr>
+        <w:t xml:space="preserve"> </w:t>
+      </w:r>
+      <w:proofErr w:type="spellStart"/>
+      <w:r>
+        <w:rPr>
+          <w:rFonts w:ascii="Arial" w:hAnsi="Arial" w:cs="Arial"/>
+          <w:color w:val="000000"/>
+          <w:sz w:val="24"/>
+          <w:szCs w:val="24"/>
+        </w:rPr>
+        <w:t>imprimantei</w:t>
+      </w:r>
+      <w:proofErr w:type="spellEnd"/>
+      <w:r>
+        <w:rPr>
+          <w:rFonts w:ascii="Arial" w:hAnsi="Arial" w:cs="Arial"/>
+          <w:color w:val="000000"/>
+          <w:sz w:val="24"/>
+          <w:szCs w:val="24"/>
+        </w:rPr>
+        <w:t xml:space="preserve"> s</w:t>
       </w:r>
       <w:r>
         <w:rPr>
@@ -1314,8 +2228,49 @@
           <w:szCs w:val="24"/>
         </w:rPr>
         <w:noBreakHyphen/>
-        <w:t>a efectuat cu sigiliul {</w:t>
-      </w:r>
+        <w:t xml:space="preserve">a </w:t>
+      </w:r>
+      <w:proofErr w:type="spellStart"/>
+      <w:r>
+        <w:rPr>
+          <w:rFonts w:ascii="Arial" w:hAnsi="Arial" w:cs="Arial"/>
+          <w:color w:val="000000"/>
+          <w:sz w:val="24"/>
+          <w:szCs w:val="24"/>
+        </w:rPr>
+        <w:t>efectuat</w:t>
+      </w:r>
+      <w:proofErr w:type="spellEnd"/>
+      <w:r>
+        <w:rPr>
+          <w:rFonts w:ascii="Arial" w:hAnsi="Arial" w:cs="Arial"/>
+          <w:color w:val="000000"/>
+          <w:sz w:val="24"/>
+          <w:szCs w:val="24"/>
+        </w:rPr>
+        <w:t xml:space="preserve"> cu </w:t>
+      </w:r>
+      <w:proofErr w:type="spellStart"/>
+      <w:r>
+        <w:rPr>
+          <w:rFonts w:ascii="Arial" w:hAnsi="Arial" w:cs="Arial"/>
+          <w:color w:val="000000"/>
+          <w:sz w:val="24"/>
+          <w:szCs w:val="24"/>
+        </w:rPr>
+        <w:t>sigiliul</w:t>
+      </w:r>
+      <w:proofErr w:type="spellEnd"/>
+      <w:r>
+        <w:rPr>
+          <w:rFonts w:ascii="Arial" w:hAnsi="Arial" w:cs="Arial"/>
+          <w:color w:val="000000"/>
+          <w:sz w:val="24"/>
+          <w:szCs w:val="24"/>
+        </w:rPr>
+        <w:t xml:space="preserve"> {</w:t>
+      </w:r>
+      <w:proofErr w:type="spellStart"/>
       <w:r>
         <w:rPr>
           <w:rFonts w:ascii="Arial" w:hAnsi="Arial" w:cs="Arial"/>
@@ -1332,7 +2287,57 @@
           <w:sz w:val="24"/>
           <w:szCs w:val="24"/>
         </w:rPr>
-        <w:t xml:space="preserve">igiliu}, aplicat pe memoria fiscala a </w:t>
+        <w:t>igiliu</w:t>
+      </w:r>
+      <w:proofErr w:type="spellEnd"/>
+      <w:r>
+        <w:rPr>
+          <w:rFonts w:ascii="Arial" w:hAnsi="Arial" w:cs="Arial"/>
+          <w:color w:val="000000"/>
+          <w:sz w:val="24"/>
+          <w:szCs w:val="24"/>
+        </w:rPr>
+        <w:t xml:space="preserve">}, </w:t>
+      </w:r>
+      <w:proofErr w:type="spellStart"/>
+      <w:r>
+        <w:rPr>
+          <w:rFonts w:ascii="Arial" w:hAnsi="Arial" w:cs="Arial"/>
+          <w:color w:val="000000"/>
+          <w:sz w:val="24"/>
+          <w:szCs w:val="24"/>
+        </w:rPr>
+        <w:t>aplicat</w:t>
+      </w:r>
+      <w:proofErr w:type="spellEnd"/>
+      <w:r>
+        <w:rPr>
+          <w:rFonts w:ascii="Arial" w:hAnsi="Arial" w:cs="Arial"/>
+          <w:color w:val="000000"/>
+          <w:sz w:val="24"/>
+          <w:szCs w:val="24"/>
+        </w:rPr>
+        <w:t xml:space="preserve"> pe memoria </w:t>
+      </w:r>
+      <w:proofErr w:type="spellStart"/>
+      <w:r>
+        <w:rPr>
+          <w:rFonts w:ascii="Arial" w:hAnsi="Arial" w:cs="Arial"/>
+          <w:color w:val="000000"/>
+          <w:sz w:val="24"/>
+          <w:szCs w:val="24"/>
+        </w:rPr>
+        <w:t>fiscala</w:t>
+      </w:r>
+      <w:proofErr w:type="spellEnd"/>
+      <w:r>
+        <w:rPr>
+          <w:rFonts w:ascii="Arial" w:hAnsi="Arial" w:cs="Arial"/>
+          <w:color w:val="000000"/>
+          <w:sz w:val="24"/>
+          <w:szCs w:val="24"/>
+        </w:rPr>
+        <w:t xml:space="preserve"> a </w:t>
       </w:r>
       <w:r>
         <w:rPr>
@@ -1350,12 +2355,72 @@
           <w:sz w:val="24"/>
           <w:szCs w:val="24"/>
         </w:rPr>
-        <w:t xml:space="preserve"> cat si pe carcasa acesteia.</w:t>
+        <w:t xml:space="preserve"> cat </w:t>
+      </w:r>
+      <w:proofErr w:type="spellStart"/>
+      <w:r>
+        <w:rPr>
+          <w:rFonts w:ascii="Arial" w:hAnsi="Arial" w:cs="Arial"/>
+          <w:color w:val="000000"/>
+          <w:sz w:val="24"/>
+          <w:szCs w:val="24"/>
+        </w:rPr>
+        <w:t>si</w:t>
+      </w:r>
+      <w:proofErr w:type="spellEnd"/>
+      <w:r>
+        <w:rPr>
+          <w:rFonts w:ascii="Arial" w:hAnsi="Arial" w:cs="Arial"/>
+          <w:color w:val="000000"/>
+          <w:sz w:val="24"/>
+          <w:szCs w:val="24"/>
+        </w:rPr>
+        <w:t xml:space="preserve"> pe </w:t>
+      </w:r>
+      <w:proofErr w:type="spellStart"/>
+      <w:r>
+        <w:rPr>
+          <w:rFonts w:ascii="Arial" w:hAnsi="Arial" w:cs="Arial"/>
+          <w:color w:val="000000"/>
+          <w:sz w:val="24"/>
+          <w:szCs w:val="24"/>
+        </w:rPr>
+        <w:t>carcasa</w:t>
+      </w:r>
+      <w:proofErr w:type="spellEnd"/>
+      <w:r>
+        <w:rPr>
+          <w:rFonts w:ascii="Arial" w:hAnsi="Arial" w:cs="Arial"/>
+          <w:color w:val="000000"/>
+          <w:sz w:val="24"/>
+          <w:szCs w:val="24"/>
+        </w:rPr>
+        <w:t xml:space="preserve"> </w:t>
+      </w:r>
+      <w:proofErr w:type="spellStart"/>
+      <w:r>
+        <w:rPr>
+          <w:rFonts w:ascii="Arial" w:hAnsi="Arial" w:cs="Arial"/>
+          <w:color w:val="000000"/>
+          <w:sz w:val="24"/>
+          <w:szCs w:val="24"/>
+        </w:rPr>
+        <w:t>acesteia</w:t>
+      </w:r>
+      <w:proofErr w:type="spellEnd"/>
+      <w:r>
+        <w:rPr>
+          <w:rFonts w:ascii="Arial" w:hAnsi="Arial" w:cs="Arial"/>
+          <w:color w:val="000000"/>
+          <w:sz w:val="24"/>
+          <w:szCs w:val="24"/>
+        </w:rPr>
+        <w:t>.</w:t>
       </w:r>
     </w:p>
     <w:p>
       <w:pPr>
-        <w:framePr w:w="10313" w:h="8416" w:hRule="exact" w:wrap="auto" w:vAnchor="page" w:hAnchor="page" w:x="736" w:y="4186"/>
+        <w:framePr w:w="10313" w:h="7376" w:hRule="exact" w:wrap="auto" w:vAnchor="page" w:hAnchor="page" w:x="736" w:y="4186"/>
         <w:widowControl w:val="0"/>
         <w:tabs>
           <w:tab w:val="left" w:pos="360"/>
@@ -1404,7 +2469,7 @@
     </w:p>
     <w:p>
       <w:pPr>
-        <w:framePr w:w="10313" w:h="8416" w:hRule="exact" w:wrap="auto" w:vAnchor="page" w:hAnchor="page" w:x="736" w:y="4186"/>
+        <w:framePr w:w="10313" w:h="7376" w:hRule="exact" w:wrap="auto" w:vAnchor="page" w:hAnchor="page" w:x="736" w:y="4186"/>
         <w:widowControl w:val="0"/>
         <w:tabs>
           <w:tab w:val="left" w:pos="360"/>
@@ -1467,8 +2532,148 @@
           <w:szCs w:val="24"/>
         </w:rPr>
         <w:tab/>
-        <w:t>Instalarea a fost efectuata de tehnicianul: {Tehnician}, avand legitimatia nr {</w:t>
-      </w:r>
+      </w:r>
+      <w:proofErr w:type="spellStart"/>
+      <w:r>
+        <w:rPr>
+          <w:rFonts w:ascii="Arial" w:hAnsi="Arial" w:cs="Arial"/>
+          <w:color w:val="000000"/>
+          <w:sz w:val="24"/>
+          <w:szCs w:val="24"/>
+        </w:rPr>
+        <w:t>Instalarea</w:t>
+      </w:r>
+      <w:proofErr w:type="spellEnd"/>
+      <w:r>
+        <w:rPr>
+          <w:rFonts w:ascii="Arial" w:hAnsi="Arial" w:cs="Arial"/>
+          <w:color w:val="000000"/>
+          <w:sz w:val="24"/>
+          <w:szCs w:val="24"/>
+        </w:rPr>
+        <w:t xml:space="preserve"> a </w:t>
+      </w:r>
+      <w:proofErr w:type="spellStart"/>
+      <w:r>
+        <w:rPr>
+          <w:rFonts w:ascii="Arial" w:hAnsi="Arial" w:cs="Arial"/>
+          <w:color w:val="000000"/>
+          <w:sz w:val="24"/>
+          <w:szCs w:val="24"/>
+        </w:rPr>
+        <w:t>fost</w:t>
+      </w:r>
+      <w:proofErr w:type="spellEnd"/>
+      <w:r>
+        <w:rPr>
+          <w:rFonts w:ascii="Arial" w:hAnsi="Arial" w:cs="Arial"/>
+          <w:color w:val="000000"/>
+          <w:sz w:val="24"/>
+          <w:szCs w:val="24"/>
+        </w:rPr>
+        <w:t xml:space="preserve"> </w:t>
+      </w:r>
+      <w:proofErr w:type="spellStart"/>
+      <w:r>
+        <w:rPr>
+          <w:rFonts w:ascii="Arial" w:hAnsi="Arial" w:cs="Arial"/>
+          <w:color w:val="000000"/>
+          <w:sz w:val="24"/>
+          <w:szCs w:val="24"/>
+        </w:rPr>
+        <w:t>efectuata</w:t>
+      </w:r>
+      <w:proofErr w:type="spellEnd"/>
+      <w:r>
+        <w:rPr>
+          <w:rFonts w:ascii="Arial" w:hAnsi="Arial" w:cs="Arial"/>
+          <w:color w:val="000000"/>
+          <w:sz w:val="24"/>
+          <w:szCs w:val="24"/>
+        </w:rPr>
+        <w:t xml:space="preserve"> de </w:t>
+      </w:r>
+      <w:proofErr w:type="spellStart"/>
+      <w:r>
+        <w:rPr>
+          <w:rFonts w:ascii="Arial" w:hAnsi="Arial" w:cs="Arial"/>
+          <w:color w:val="000000"/>
+          <w:sz w:val="24"/>
+          <w:szCs w:val="24"/>
+        </w:rPr>
+        <w:t>tehnicianul</w:t>
+      </w:r>
+      <w:proofErr w:type="spellEnd"/>
+      <w:r>
+        <w:rPr>
+          <w:rFonts w:ascii="Arial" w:hAnsi="Arial" w:cs="Arial"/>
+          <w:color w:val="000000"/>
+          <w:sz w:val="24"/>
+          <w:szCs w:val="24"/>
+        </w:rPr>
+        <w:t>: {</w:t>
+      </w:r>
+      <w:proofErr w:type="spellStart"/>
+      <w:r>
+        <w:rPr>
+          <w:rFonts w:ascii="Arial" w:hAnsi="Arial" w:cs="Arial"/>
+          <w:color w:val="000000"/>
+          <w:sz w:val="24"/>
+          <w:szCs w:val="24"/>
+        </w:rPr>
+        <w:t>Tehnician</w:t>
+      </w:r>
+      <w:proofErr w:type="spellEnd"/>
+      <w:r>
+        <w:rPr>
+          <w:rFonts w:ascii="Arial" w:hAnsi="Arial" w:cs="Arial"/>
+          <w:color w:val="000000"/>
+          <w:sz w:val="24"/>
+          <w:szCs w:val="24"/>
+        </w:rPr>
+        <w:t xml:space="preserve">}, </w:t>
+      </w:r>
+      <w:proofErr w:type="spellStart"/>
+      <w:r>
+        <w:rPr>
+          <w:rFonts w:ascii="Arial" w:hAnsi="Arial" w:cs="Arial"/>
+          <w:color w:val="000000"/>
+          <w:sz w:val="24"/>
+          <w:szCs w:val="24"/>
+        </w:rPr>
+        <w:t>avand</w:t>
+      </w:r>
+      <w:proofErr w:type="spellEnd"/>
+      <w:r>
+        <w:rPr>
+          <w:rFonts w:ascii="Arial" w:hAnsi="Arial" w:cs="Arial"/>
+          <w:color w:val="000000"/>
+          <w:sz w:val="24"/>
+          <w:szCs w:val="24"/>
+        </w:rPr>
+        <w:t xml:space="preserve"> </w:t>
+      </w:r>
+      <w:proofErr w:type="spellStart"/>
+      <w:r>
+        <w:rPr>
+          <w:rFonts w:ascii="Arial" w:hAnsi="Arial" w:cs="Arial"/>
+          <w:color w:val="000000"/>
+          <w:sz w:val="24"/>
+          <w:szCs w:val="24"/>
+        </w:rPr>
+        <w:t>legitimatia</w:t>
+      </w:r>
+      <w:proofErr w:type="spellEnd"/>
+      <w:r>
+        <w:rPr>
+          <w:rFonts w:ascii="Arial" w:hAnsi="Arial" w:cs="Arial"/>
+          <w:color w:val="000000"/>
+          <w:sz w:val="24"/>
+          <w:szCs w:val="24"/>
+        </w:rPr>
+        <w:t xml:space="preserve"> nr {</w:t>
+      </w:r>
+      <w:proofErr w:type="spellStart"/>
       <w:r>
         <w:rPr>
           <w:rFonts w:ascii="Arial" w:hAnsi="Arial" w:cs="Arial"/>
@@ -1485,30 +2690,240 @@
           <w:sz w:val="24"/>
           <w:szCs w:val="24"/>
         </w:rPr>
-        <w:t xml:space="preserve">egitimatie}, numarul de identificare </w:t>
-      </w:r>
-      <w:r>
-        <w:rPr>
-          <w:rFonts w:ascii="Arial" w:hAnsi="Arial" w:cs="Arial"/>
-          <w:color w:val="000000"/>
-          <w:sz w:val="24"/>
-          <w:szCs w:val="24"/>
-        </w:rPr>
-        <w:t>{Sigiliu}</w:t>
-      </w:r>
-      <w:r>
-        <w:rPr>
-          <w:rFonts w:ascii="Arial" w:hAnsi="Arial" w:cs="Arial"/>
-          <w:color w:val="000000"/>
-          <w:sz w:val="24"/>
-          <w:szCs w:val="24"/>
-        </w:rPr>
-        <w:t xml:space="preserve"> de la unitatea service SC SECRET DATA SRL, avand sediul in Judetul / sectorul SATU MARE, strada AVRAM IANCU, nr. 17, cod fiscal RO9740584, telefon: 0261.768.038</w:t>
+        <w:t>egitimatie</w:t>
+      </w:r>
+      <w:proofErr w:type="spellEnd"/>
+      <w:r>
+        <w:rPr>
+          <w:rFonts w:ascii="Arial" w:hAnsi="Arial" w:cs="Arial"/>
+          <w:color w:val="000000"/>
+          <w:sz w:val="24"/>
+          <w:szCs w:val="24"/>
+        </w:rPr>
+        <w:t xml:space="preserve">}, </w:t>
+      </w:r>
+      <w:proofErr w:type="spellStart"/>
+      <w:r>
+        <w:rPr>
+          <w:rFonts w:ascii="Arial" w:hAnsi="Arial" w:cs="Arial"/>
+          <w:color w:val="000000"/>
+          <w:sz w:val="24"/>
+          <w:szCs w:val="24"/>
+        </w:rPr>
+        <w:t>numarul</w:t>
+      </w:r>
+      <w:proofErr w:type="spellEnd"/>
+      <w:r>
+        <w:rPr>
+          <w:rFonts w:ascii="Arial" w:hAnsi="Arial" w:cs="Arial"/>
+          <w:color w:val="000000"/>
+          <w:sz w:val="24"/>
+          <w:szCs w:val="24"/>
+        </w:rPr>
+        <w:t xml:space="preserve"> de </w:t>
+      </w:r>
+      <w:proofErr w:type="spellStart"/>
+      <w:r>
+        <w:rPr>
+          <w:rFonts w:ascii="Arial" w:hAnsi="Arial" w:cs="Arial"/>
+          <w:color w:val="000000"/>
+          <w:sz w:val="24"/>
+          <w:szCs w:val="24"/>
+        </w:rPr>
+        <w:t>identificare</w:t>
+      </w:r>
+      <w:proofErr w:type="spellEnd"/>
+      <w:r>
+        <w:rPr>
+          <w:rFonts w:ascii="Arial" w:hAnsi="Arial" w:cs="Arial"/>
+          <w:color w:val="000000"/>
+          <w:sz w:val="24"/>
+          <w:szCs w:val="24"/>
+        </w:rPr>
+        <w:t xml:space="preserve"> </w:t>
+      </w:r>
+      <w:r>
+        <w:rPr>
+          <w:rFonts w:ascii="Arial" w:hAnsi="Arial" w:cs="Arial"/>
+          <w:color w:val="000000"/>
+          <w:sz w:val="24"/>
+          <w:szCs w:val="24"/>
+        </w:rPr>
+        <w:t>{</w:t>
+      </w:r>
+      <w:proofErr w:type="spellStart"/>
+      <w:r>
+        <w:rPr>
+          <w:rFonts w:ascii="Arial" w:hAnsi="Arial" w:cs="Arial"/>
+          <w:color w:val="000000"/>
+          <w:sz w:val="24"/>
+          <w:szCs w:val="24"/>
+        </w:rPr>
+        <w:t>Sigiliu</w:t>
+      </w:r>
+      <w:proofErr w:type="spellEnd"/>
+      <w:r>
+        <w:rPr>
+          <w:rFonts w:ascii="Arial" w:hAnsi="Arial" w:cs="Arial"/>
+          <w:color w:val="000000"/>
+          <w:sz w:val="24"/>
+          <w:szCs w:val="24"/>
+        </w:rPr>
+        <w:t>}</w:t>
+      </w:r>
+      <w:r>
+        <w:rPr>
+          <w:rFonts w:ascii="Arial" w:hAnsi="Arial" w:cs="Arial"/>
+          <w:color w:val="000000"/>
+          <w:sz w:val="24"/>
+          <w:szCs w:val="24"/>
+        </w:rPr>
+        <w:t xml:space="preserve"> de la </w:t>
+      </w:r>
+      <w:proofErr w:type="spellStart"/>
+      <w:r>
+        <w:rPr>
+          <w:rFonts w:ascii="Arial" w:hAnsi="Arial" w:cs="Arial"/>
+          <w:color w:val="000000"/>
+          <w:sz w:val="24"/>
+          <w:szCs w:val="24"/>
+        </w:rPr>
+        <w:t>unitatea</w:t>
+      </w:r>
+      <w:proofErr w:type="spellEnd"/>
+      <w:r>
+        <w:rPr>
+          <w:rFonts w:ascii="Arial" w:hAnsi="Arial" w:cs="Arial"/>
+          <w:color w:val="000000"/>
+          <w:sz w:val="24"/>
+          <w:szCs w:val="24"/>
+        </w:rPr>
+        <w:t xml:space="preserve"> service SC SECRET DATA SRL, </w:t>
+      </w:r>
+      <w:proofErr w:type="spellStart"/>
+      <w:r>
+        <w:rPr>
+          <w:rFonts w:ascii="Arial" w:hAnsi="Arial" w:cs="Arial"/>
+          <w:color w:val="000000"/>
+          <w:sz w:val="24"/>
+          <w:szCs w:val="24"/>
+        </w:rPr>
+        <w:t>avand</w:t>
+      </w:r>
+      <w:proofErr w:type="spellEnd"/>
+      <w:r>
+        <w:rPr>
+          <w:rFonts w:ascii="Arial" w:hAnsi="Arial" w:cs="Arial"/>
+          <w:color w:val="000000"/>
+          <w:sz w:val="24"/>
+          <w:szCs w:val="24"/>
+        </w:rPr>
+        <w:t xml:space="preserve"> </w:t>
+      </w:r>
+      <w:proofErr w:type="spellStart"/>
+      <w:r>
+        <w:rPr>
+          <w:rFonts w:ascii="Arial" w:hAnsi="Arial" w:cs="Arial"/>
+          <w:color w:val="000000"/>
+          <w:sz w:val="24"/>
+          <w:szCs w:val="24"/>
+        </w:rPr>
+        <w:t>sediul</w:t>
+      </w:r>
+      <w:proofErr w:type="spellEnd"/>
+      <w:r>
+        <w:rPr>
+          <w:rFonts w:ascii="Arial" w:hAnsi="Arial" w:cs="Arial"/>
+          <w:color w:val="000000"/>
+          <w:sz w:val="24"/>
+          <w:szCs w:val="24"/>
+        </w:rPr>
+        <w:t xml:space="preserve"> in </w:t>
+      </w:r>
+      <w:proofErr w:type="spellStart"/>
+      <w:r>
+        <w:rPr>
+          <w:rFonts w:ascii="Arial" w:hAnsi="Arial" w:cs="Arial"/>
+          <w:color w:val="000000"/>
+          <w:sz w:val="24"/>
+          <w:szCs w:val="24"/>
+        </w:rPr>
+        <w:t>Judetul</w:t>
+      </w:r>
+      <w:proofErr w:type="spellEnd"/>
+      <w:r>
+        <w:rPr>
+          <w:rFonts w:ascii="Arial" w:hAnsi="Arial" w:cs="Arial"/>
+          <w:color w:val="000000"/>
+          <w:sz w:val="24"/>
+          <w:szCs w:val="24"/>
+        </w:rPr>
+        <w:t xml:space="preserve"> / </w:t>
+      </w:r>
+      <w:proofErr w:type="spellStart"/>
+      <w:r>
+        <w:rPr>
+          <w:rFonts w:ascii="Arial" w:hAnsi="Arial" w:cs="Arial"/>
+          <w:color w:val="000000"/>
+          <w:sz w:val="24"/>
+          <w:szCs w:val="24"/>
+        </w:rPr>
+        <w:t>sectorul</w:t>
+      </w:r>
+      <w:proofErr w:type="spellEnd"/>
+      <w:r>
+        <w:rPr>
+          <w:rFonts w:ascii="Arial" w:hAnsi="Arial" w:cs="Arial"/>
+          <w:color w:val="000000"/>
+          <w:sz w:val="24"/>
+          <w:szCs w:val="24"/>
+        </w:rPr>
+        <w:t xml:space="preserve"> SATU MARE, </w:t>
+      </w:r>
+      <w:proofErr w:type="spellStart"/>
+      <w:r>
+        <w:rPr>
+          <w:rFonts w:ascii="Arial" w:hAnsi="Arial" w:cs="Arial"/>
+          <w:color w:val="000000"/>
+          <w:sz w:val="24"/>
+          <w:szCs w:val="24"/>
+        </w:rPr>
+        <w:t>strada</w:t>
+      </w:r>
+      <w:proofErr w:type="spellEnd"/>
+      <w:r>
+        <w:rPr>
+          <w:rFonts w:ascii="Arial" w:hAnsi="Arial" w:cs="Arial"/>
+          <w:color w:val="000000"/>
+          <w:sz w:val="24"/>
+          <w:szCs w:val="24"/>
+        </w:rPr>
+        <w:t xml:space="preserve"> AVRAM IANCU, nr. 17, cod fiscal RO9740584, </w:t>
+      </w:r>
+      <w:proofErr w:type="spellStart"/>
+      <w:r>
+        <w:rPr>
+          <w:rFonts w:ascii="Arial" w:hAnsi="Arial" w:cs="Arial"/>
+          <w:color w:val="000000"/>
+          <w:sz w:val="24"/>
+          <w:szCs w:val="24"/>
+        </w:rPr>
+        <w:t>telefon</w:t>
+      </w:r>
+      <w:proofErr w:type="spellEnd"/>
+      <w:r>
+        <w:rPr>
+          <w:rFonts w:ascii="Arial" w:hAnsi="Arial" w:cs="Arial"/>
+          <w:color w:val="000000"/>
+          <w:sz w:val="24"/>
+          <w:szCs w:val="24"/>
+        </w:rPr>
+        <w:t>: 0261.768.038</w:t>
       </w:r>
     </w:p>
     <w:p>
       <w:pPr>
-        <w:framePr w:w="4470" w:h="1170" w:hRule="exact" w:wrap="auto" w:vAnchor="page" w:hAnchor="page" w:x="733" w:y="13153"/>
+        <w:framePr w:w="4470" w:h="1170" w:hRule="exact" w:wrap="auto" w:vAnchor="page" w:hAnchor="page" w:x="884" w:y="12339"/>
         <w:widowControl w:val="0"/>
         <w:tabs>
           <w:tab w:val="left" w:pos="360"/>
@@ -1535,6 +2950,7 @@
           <w:szCs w:val="24"/>
         </w:rPr>
       </w:pPr>
+      <w:proofErr w:type="spellStart"/>
       <w:r>
         <w:rPr>
           <w:rFonts w:ascii="Arial" w:hAnsi="Arial" w:cs="Arial"/>
@@ -1542,12 +2958,22 @@
           <w:sz w:val="23"/>
           <w:szCs w:val="24"/>
         </w:rPr>
-        <w:t>Societatea comerciala</w:t>
+        <w:t>Societatea</w:t>
+      </w:r>
+      <w:proofErr w:type="spellEnd"/>
+      <w:r>
+        <w:rPr>
+          <w:rFonts w:ascii="Arial" w:hAnsi="Arial" w:cs="Arial"/>
+          <w:color w:val="000000"/>
+          <w:sz w:val="23"/>
+          <w:szCs w:val="24"/>
+        </w:rPr>
+        <w:t xml:space="preserve"> comerciala</w:t>
       </w:r>
     </w:p>
     <w:p>
       <w:pPr>
-        <w:framePr w:w="4470" w:h="1170" w:hRule="exact" w:wrap="auto" w:vAnchor="page" w:hAnchor="page" w:x="733" w:y="13153"/>
+        <w:framePr w:w="4470" w:h="1170" w:hRule="exact" w:wrap="auto" w:vAnchor="page" w:hAnchor="page" w:x="884" w:y="12339"/>
         <w:widowControl w:val="0"/>
         <w:tabs>
           <w:tab w:val="left" w:pos="360"/>
@@ -1577,7 +3003,7 @@
     </w:p>
     <w:p>
       <w:pPr>
-        <w:framePr w:w="4470" w:h="1170" w:hRule="exact" w:wrap="auto" w:vAnchor="page" w:hAnchor="page" w:x="733" w:y="13153"/>
+        <w:framePr w:w="4470" w:h="1170" w:hRule="exact" w:wrap="auto" w:vAnchor="page" w:hAnchor="page" w:x="884" w:y="12339"/>
         <w:widowControl w:val="0"/>
         <w:tabs>
           <w:tab w:val="left" w:pos="360"/>
@@ -1604,6 +3030,7 @@
           <w:szCs w:val="24"/>
         </w:rPr>
       </w:pPr>
+      <w:proofErr w:type="spellStart"/>
       <w:r>
         <w:rPr>
           <w:rFonts w:ascii="Arial" w:hAnsi="Arial" w:cs="Arial"/>
@@ -1613,10 +3040,11 @@
         </w:rPr>
         <w:t>Semnatura</w:t>
       </w:r>
+      <w:proofErr w:type="spellEnd"/>
     </w:p>
     <w:p>
       <w:pPr>
-        <w:framePr w:w="4470" w:h="1170" w:hRule="exact" w:wrap="auto" w:vAnchor="page" w:hAnchor="page" w:x="733" w:y="13153"/>
+        <w:framePr w:w="4470" w:h="1170" w:hRule="exact" w:wrap="auto" w:vAnchor="page" w:hAnchor="page" w:x="884" w:y="12339"/>
         <w:widowControl w:val="0"/>
         <w:tabs>
           <w:tab w:val="left" w:pos="360"/>
@@ -1655,7 +3083,7 @@
     </w:p>
     <w:p>
       <w:pPr>
-        <w:framePr w:w="4470" w:h="1170" w:hRule="exact" w:wrap="auto" w:vAnchor="page" w:hAnchor="page" w:x="6924" w:y="13118"/>
+        <w:framePr w:w="4157" w:h="1921" w:hRule="exact" w:wrap="auto" w:vAnchor="page" w:hAnchor="page" w:x="7158" w:y="12295"/>
         <w:widowControl w:val="0"/>
         <w:tabs>
           <w:tab w:val="left" w:pos="360"/>
@@ -1682,6 +3110,7 @@
           <w:szCs w:val="24"/>
         </w:rPr>
       </w:pPr>
+      <w:proofErr w:type="spellStart"/>
       <w:r>
         <w:rPr>
           <w:rFonts w:ascii="Arial" w:hAnsi="Arial" w:cs="Arial"/>
@@ -1689,12 +3118,22 @@
           <w:sz w:val="23"/>
           <w:szCs w:val="24"/>
         </w:rPr>
-        <w:t>Unitatea de service</w:t>
+        <w:t>Unitatea</w:t>
+      </w:r>
+      <w:proofErr w:type="spellEnd"/>
+      <w:r>
+        <w:rPr>
+          <w:rFonts w:ascii="Arial" w:hAnsi="Arial" w:cs="Arial"/>
+          <w:color w:val="000000"/>
+          <w:sz w:val="23"/>
+          <w:szCs w:val="24"/>
+        </w:rPr>
+        <w:t xml:space="preserve"> de service</w:t>
       </w:r>
     </w:p>
     <w:p>
       <w:pPr>
-        <w:framePr w:w="4470" w:h="1170" w:hRule="exact" w:wrap="auto" w:vAnchor="page" w:hAnchor="page" w:x="6924" w:y="13118"/>
+        <w:framePr w:w="4157" w:h="1921" w:hRule="exact" w:wrap="auto" w:vAnchor="page" w:hAnchor="page" w:x="7158" w:y="12295"/>
         <w:widowControl w:val="0"/>
         <w:tabs>
           <w:tab w:val="left" w:pos="360"/>
@@ -1724,7 +3163,7 @@
     </w:p>
     <w:p>
       <w:pPr>
-        <w:framePr w:w="4470" w:h="1170" w:hRule="exact" w:wrap="auto" w:vAnchor="page" w:hAnchor="page" w:x="6924" w:y="13118"/>
+        <w:framePr w:w="4157" w:h="1921" w:hRule="exact" w:wrap="auto" w:vAnchor="page" w:hAnchor="page" w:x="7158" w:y="12295"/>
         <w:widowControl w:val="0"/>
         <w:tabs>
           <w:tab w:val="left" w:pos="360"/>
@@ -1758,12 +3197,32 @@
           <w:sz w:val="23"/>
           <w:szCs w:val="24"/>
         </w:rPr>
+        <w:t>{</w:t>
+      </w:r>
+      <w:proofErr w:type="spellStart"/>
+      <w:r>
+        <w:rPr>
+          <w:rFonts w:ascii="Arial" w:hAnsi="Arial" w:cs="Arial"/>
+          <w:color w:val="000000"/>
+          <w:sz w:val="23"/>
+          <w:szCs w:val="24"/>
+        </w:rPr>
         <w:t>Semnatura</w:t>
+      </w:r>
+      <w:proofErr w:type="spellEnd"/>
+      <w:r>
+        <w:rPr>
+          <w:rFonts w:ascii="Arial" w:hAnsi="Arial" w:cs="Arial"/>
+          <w:color w:val="000000"/>
+          <w:sz w:val="23"/>
+          <w:szCs w:val="24"/>
+        </w:rPr>
+        <w:t>}</w:t>
       </w:r>
     </w:p>
     <w:p>
       <w:pPr>
-        <w:framePr w:w="4470" w:h="1170" w:hRule="exact" w:wrap="auto" w:vAnchor="page" w:hAnchor="page" w:x="6924" w:y="13118"/>
+        <w:framePr w:w="4157" w:h="1921" w:hRule="exact" w:wrap="auto" w:vAnchor="page" w:hAnchor="page" w:x="7158" w:y="12295"/>
         <w:widowControl w:val="0"/>
         <w:tabs>
           <w:tab w:val="left" w:pos="360"/>
